--- a/ind/docx/008.content.docx
+++ b/ind/docx/008.content.docx
@@ -2655,6 +2655,698 @@
         <w:rPr>
           <w:lang w:val="id_ID" w:bidi="id_ID"/>
         </w:rPr>
+        <w:t>Gandum</w:t>
+      </w:r>
+      <w:r>
+        <w:rPr>
+          <w:lang w:val="id_ID" w:bidi="id_ID"/>
+        </w:rPr>
+      </w:r>
+    </w:p>
+    <w:p>
+      <w:pPr>
+        <w:pStyle w:val="Heading3"/>
+      </w:pPr>
+      <w:r>
+        <w:rPr>
+          <w:lang w:val="id_ID" w:bidi="id_ID"/>
+        </w:rPr>
+        <w:t>Pengertian:</w:t>
+      </w:r>
+    </w:p>
+    <w:p>
+      <w:pPr/>
+      <w:r>
+        <w:rPr>
+          <w:lang w:val="id_ID" w:bidi="id_ID"/>
+        </w:rPr>
+      </w:r>
+      <w:r>
+        <w:rPr>
+          <w:lang w:val="id_ID" w:bidi="id_ID"/>
+        </w:rPr>
+        <w:t>Gandum adalah jenis biji-bijian yang dibudidayakan oleh orang-orang untuk dijadikan makanan. Ketika Alkitab menyebut "biji-bijian" atau "benih," sering kali yang dimaksud adalah biji atau benih gandum.</w:t>
+      </w:r>
+    </w:p>
+    <w:p>
+      <w:pPr>
+        <w:pStyle w:val="ListBullet"/>
+        <w:spacing w:line="240" w:lineRule="auto"/>
+        <w:ind w:left="720"/>
+      </w:pPr>
+      <w:r>
+        <w:rPr>
+          <w:lang w:val="id_ID" w:bidi="id_ID"/>
+        </w:rPr>
+      </w:r>
+      <w:r>
+        <w:rPr>
+          <w:lang w:val="id_ID" w:bidi="id_ID"/>
+        </w:rPr>
+        <w:t>Biji atau butiran gandum tumbuh di bagian atas tanaman gandum.</w:t>
+      </w:r>
+    </w:p>
+    <w:p>
+      <w:pPr>
+        <w:pStyle w:val="ListBullet"/>
+        <w:spacing w:line="240" w:lineRule="auto"/>
+        <w:ind w:left="720"/>
+      </w:pPr>
+      <w:r>
+        <w:rPr>
+          <w:lang w:val="id_ID" w:bidi="id_ID"/>
+        </w:rPr>
+      </w:r>
+      <w:r>
+        <w:rPr>
+          <w:lang w:val="id_ID" w:bidi="id_ID"/>
+        </w:rPr>
+        <w:t>Setelah menuai gandum, biji-bijinya dipisahkan dari batang tanamannya dengan cara dirontokkan. Batang tanaman gandum, yang juga disebut "jerami," sering diletakkan di tanah sebagai alas tidur hewan.</w:t>
+      </w:r>
+    </w:p>
+    <w:p>
+      <w:pPr>
+        <w:pStyle w:val="ListBullet"/>
+        <w:spacing w:line="240" w:lineRule="auto"/>
+        <w:ind w:left="720"/>
+      </w:pPr>
+      <w:r>
+        <w:rPr>
+          <w:lang w:val="id_ID" w:bidi="id_ID"/>
+        </w:rPr>
+      </w:r>
+      <w:r>
+        <w:rPr>
+          <w:lang w:val="id_ID" w:bidi="id_ID"/>
+        </w:rPr>
+        <w:t>Setelah perontokan, sekam yang mengelilingi biji-bijian dipisahkan dari biji dengan cara menampi dan kemudian dibuang.</w:t>
+      </w:r>
+    </w:p>
+    <w:p>
+      <w:pPr>
+        <w:pStyle w:val="ListBullet"/>
+        <w:spacing w:line="240" w:lineRule="auto"/>
+        <w:ind w:left="720"/>
+      </w:pPr>
+      <w:r>
+        <w:rPr>
+          <w:lang w:val="id_ID" w:bidi="id_ID"/>
+        </w:rPr>
+      </w:r>
+      <w:r>
+        <w:rPr>
+          <w:lang w:val="id_ID" w:bidi="id_ID"/>
+        </w:rPr>
+        <w:t>Orang-orang menggiling biji gandum menjadi tepung dan menggunakannya untuk membuat roti.</w:t>
+      </w:r>
+    </w:p>
+    <w:p>
+      <w:pPr/>
+      <w:r>
+        <w:rPr>
+          <w:lang w:val="id_ID" w:bidi="id_ID"/>
+        </w:rPr>
+      </w:r>
+      <w:r>
+        <w:rPr>
+          <w:lang w:val="id_ID" w:bidi="id_ID"/>
+        </w:rPr>
+        <w:t xml:space="preserve">(Lihat juga: </w:t>
+      </w:r>
+      <w:r>
+        <w:rPr>
+          <w:lang w:val="id_ID" w:bidi="id_ID"/>
+        </w:rPr>
+        <w:t>jelai</w:t>
+      </w:r>
+      <w:r>
+        <w:rPr>
+          <w:lang w:val="id_ID" w:bidi="id_ID"/>
+        </w:rPr>
+        <w:t xml:space="preserve">, </w:t>
+      </w:r>
+      <w:r>
+        <w:rPr>
+          <w:lang w:val="id_ID" w:bidi="id_ID"/>
+        </w:rPr>
+        <w:t>sekam</w:t>
+      </w:r>
+      <w:r>
+        <w:rPr>
+          <w:lang w:val="id_ID" w:bidi="id_ID"/>
+        </w:rPr>
+        <w:t xml:space="preserve">, </w:t>
+      </w:r>
+      <w:r>
+        <w:rPr>
+          <w:lang w:val="id_ID" w:bidi="id_ID"/>
+        </w:rPr>
+        <w:t>biji-bijian</w:t>
+      </w:r>
+      <w:r>
+        <w:rPr>
+          <w:lang w:val="id_ID" w:bidi="id_ID"/>
+        </w:rPr>
+        <w:t xml:space="preserve">, </w:t>
+      </w:r>
+      <w:r>
+        <w:rPr>
+          <w:lang w:val="id_ID" w:bidi="id_ID"/>
+        </w:rPr>
+        <w:t>benih</w:t>
+      </w:r>
+      <w:r>
+        <w:rPr>
+          <w:lang w:val="id_ID" w:bidi="id_ID"/>
+        </w:rPr>
+        <w:t xml:space="preserve">, </w:t>
+      </w:r>
+      <w:r>
+        <w:rPr>
+          <w:lang w:val="id_ID" w:bidi="id_ID"/>
+        </w:rPr>
+        <w:t>mengirik</w:t>
+      </w:r>
+      <w:r>
+        <w:rPr>
+          <w:lang w:val="id_ID" w:bidi="id_ID"/>
+        </w:rPr>
+        <w:t xml:space="preserve">, </w:t>
+      </w:r>
+      <w:r>
+        <w:rPr>
+          <w:lang w:val="id_ID" w:bidi="id_ID"/>
+        </w:rPr>
+        <w:t>menampi</w:t>
+      </w:r>
+      <w:r>
+        <w:rPr>
+          <w:lang w:val="id_ID" w:bidi="id_ID"/>
+        </w:rPr>
+        <w:t>)</w:t>
+      </w:r>
+    </w:p>
+    <w:p>
+      <w:pPr>
+        <w:pStyle w:val="Heading3"/>
+      </w:pPr>
+      <w:r>
+        <w:rPr>
+          <w:lang w:val="id_ID" w:bidi="id_ID"/>
+        </w:rPr>
+        <w:t>Referensi Alkitab:</w:t>
+      </w:r>
+    </w:p>
+    <w:p>
+      <w:pPr>
+        <w:pStyle w:val="ListBullet"/>
+        <w:spacing w:line="240" w:lineRule="auto"/>
+        <w:ind w:left="720"/>
+      </w:pPr>
+      <w:r>
+        <w:rPr>
+          <w:lang w:val="id_ID" w:bidi="id_ID"/>
+        </w:rPr>
+      </w:r>
+      <w:hyperlink r:id="rId39">
+        <w:r>
+          <w:rPr>
+            <w:lang w:val="id_ID" w:bidi="id_ID"/>
+          </w:rPr>
+          <w:rPr>
+            <w:color w:val="0000EE"/>
+            <w:u w:val="single"/>
+          </w:rPr>
+          <w:t>Kisah Para Rasul 27:36–38</w:t>
+        </w:r>
+      </w:hyperlink>
+    </w:p>
+    <w:p>
+      <w:pPr>
+        <w:pStyle w:val="ListBullet"/>
+        <w:spacing w:line="240" w:lineRule="auto"/>
+        <w:ind w:left="720"/>
+      </w:pPr>
+      <w:r>
+        <w:rPr>
+          <w:lang w:val="id_ID" w:bidi="id_ID"/>
+        </w:rPr>
+      </w:r>
+      <w:hyperlink r:id="rId40">
+        <w:r>
+          <w:rPr>
+            <w:lang w:val="id_ID" w:bidi="id_ID"/>
+          </w:rPr>
+          <w:rPr>
+            <w:color w:val="0000EE"/>
+            <w:u w:val="single"/>
+          </w:rPr>
+          <w:t>Keluaran 34:21–22</w:t>
+        </w:r>
+      </w:hyperlink>
+    </w:p>
+    <w:p>
+      <w:pPr>
+        <w:pStyle w:val="ListBullet"/>
+        <w:spacing w:line="240" w:lineRule="auto"/>
+        <w:ind w:left="720"/>
+      </w:pPr>
+      <w:r>
+        <w:rPr>
+          <w:lang w:val="id_ID" w:bidi="id_ID"/>
+        </w:rPr>
+      </w:r>
+      <w:hyperlink r:id="rId41">
+        <w:r>
+          <w:rPr>
+            <w:lang w:val="id_ID" w:bidi="id_ID"/>
+          </w:rPr>
+          <w:rPr>
+            <w:color w:val="0000EE"/>
+            <w:u w:val="single"/>
+          </w:rPr>
+          <w:t>Yohanes 12:24</w:t>
+        </w:r>
+      </w:hyperlink>
+    </w:p>
+    <w:p>
+      <w:pPr>
+        <w:pStyle w:val="ListBullet"/>
+        <w:spacing w:line="240" w:lineRule="auto"/>
+        <w:ind w:left="720"/>
+      </w:pPr>
+      <w:r>
+        <w:rPr>
+          <w:lang w:val="id_ID" w:bidi="id_ID"/>
+        </w:rPr>
+      </w:r>
+      <w:hyperlink r:id="rId42">
+        <w:r>
+          <w:rPr>
+            <w:lang w:val="id_ID" w:bidi="id_ID"/>
+          </w:rPr>
+          <w:rPr>
+            <w:color w:val="0000EE"/>
+            <w:u w:val="single"/>
+          </w:rPr>
+          <w:t>Lukas 3:17</w:t>
+        </w:r>
+      </w:hyperlink>
+    </w:p>
+    <w:p>
+      <w:pPr>
+        <w:pStyle w:val="ListBullet"/>
+        <w:spacing w:line="240" w:lineRule="auto"/>
+        <w:ind w:left="720"/>
+      </w:pPr>
+      <w:r>
+        <w:rPr>
+          <w:lang w:val="id_ID" w:bidi="id_ID"/>
+        </w:rPr>
+      </w:r>
+      <w:hyperlink r:id="rId43">
+        <w:r>
+          <w:rPr>
+            <w:lang w:val="id_ID" w:bidi="id_ID"/>
+          </w:rPr>
+          <w:rPr>
+            <w:color w:val="0000EE"/>
+            <w:u w:val="single"/>
+          </w:rPr>
+          <w:t>Matius 3:12</w:t>
+        </w:r>
+      </w:hyperlink>
+    </w:p>
+    <w:p>
+      <w:pPr>
+        <w:pStyle w:val="ListBullet"/>
+        <w:spacing w:line="240" w:lineRule="auto"/>
+        <w:ind w:left="720"/>
+      </w:pPr>
+      <w:r>
+        <w:rPr>
+          <w:lang w:val="id_ID" w:bidi="id_ID"/>
+        </w:rPr>
+      </w:r>
+      <w:hyperlink r:id="rId44">
+        <w:r>
+          <w:rPr>
+            <w:lang w:val="id_ID" w:bidi="id_ID"/>
+          </w:rPr>
+          <w:rPr>
+            <w:color w:val="0000EE"/>
+            <w:u w:val="single"/>
+          </w:rPr>
+          <w:t>Matius 13:26</w:t>
+        </w:r>
+      </w:hyperlink>
+    </w:p>
+    <w:p>
+      <w:pPr>
+        <w:pStyle w:val="Heading3"/>
+      </w:pPr>
+      <w:r>
+        <w:rPr>
+          <w:lang w:val="id_ID" w:bidi="id_ID"/>
+        </w:rPr>
+        <w:t>Data Kata:</w:t>
+      </w:r>
+    </w:p>
+    <w:p>
+      <w:pPr>
+        <w:pStyle w:val="ListBullet"/>
+        <w:spacing w:line="240" w:lineRule="auto"/>
+        <w:ind w:left="720"/>
+      </w:pPr>
+      <w:r>
+        <w:rPr>
+          <w:lang w:val="id_ID" w:bidi="id_ID"/>
+        </w:rPr>
+      </w:r>
+      <w:r>
+        <w:rPr>
+          <w:lang w:val="id_ID" w:bidi="id_ID"/>
+        </w:rPr>
+        <w:t>Strong: H1250, H2406, G46210</w:t>
+      </w:r>
+      <w:r>
+        <w:rPr>
+          <w:lang w:val="id_ID" w:bidi="id_ID"/>
+        </w:rPr>
+      </w:r>
+      <w:r>
+        <w:rPr>
+          <w:lang w:val="id_ID" w:bidi="id_ID"/>
+        </w:rPr>
+      </w:r>
+    </w:p>
+    <w:p>
+      <w:pPr/>
+      <w:r>
+        <w:rPr>
+          <w:lang w:val="id_ID" w:bidi="id_ID"/>
+        </w:rPr>
+      </w:r>
+    </w:p>
+    <w:p>
+      <w:pPr>
+        <w:pStyle w:val="Heading2"/>
+      </w:pPr>
+      <w:r>
+        <w:rPr>
+          <w:lang w:val="id_ID" w:bidi="id_ID"/>
+        </w:rPr>
+        <w:t>Gantung</w:t>
+      </w:r>
+      <w:r>
+        <w:rPr>
+          <w:lang w:val="id_ID" w:bidi="id_ID"/>
+        </w:rPr>
+      </w:r>
+    </w:p>
+    <w:p>
+      <w:pPr>
+        <w:pStyle w:val="Heading3"/>
+      </w:pPr>
+      <w:r>
+        <w:rPr>
+          <w:lang w:val="id_ID" w:bidi="id_ID"/>
+        </w:rPr>
+        <w:t>Pengertian:</w:t>
+      </w:r>
+    </w:p>
+    <w:p>
+      <w:pPr/>
+      <w:r>
+        <w:rPr>
+          <w:lang w:val="id_ID" w:bidi="id_ID"/>
+        </w:rPr>
+      </w:r>
+      <w:r>
+        <w:rPr>
+          <w:lang w:val="id_ID" w:bidi="id_ID"/>
+        </w:rPr>
+        <w:t>Istilah "gantung" berarti menempatkan sesuatu atau seseorang dalam posisi tergantung di atas tanah.</w:t>
+      </w:r>
+    </w:p>
+    <w:p>
+      <w:pPr>
+        <w:pStyle w:val="ListBullet"/>
+        <w:spacing w:line="240" w:lineRule="auto"/>
+        <w:ind w:left="720"/>
+      </w:pPr>
+      <w:r>
+        <w:rPr>
+          <w:lang w:val="id_ID" w:bidi="id_ID"/>
+        </w:rPr>
+      </w:r>
+      <w:r>
+        <w:rPr>
+          <w:lang w:val="id_ID" w:bidi="id_ID"/>
+        </w:rPr>
+        <w:t>Di era modern, hukuman gantung biasanya dilakukan dengan mengikat tali di leher seseorang dan menggantungnya dari objek yang tinggi hingga orang tersebut meninggal. Objek tinggi ini bisa berupa berbagai hal, seperti pohon atau tiang gantungan, yaitu tempat yang dibangun khusus untuk tujuan menggantung seseorang sampai meninggal.</w:t>
+      </w:r>
+    </w:p>
+    <w:p>
+      <w:pPr>
+        <w:pStyle w:val="ListBullet"/>
+        <w:spacing w:line="240" w:lineRule="auto"/>
+        <w:ind w:left="720"/>
+      </w:pPr>
+      <w:r>
+        <w:rPr>
+          <w:lang w:val="id_ID" w:bidi="id_ID"/>
+        </w:rPr>
+      </w:r>
+      <w:r>
+        <w:rPr>
+          <w:lang w:val="id_ID" w:bidi="id_ID"/>
+        </w:rPr>
+        <w:t>Namun, pada zaman Alkitab, budaya kuno mungkin tidak membunuh orang dengan cara digantung dengan cara yang persis sama. Sebagai contoh, Yesus mati ketika tergantung di sebuah salib kayu (kadang-kadang disebut “pohon”), tetapi tidak ada apa pun di leher-Nya. Para prajurit menggantung-Nya dengan memaku tangan (atau pergelangan tangan) dan kaki-Nya di kayu salib.</w:t>
+      </w:r>
+    </w:p>
+    <w:p>
+      <w:pPr>
+        <w:pStyle w:val="ListBullet"/>
+        <w:spacing w:line="240" w:lineRule="auto"/>
+        <w:ind w:left="720"/>
+      </w:pPr>
+      <w:r>
+        <w:rPr>
+          <w:lang w:val="id_ID" w:bidi="id_ID"/>
+        </w:rPr>
+      </w:r>
+      <w:r>
+        <w:rPr>
+          <w:lang w:val="id_ID" w:bidi="id_ID"/>
+        </w:rPr>
+        <w:t>Dalam beberapa budaya kuno, seseorang "digantung" dengan cara menancapkannya pada tiang kayu sehingga dia tergantung di atas tanah dan tidak bisa melarikan diri. Orang tersebut akan dibiarkan di sana hingga meninggal.</w:t>
+      </w:r>
+    </w:p>
+    <w:p>
+      <w:pPr>
+        <w:pStyle w:val="ListBullet"/>
+        <w:spacing w:line="240" w:lineRule="auto"/>
+        <w:ind w:left="720"/>
+      </w:pPr>
+      <w:r>
+        <w:rPr>
+          <w:lang w:val="id_ID" w:bidi="id_ID"/>
+        </w:rPr>
+      </w:r>
+      <w:r>
+        <w:rPr>
+          <w:lang w:val="id_ID" w:bidi="id_ID"/>
+        </w:rPr>
+        <w:t>Untuk banyak referensi tentang kematian dengan cara “digantung” di dalam Alkitab, cara kematian yang spesifik tidak diketahui.</w:t>
+      </w:r>
+    </w:p>
+    <w:p>
+      <w:pPr>
+        <w:pStyle w:val="Heading3"/>
+      </w:pPr>
+      <w:r>
+        <w:rPr>
+          <w:lang w:val="id_ID" w:bidi="id_ID"/>
+        </w:rPr>
+        <w:t>Referensi Alkitab:</w:t>
+      </w:r>
+    </w:p>
+    <w:p>
+      <w:pPr>
+        <w:pStyle w:val="ListBullet"/>
+        <w:spacing w:line="240" w:lineRule="auto"/>
+        <w:ind w:left="720"/>
+      </w:pPr>
+      <w:r>
+        <w:rPr>
+          <w:lang w:val="id_ID" w:bidi="id_ID"/>
+        </w:rPr>
+      </w:r>
+      <w:hyperlink r:id="rId45">
+        <w:r>
+          <w:rPr>
+            <w:lang w:val="id_ID" w:bidi="id_ID"/>
+          </w:rPr>
+          <w:rPr>
+            <w:color w:val="0000EE"/>
+            <w:u w:val="single"/>
+          </w:rPr>
+          <w:t>2 Samuel 17:23</w:t>
+        </w:r>
+      </w:hyperlink>
+    </w:p>
+    <w:p>
+      <w:pPr>
+        <w:pStyle w:val="ListBullet"/>
+        <w:spacing w:line="240" w:lineRule="auto"/>
+        <w:ind w:left="720"/>
+      </w:pPr>
+      <w:r>
+        <w:rPr>
+          <w:lang w:val="id_ID" w:bidi="id_ID"/>
+        </w:rPr>
+      </w:r>
+      <w:hyperlink r:id="rId46">
+        <w:r>
+          <w:rPr>
+            <w:lang w:val="id_ID" w:bidi="id_ID"/>
+          </w:rPr>
+          <w:rPr>
+            <w:color w:val="0000EE"/>
+            <w:u w:val="single"/>
+          </w:rPr>
+          <w:t>Kisah Para Rasul 10:39</w:t>
+        </w:r>
+      </w:hyperlink>
+    </w:p>
+    <w:p>
+      <w:pPr>
+        <w:pStyle w:val="ListBullet"/>
+        <w:spacing w:line="240" w:lineRule="auto"/>
+        <w:ind w:left="720"/>
+      </w:pPr>
+      <w:r>
+        <w:rPr>
+          <w:lang w:val="id_ID" w:bidi="id_ID"/>
+        </w:rPr>
+      </w:r>
+      <w:hyperlink r:id="rId47">
+        <w:r>
+          <w:rPr>
+            <w:lang w:val="id_ID" w:bidi="id_ID"/>
+          </w:rPr>
+          <w:rPr>
+            <w:color w:val="0000EE"/>
+            <w:u w:val="single"/>
+          </w:rPr>
+          <w:t>Galatia 3:13</w:t>
+        </w:r>
+      </w:hyperlink>
+    </w:p>
+    <w:p>
+      <w:pPr>
+        <w:pStyle w:val="ListBullet"/>
+        <w:spacing w:line="240" w:lineRule="auto"/>
+        <w:ind w:left="720"/>
+      </w:pPr>
+      <w:r>
+        <w:rPr>
+          <w:lang w:val="id_ID" w:bidi="id_ID"/>
+        </w:rPr>
+      </w:r>
+      <w:hyperlink r:id="rId48">
+        <w:r>
+          <w:rPr>
+            <w:lang w:val="id_ID" w:bidi="id_ID"/>
+          </w:rPr>
+          <w:rPr>
+            <w:color w:val="0000EE"/>
+            <w:u w:val="single"/>
+          </w:rPr>
+          <w:t>Kejadian 40:22</w:t>
+        </w:r>
+      </w:hyperlink>
+    </w:p>
+    <w:p>
+      <w:pPr>
+        <w:pStyle w:val="ListBullet"/>
+        <w:spacing w:line="240" w:lineRule="auto"/>
+        <w:ind w:left="720"/>
+      </w:pPr>
+      <w:r>
+        <w:rPr>
+          <w:lang w:val="id_ID" w:bidi="id_ID"/>
+        </w:rPr>
+      </w:r>
+      <w:hyperlink r:id="rId49">
+        <w:r>
+          <w:rPr>
+            <w:lang w:val="id_ID" w:bidi="id_ID"/>
+          </w:rPr>
+          <w:rPr>
+            <w:color w:val="0000EE"/>
+            <w:u w:val="single"/>
+          </w:rPr>
+          <w:t>Matius 27:3–5</w:t>
+        </w:r>
+      </w:hyperlink>
+    </w:p>
+    <w:p>
+      <w:pPr>
+        <w:pStyle w:val="Heading3"/>
+      </w:pPr>
+      <w:r>
+        <w:rPr>
+          <w:lang w:val="id_ID" w:bidi="id_ID"/>
+        </w:rPr>
+        <w:t>Data Kata:</w:t>
+      </w:r>
+    </w:p>
+    <w:p>
+      <w:pPr>
+        <w:pStyle w:val="ListBullet"/>
+        <w:spacing w:line="240" w:lineRule="auto"/>
+        <w:ind w:left="720"/>
+      </w:pPr>
+      <w:r>
+        <w:rPr>
+          <w:lang w:val="id_ID" w:bidi="id_ID"/>
+        </w:rPr>
+      </w:r>
+      <w:r>
+        <w:rPr>
+          <w:lang w:val="id_ID" w:bidi="id_ID"/>
+        </w:rPr>
+        <w:t>Strong: H2614, H3363, H8518, G05190</w:t>
+      </w:r>
+      <w:r>
+        <w:rPr>
+          <w:lang w:val="id_ID" w:bidi="id_ID"/>
+        </w:rPr>
+      </w:r>
+      <w:r>
+        <w:rPr>
+          <w:lang w:val="id_ID" w:bidi="id_ID"/>
+        </w:rPr>
+      </w:r>
+    </w:p>
+    <w:p>
+      <w:pPr/>
+      <w:r>
+        <w:rPr>
+          <w:lang w:val="id_ID" w:bidi="id_ID"/>
+        </w:rPr>
+      </w:r>
+    </w:p>
+    <w:p>
+      <w:pPr>
+        <w:pStyle w:val="Heading2"/>
+      </w:pPr>
+      <w:r>
+        <w:rPr>
+          <w:lang w:val="id_ID" w:bidi="id_ID"/>
+        </w:rPr>
         <w:t>Gat</w:t>
       </w:r>
       <w:r>
@@ -2882,7 +3574,7 @@
           <w:lang w:val="id_ID" w:bidi="id_ID"/>
         </w:rPr>
       </w:r>
-      <w:hyperlink r:id="rId39">
+      <w:hyperlink r:id="rId50">
         <w:r>
           <w:rPr>
             <w:lang w:val="id_ID" w:bidi="id_ID"/>
@@ -2906,7 +3598,7 @@
           <w:lang w:val="id_ID" w:bidi="id_ID"/>
         </w:rPr>
       </w:r>
-      <w:hyperlink r:id="rId40">
+      <w:hyperlink r:id="rId51">
         <w:r>
           <w:rPr>
             <w:lang w:val="id_ID" w:bidi="id_ID"/>
@@ -2930,7 +3622,7 @@
           <w:lang w:val="id_ID" w:bidi="id_ID"/>
         </w:rPr>
       </w:r>
-      <w:hyperlink r:id="rId41">
+      <w:hyperlink r:id="rId52">
         <w:r>
           <w:rPr>
             <w:lang w:val="id_ID" w:bidi="id_ID"/>
@@ -3255,7 +3947,7 @@
           <w:lang w:val="id_ID" w:bidi="id_ID"/>
         </w:rPr>
       </w:r>
-      <w:hyperlink r:id="rId42">
+      <w:hyperlink r:id="rId53">
         <w:r>
           <w:rPr>
             <w:lang w:val="id_ID" w:bidi="id_ID"/>
@@ -3279,7 +3971,7 @@
           <w:lang w:val="id_ID" w:bidi="id_ID"/>
         </w:rPr>
       </w:r>
-      <w:hyperlink r:id="rId43">
+      <w:hyperlink r:id="rId54">
         <w:r>
           <w:rPr>
             <w:lang w:val="id_ID" w:bidi="id_ID"/>
@@ -3365,6 +4057,763 @@
         <w:rPr>
           <w:lang w:val="id_ID" w:bidi="id_ID"/>
         </w:rPr>
+        <w:t>Gembala</w:t>
+      </w:r>
+      <w:r>
+        <w:rPr>
+          <w:lang w:val="id_ID" w:bidi="id_ID"/>
+        </w:rPr>
+      </w:r>
+    </w:p>
+    <w:p>
+      <w:pPr>
+        <w:pStyle w:val="Heading3"/>
+      </w:pPr>
+      <w:r>
+        <w:rPr>
+          <w:lang w:val="id_ID" w:bidi="id_ID"/>
+        </w:rPr>
+        <w:t>Pengertian:</w:t>
+      </w:r>
+    </w:p>
+    <w:p>
+      <w:pPr/>
+      <w:r>
+        <w:rPr>
+          <w:lang w:val="id_ID" w:bidi="id_ID"/>
+        </w:rPr>
+      </w:r>
+      <w:r>
+        <w:rPr>
+          <w:lang w:val="id_ID" w:bidi="id_ID"/>
+        </w:rPr>
+        <w:t>Seorang "gembala" adalah orang yang merawat domba. Dalam Perjanjian Lama, istilah ini juga dapat merujuk pada "penggembala" yang merawat jenis ternak domestik lainnya seperti kambing atau sapi.</w:t>
+      </w:r>
+    </w:p>
+    <w:p>
+      <w:pPr>
+        <w:pStyle w:val="ListBullet"/>
+        <w:spacing w:line="240" w:lineRule="auto"/>
+        <w:ind w:left="720"/>
+      </w:pPr>
+      <w:r>
+        <w:rPr>
+          <w:lang w:val="id_ID" w:bidi="id_ID"/>
+        </w:rPr>
+      </w:r>
+      <w:r>
+        <w:rPr>
+          <w:lang w:val="id_ID" w:bidi="id_ID"/>
+        </w:rPr>
+        <w:t>Sebagai kata kerja, istilah "menggembalakan" berarti memimpin domba (atau ternak lainnya) ke tempat-tempat di mana terdapat makanan dan air yang baik, melindungi kawanan domba dari binatang buas, mencegah mereka tersesat, serta melakukan tugas lain yang diperlukan untuk menjaga ternak tetap hidup dan sehat.</w:t>
+      </w:r>
+    </w:p>
+    <w:p>
+      <w:pPr>
+        <w:pStyle w:val="ListBullet"/>
+        <w:spacing w:line="240" w:lineRule="auto"/>
+        <w:ind w:left="720"/>
+      </w:pPr>
+      <w:r>
+        <w:rPr>
+          <w:lang w:val="id_ID" w:bidi="id_ID"/>
+        </w:rPr>
+      </w:r>
+      <w:r>
+        <w:rPr>
+          <w:lang w:val="id_ID" w:bidi="id_ID"/>
+        </w:rPr>
+        <w:t>Dalam Alkitab, istilah ini sering digunakan secara kiasan untuk merujuk pada pemenuhan kebutuhan orang-orang (tidak hanya hewan), baik secara fisik maupun spiritual.</w:t>
+      </w:r>
+    </w:p>
+    <w:p>
+      <w:pPr>
+        <w:pStyle w:val="ListBullet"/>
+        <w:spacing w:line="240" w:lineRule="auto"/>
+        <w:ind w:left="720"/>
+      </w:pPr>
+      <w:r>
+        <w:rPr>
+          <w:lang w:val="id_ID" w:bidi="id_ID"/>
+        </w:rPr>
+      </w:r>
+      <w:r>
+        <w:rPr>
+          <w:lang w:val="id_ID" w:bidi="id_ID"/>
+        </w:rPr>
+        <w:t>Dalam Perjanjian Lama, Allah disebut sebagai "gembala" bagi umat-Nya karena Dia merawat mereka. Dalam Perjanjian Baru, Yesus menyebut diri-Nya sebagai "gembala yang baik," dan di ayat lain Yesus disebut sebagai "gembala Agung" atas Gereja.</w:t>
+      </w:r>
+    </w:p>
+    <w:p>
+      <w:pPr>
+        <w:pStyle w:val="ListBullet"/>
+        <w:spacing w:line="240" w:lineRule="auto"/>
+        <w:ind w:left="720"/>
+      </w:pPr>
+      <w:r>
+        <w:rPr>
+          <w:lang w:val="id_ID" w:bidi="id_ID"/>
+        </w:rPr>
+      </w:r>
+      <w:r>
+        <w:rPr>
+          <w:lang w:val="id_ID" w:bidi="id_ID"/>
+        </w:rPr>
+        <w:t>Istilah "gembala" dalam Perjanjian Baru juga digunakan untuk merujuk pada seseorang yang berperan sebagai pemimpin rohani bagi orang percaya lainnya. Kata yang diterjemahkan sebagai "pendeta" adalah kata yang sama dengan "gembala." Penatua dan pengawas juga disebut sebagai gembala.</w:t>
+      </w:r>
+    </w:p>
+    <w:p>
+      <w:pPr>
+        <w:pStyle w:val="Heading3"/>
+      </w:pPr>
+      <w:r>
+        <w:rPr>
+          <w:lang w:val="id_ID" w:bidi="id_ID"/>
+        </w:rPr>
+        <w:t>Saran Terjemahan</w:t>
+      </w:r>
+    </w:p>
+    <w:p>
+      <w:pPr>
+        <w:pStyle w:val="ListBullet"/>
+        <w:spacing w:line="240" w:lineRule="auto"/>
+        <w:ind w:left="720"/>
+      </w:pPr>
+      <w:r>
+        <w:rPr>
+          <w:lang w:val="id_ID" w:bidi="id_ID"/>
+        </w:rPr>
+      </w:r>
+      <w:r>
+        <w:rPr>
+          <w:lang w:val="id_ID" w:bidi="id_ID"/>
+        </w:rPr>
+        <w:t>Kata benda "gembala" dapat diterjemahkan sebagai "orang yang merawat domba", "penggembala domba", atau "penjaga domba".</w:t>
+      </w:r>
+    </w:p>
+    <w:p>
+      <w:pPr>
+        <w:pStyle w:val="ListBullet"/>
+        <w:spacing w:line="240" w:lineRule="auto"/>
+        <w:ind w:left="720"/>
+      </w:pPr>
+      <w:r>
+        <w:rPr>
+          <w:lang w:val="id_ID" w:bidi="id_ID"/>
+        </w:rPr>
+      </w:r>
+      <w:r>
+        <w:rPr>
+          <w:lang w:val="id_ID" w:bidi="id_ID"/>
+        </w:rPr>
+        <w:t>Ketika merujuk pada seseorang yang merawat ternak selain domba, istilah tersebut dapat diterjemahkan sebagai "penggembala," "pengurus ternak," atau "orang yang merawat ternak."</w:t>
+      </w:r>
+    </w:p>
+    <w:p>
+      <w:pPr>
+        <w:pStyle w:val="ListBullet"/>
+        <w:spacing w:line="240" w:lineRule="auto"/>
+        <w:ind w:left="720"/>
+      </w:pPr>
+      <w:r>
+        <w:rPr>
+          <w:lang w:val="id_ID" w:bidi="id_ID"/>
+        </w:rPr>
+      </w:r>
+      <w:r>
+        <w:rPr>
+          <w:lang w:val="id_ID" w:bidi="id_ID"/>
+        </w:rPr>
+        <w:t>Ketika digunakan sebagai kata kerja, istilah "gembala" dapat diterjemahkan sebagai "menggembalakan domba" atau "menjaga domba."</w:t>
+      </w:r>
+    </w:p>
+    <w:p>
+      <w:pPr>
+        <w:pStyle w:val="ListBullet"/>
+        <w:spacing w:line="240" w:lineRule="auto"/>
+        <w:ind w:left="720"/>
+      </w:pPr>
+      <w:r>
+        <w:rPr>
+          <w:lang w:val="id_ID" w:bidi="id_ID"/>
+        </w:rPr>
+      </w:r>
+      <w:r>
+        <w:rPr>
+          <w:lang w:val="id_ID" w:bidi="id_ID"/>
+        </w:rPr>
+        <w:t>Dalam beberapa konteks, istilah "gembala" dapat diartikan sebagai "pemimpin," "pemandu," atau "pengasuh."</w:t>
+      </w:r>
+    </w:p>
+    <w:p>
+      <w:pPr>
+        <w:pStyle w:val="ListBullet"/>
+        <w:spacing w:line="240" w:lineRule="auto"/>
+        <w:ind w:left="720"/>
+      </w:pPr>
+      <w:r>
+        <w:rPr>
+          <w:lang w:val="id_ID" w:bidi="id_ID"/>
+        </w:rPr>
+      </w:r>
+      <w:r>
+        <w:rPr>
+          <w:lang w:val="id_ID" w:bidi="id_ID"/>
+        </w:rPr>
+        <w:t>Ketika digunakan secara kiasan, kata benda "gembala" dapat diterjemahkan dengan berbagai cara, termasuk "gembala rohani," "pemimpin rohani", "seseorang yang seperti gembala", "seseorang yang merawat jemaatnya seperti gembala merawat dombanya", "seseorang yang memimpin jemaatnya seperti gembala membimbing dombanya," atau "seseorang yang merawat domba-domba Allah."</w:t>
+      </w:r>
+    </w:p>
+    <w:p>
+      <w:pPr>
+        <w:pStyle w:val="ListBullet"/>
+        <w:spacing w:line="240" w:lineRule="auto"/>
+        <w:ind w:left="720"/>
+      </w:pPr>
+      <w:r>
+        <w:rPr>
+          <w:lang w:val="id_ID" w:bidi="id_ID"/>
+        </w:rPr>
+      </w:r>
+      <w:r>
+        <w:rPr>
+          <w:lang w:val="id_ID" w:bidi="id_ID"/>
+        </w:rPr>
+        <w:t>Ketika menggunakan kiasan, kata kerja "menggembalakan" dapat diartikan sebagai "merawat", "memberi makanan rohani", "membimbing dan mengajar," atau "memimpin dan merawat," mirip dengan kegiatan seorang gembala merawat domba.</w:t>
+      </w:r>
+    </w:p>
+    <w:p>
+      <w:pPr/>
+      <w:r>
+        <w:rPr>
+          <w:lang w:val="id_ID" w:bidi="id_ID"/>
+        </w:rPr>
+      </w:r>
+      <w:r>
+        <w:rPr>
+          <w:lang w:val="id_ID" w:bidi="id_ID"/>
+        </w:rPr>
+        <w:t xml:space="preserve">(Lihat juga: </w:t>
+      </w:r>
+      <w:r>
+        <w:rPr>
+          <w:lang w:val="id_ID" w:bidi="id_ID"/>
+        </w:rPr>
+        <w:t>domba</w:t>
+      </w:r>
+      <w:r>
+        <w:rPr>
+          <w:lang w:val="id_ID" w:bidi="id_ID"/>
+        </w:rPr>
+        <w:t xml:space="preserve">, </w:t>
+      </w:r>
+      <w:r>
+        <w:rPr>
+          <w:lang w:val="id_ID" w:bidi="id_ID"/>
+        </w:rPr>
+        <w:t>ternak</w:t>
+      </w:r>
+      <w:r>
+        <w:rPr>
+          <w:lang w:val="id_ID" w:bidi="id_ID"/>
+        </w:rPr>
+        <w:t xml:space="preserve">, </w:t>
+      </w:r>
+      <w:r>
+        <w:rPr>
+          <w:lang w:val="id_ID" w:bidi="id_ID"/>
+        </w:rPr>
+        <w:t>pendeta</w:t>
+      </w:r>
+      <w:r>
+        <w:rPr>
+          <w:lang w:val="id_ID" w:bidi="id_ID"/>
+        </w:rPr>
+        <w:t>)</w:t>
+      </w:r>
+    </w:p>
+    <w:p>
+      <w:pPr>
+        <w:pStyle w:val="Heading3"/>
+      </w:pPr>
+      <w:r>
+        <w:rPr>
+          <w:lang w:val="id_ID" w:bidi="id_ID"/>
+        </w:rPr>
+        <w:t>Referensi Alkitab:</w:t>
+      </w:r>
+    </w:p>
+    <w:p>
+      <w:pPr>
+        <w:pStyle w:val="ListBullet"/>
+        <w:spacing w:line="240" w:lineRule="auto"/>
+        <w:ind w:left="720"/>
+      </w:pPr>
+      <w:r>
+        <w:rPr>
+          <w:lang w:val="id_ID" w:bidi="id_ID"/>
+        </w:rPr>
+      </w:r>
+      <w:hyperlink r:id="rId55">
+        <w:r>
+          <w:rPr>
+            <w:lang w:val="id_ID" w:bidi="id_ID"/>
+          </w:rPr>
+          <w:rPr>
+            <w:color w:val="0000EE"/>
+            <w:u w:val="single"/>
+          </w:rPr>
+          <w:t>Kejadian 13:7</w:t>
+        </w:r>
+      </w:hyperlink>
+    </w:p>
+    <w:p>
+      <w:pPr>
+        <w:pStyle w:val="ListBullet"/>
+        <w:spacing w:line="240" w:lineRule="auto"/>
+        <w:ind w:left="720"/>
+      </w:pPr>
+      <w:r>
+        <w:rPr>
+          <w:lang w:val="id_ID" w:bidi="id_ID"/>
+        </w:rPr>
+      </w:r>
+      <w:hyperlink r:id="rId56">
+        <w:r>
+          <w:rPr>
+            <w:lang w:val="id_ID" w:bidi="id_ID"/>
+          </w:rPr>
+          <w:rPr>
+            <w:color w:val="0000EE"/>
+            <w:u w:val="single"/>
+          </w:rPr>
+          <w:t>Kejadian 49:24</w:t>
+        </w:r>
+      </w:hyperlink>
+    </w:p>
+    <w:p>
+      <w:pPr>
+        <w:pStyle w:val="ListBullet"/>
+        <w:spacing w:line="240" w:lineRule="auto"/>
+        <w:ind w:left="720"/>
+      </w:pPr>
+      <w:r>
+        <w:rPr>
+          <w:lang w:val="id_ID" w:bidi="id_ID"/>
+        </w:rPr>
+      </w:r>
+      <w:hyperlink r:id="rId57">
+        <w:r>
+          <w:rPr>
+            <w:lang w:val="id_ID" w:bidi="id_ID"/>
+          </w:rPr>
+          <w:rPr>
+            <w:color w:val="0000EE"/>
+            <w:u w:val="single"/>
+          </w:rPr>
+          <w:t>Lukas 2:9</w:t>
+        </w:r>
+      </w:hyperlink>
+    </w:p>
+    <w:p>
+      <w:pPr>
+        <w:pStyle w:val="ListBullet"/>
+        <w:spacing w:line="240" w:lineRule="auto"/>
+        <w:ind w:left="720"/>
+      </w:pPr>
+      <w:r>
+        <w:rPr>
+          <w:lang w:val="id_ID" w:bidi="id_ID"/>
+        </w:rPr>
+      </w:r>
+      <w:hyperlink r:id="rId58">
+        <w:r>
+          <w:rPr>
+            <w:lang w:val="id_ID" w:bidi="id_ID"/>
+          </w:rPr>
+          <w:rPr>
+            <w:color w:val="0000EE"/>
+            <w:u w:val="single"/>
+          </w:rPr>
+          <w:t>Markus 6:34</w:t>
+        </w:r>
+      </w:hyperlink>
+    </w:p>
+    <w:p>
+      <w:pPr>
+        <w:pStyle w:val="ListBullet"/>
+        <w:spacing w:line="240" w:lineRule="auto"/>
+        <w:ind w:left="720"/>
+      </w:pPr>
+      <w:r>
+        <w:rPr>
+          <w:lang w:val="id_ID" w:bidi="id_ID"/>
+        </w:rPr>
+      </w:r>
+      <w:hyperlink r:id="rId59">
+        <w:r>
+          <w:rPr>
+            <w:lang w:val="id_ID" w:bidi="id_ID"/>
+          </w:rPr>
+          <w:rPr>
+            <w:color w:val="0000EE"/>
+            <w:u w:val="single"/>
+          </w:rPr>
+          <w:t>Markus 14:26–27</w:t>
+        </w:r>
+      </w:hyperlink>
+    </w:p>
+    <w:p>
+      <w:pPr>
+        <w:pStyle w:val="ListBullet"/>
+        <w:spacing w:line="240" w:lineRule="auto"/>
+        <w:ind w:left="720"/>
+      </w:pPr>
+      <w:r>
+        <w:rPr>
+          <w:lang w:val="id_ID" w:bidi="id_ID"/>
+        </w:rPr>
+      </w:r>
+      <w:hyperlink r:id="rId60">
+        <w:r>
+          <w:rPr>
+            <w:lang w:val="id_ID" w:bidi="id_ID"/>
+          </w:rPr>
+          <w:rPr>
+            <w:color w:val="0000EE"/>
+            <w:u w:val="single"/>
+          </w:rPr>
+          <w:t>Matius 2:6</w:t>
+        </w:r>
+      </w:hyperlink>
+    </w:p>
+    <w:p>
+      <w:pPr>
+        <w:pStyle w:val="ListBullet"/>
+        <w:spacing w:line="240" w:lineRule="auto"/>
+        <w:ind w:left="720"/>
+      </w:pPr>
+      <w:r>
+        <w:rPr>
+          <w:lang w:val="id_ID" w:bidi="id_ID"/>
+        </w:rPr>
+      </w:r>
+      <w:hyperlink r:id="rId61">
+        <w:r>
+          <w:rPr>
+            <w:lang w:val="id_ID" w:bidi="id_ID"/>
+          </w:rPr>
+          <w:rPr>
+            <w:color w:val="0000EE"/>
+            <w:u w:val="single"/>
+          </w:rPr>
+          <w:t>Matius 9:36</w:t>
+        </w:r>
+      </w:hyperlink>
+    </w:p>
+    <w:p>
+      <w:pPr>
+        <w:pStyle w:val="ListBullet"/>
+        <w:spacing w:line="240" w:lineRule="auto"/>
+        <w:ind w:left="720"/>
+      </w:pPr>
+      <w:r>
+        <w:rPr>
+          <w:lang w:val="id_ID" w:bidi="id_ID"/>
+        </w:rPr>
+      </w:r>
+      <w:hyperlink r:id="rId62">
+        <w:r>
+          <w:rPr>
+            <w:lang w:val="id_ID" w:bidi="id_ID"/>
+          </w:rPr>
+          <w:rPr>
+            <w:color w:val="0000EE"/>
+            <w:u w:val="single"/>
+          </w:rPr>
+          <w:t>Matius 25:32</w:t>
+        </w:r>
+      </w:hyperlink>
+    </w:p>
+    <w:p>
+      <w:pPr>
+        <w:pStyle w:val="ListBullet"/>
+        <w:spacing w:line="240" w:lineRule="auto"/>
+        <w:ind w:left="720"/>
+      </w:pPr>
+      <w:r>
+        <w:rPr>
+          <w:lang w:val="id_ID" w:bidi="id_ID"/>
+        </w:rPr>
+      </w:r>
+      <w:hyperlink r:id="rId63">
+        <w:r>
+          <w:rPr>
+            <w:lang w:val="id_ID" w:bidi="id_ID"/>
+          </w:rPr>
+          <w:rPr>
+            <w:color w:val="0000EE"/>
+            <w:u w:val="single"/>
+          </w:rPr>
+          <w:t>Matius 26:31</w:t>
+        </w:r>
+      </w:hyperlink>
+    </w:p>
+    <w:p>
+      <w:pPr>
+        <w:pStyle w:val="Heading3"/>
+      </w:pPr>
+      <w:r>
+        <w:rPr>
+          <w:lang w:val="id_ID" w:bidi="id_ID"/>
+        </w:rPr>
+        <w:t>Contoh dari cerita Alkitab:</w:t>
+      </w:r>
+    </w:p>
+    <w:p>
+      <w:pPr>
+        <w:pStyle w:val="ListBullet"/>
+        <w:spacing w:line="240" w:lineRule="auto"/>
+        <w:ind w:left="720"/>
+      </w:pPr>
+      <w:r>
+        <w:rPr>
+          <w:lang w:val="id_ID" w:bidi="id_ID"/>
+        </w:rPr>
+      </w:r>
+      <w:r>
+        <w:rPr>
+          <w:b/>
+          <w:lang w:val="id_ID" w:bidi="id_ID"/>
+        </w:rPr>
+        <w:t>9:11</w:t>
+      </w:r>
+      <w:r>
+        <w:rPr>
+          <w:lang w:val="id_ID" w:bidi="id_ID"/>
+        </w:rPr>
+        <w:t xml:space="preserve"> Musa bekerja sebagai </w:t>
+      </w:r>
+      <w:r>
+        <w:rPr>
+          <w:b/>
+          <w:lang w:val="id_ID" w:bidi="id_ID"/>
+        </w:rPr>
+        <w:t>gembala</w:t>
+      </w:r>
+      <w:r>
+        <w:rPr>
+          <w:lang w:val="id_ID" w:bidi="id_ID"/>
+        </w:rPr>
+        <w:t xml:space="preserve"> di padang gurun yang jauh dari Mesir.</w:t>
+      </w:r>
+    </w:p>
+    <w:p>
+      <w:pPr>
+        <w:pStyle w:val="ListBullet"/>
+        <w:spacing w:line="240" w:lineRule="auto"/>
+        <w:ind w:left="720"/>
+      </w:pPr>
+      <w:r>
+        <w:rPr>
+          <w:lang w:val="id_ID" w:bidi="id_ID"/>
+        </w:rPr>
+      </w:r>
+      <w:r>
+        <w:rPr>
+          <w:b/>
+          <w:lang w:val="id_ID" w:bidi="id_ID"/>
+        </w:rPr>
+        <w:t>17:2</w:t>
+      </w:r>
+      <w:r>
+        <w:rPr>
+          <w:lang w:val="id_ID" w:bidi="id_ID"/>
+        </w:rPr>
+        <w:t xml:space="preserve"> Daud adalah seorang </w:t>
+      </w:r>
+      <w:r>
+        <w:rPr>
+          <w:b/>
+          <w:lang w:val="id_ID" w:bidi="id_ID"/>
+        </w:rPr>
+        <w:t>gembala</w:t>
+      </w:r>
+      <w:r>
+        <w:rPr>
+          <w:lang w:val="id_ID" w:bidi="id_ID"/>
+        </w:rPr>
+        <w:t xml:space="preserve"> dari kota Betlehem. Pada berbagai kesempatan saat menjaga domba-domba ayahnya, Daud berhasil membunuh seekor singa dan beruang yang menyerang domba-domba tersebut.</w:t>
+      </w:r>
+    </w:p>
+    <w:p>
+      <w:pPr>
+        <w:pStyle w:val="ListBullet"/>
+        <w:spacing w:line="240" w:lineRule="auto"/>
+        <w:ind w:left="720"/>
+      </w:pPr>
+      <w:r>
+        <w:rPr>
+          <w:lang w:val="id_ID" w:bidi="id_ID"/>
+        </w:rPr>
+      </w:r>
+      <w:r>
+        <w:rPr>
+          <w:b/>
+          <w:lang w:val="id_ID" w:bidi="id_ID"/>
+        </w:rPr>
+        <w:t>23:6</w:t>
+      </w:r>
+      <w:r>
+        <w:rPr>
+          <w:lang w:val="id_ID" w:bidi="id_ID"/>
+        </w:rPr>
+        <w:t xml:space="preserve"> Malam itu, beberapa </w:t>
+      </w:r>
+      <w:r>
+        <w:rPr>
+          <w:b/>
+          <w:lang w:val="id_ID" w:bidi="id_ID"/>
+        </w:rPr>
+        <w:t>gembala</w:t>
+      </w:r>
+      <w:r>
+        <w:rPr>
+          <w:lang w:val="id_ID" w:bidi="id_ID"/>
+        </w:rPr>
+        <w:t xml:space="preserve"> berada di ladang terdekat menjaga kawanan mereka.</w:t>
+      </w:r>
+    </w:p>
+    <w:p>
+      <w:pPr>
+        <w:pStyle w:val="ListBullet"/>
+        <w:spacing w:line="240" w:lineRule="auto"/>
+        <w:ind w:left="720"/>
+      </w:pPr>
+      <w:r>
+        <w:rPr>
+          <w:lang w:val="id_ID" w:bidi="id_ID"/>
+        </w:rPr>
+      </w:r>
+      <w:r>
+        <w:rPr>
+          <w:b/>
+          <w:lang w:val="id_ID" w:bidi="id_ID"/>
+        </w:rPr>
+        <w:t>23:8</w:t>
+      </w:r>
+      <w:r>
+        <w:rPr>
+          <w:lang w:val="id_ID" w:bidi="id_ID"/>
+        </w:rPr>
+        <w:t xml:space="preserve"> Para </w:t>
+      </w:r>
+      <w:r>
+        <w:rPr>
+          <w:b/>
+          <w:lang w:val="id_ID" w:bidi="id_ID"/>
+        </w:rPr>
+        <w:t>gembala</w:t>
+      </w:r>
+      <w:r>
+        <w:rPr>
+          <w:lang w:val="id_ID" w:bidi="id_ID"/>
+        </w:rPr>
+        <w:t xml:space="preserve"> segera tiba di tempat Yesus berada dan menemukan-Nya terbaring di palungan, persis seperti yang dikatakan malaikat kepada mereka.</w:t>
+      </w:r>
+    </w:p>
+    <w:p>
+      <w:pPr>
+        <w:pStyle w:val="ListBullet"/>
+        <w:spacing w:line="240" w:lineRule="auto"/>
+        <w:ind w:left="720"/>
+      </w:pPr>
+      <w:r>
+        <w:rPr>
+          <w:lang w:val="id_ID" w:bidi="id_ID"/>
+        </w:rPr>
+      </w:r>
+      <w:r>
+        <w:rPr>
+          <w:b/>
+          <w:lang w:val="id_ID" w:bidi="id_ID"/>
+        </w:rPr>
+        <w:t>30:3</w:t>
+      </w:r>
+      <w:r>
+        <w:rPr>
+          <w:lang w:val="id_ID" w:bidi="id_ID"/>
+        </w:rPr>
+        <w:t xml:space="preserve"> Bagi Yesus, orang-orang ini seperti domba tanpa </w:t>
+      </w:r>
+      <w:r>
+        <w:rPr>
+          <w:b/>
+          <w:lang w:val="id_ID" w:bidi="id_ID"/>
+        </w:rPr>
+        <w:t>penggembala</w:t>
+      </w:r>
+      <w:r>
+        <w:rPr>
+          <w:lang w:val="id_ID" w:bidi="id_ID"/>
+        </w:rPr>
+        <w:t>.</w:t>
+      </w:r>
+    </w:p>
+    <w:p>
+      <w:pPr>
+        <w:pStyle w:val="Heading3"/>
+      </w:pPr>
+      <w:r>
+        <w:rPr>
+          <w:lang w:val="id_ID" w:bidi="id_ID"/>
+        </w:rPr>
+        <w:t>Data Kata:</w:t>
+      </w:r>
+    </w:p>
+    <w:p>
+      <w:pPr>
+        <w:pStyle w:val="ListBullet"/>
+        <w:spacing w:line="240" w:lineRule="auto"/>
+        <w:ind w:left="720"/>
+      </w:pPr>
+      <w:r>
+        <w:rPr>
+          <w:lang w:val="id_ID" w:bidi="id_ID"/>
+        </w:rPr>
+      </w:r>
+      <w:r>
+        <w:rPr>
+          <w:lang w:val="id_ID" w:bidi="id_ID"/>
+        </w:rPr>
+        <w:t>Strong: H6629, H7462, H7469, H7473, G07500, G41650, G41660</w:t>
+      </w:r>
+      <w:r>
+        <w:rPr>
+          <w:lang w:val="id_ID" w:bidi="id_ID"/>
+        </w:rPr>
+      </w:r>
+      <w:r>
+        <w:rPr>
+          <w:lang w:val="id_ID" w:bidi="id_ID"/>
+        </w:rPr>
+      </w:r>
+    </w:p>
+    <w:p>
+      <w:pPr/>
+      <w:r>
+        <w:rPr>
+          <w:lang w:val="id_ID" w:bidi="id_ID"/>
+        </w:rPr>
+      </w:r>
+    </w:p>
+    <w:p>
+      <w:pPr>
+        <w:pStyle w:val="Heading2"/>
+      </w:pPr>
+      <w:r>
+        <w:rPr>
+          <w:lang w:val="id_ID" w:bidi="id_ID"/>
+        </w:rPr>
         <w:t>Gemetar</w:t>
       </w:r>
       <w:r>
@@ -3548,7 +4997,7 @@
           <w:lang w:val="id_ID" w:bidi="id_ID"/>
         </w:rPr>
       </w:r>
-      <w:hyperlink r:id="rId44">
+      <w:hyperlink r:id="rId64">
         <w:r>
           <w:rPr>
             <w:lang w:val="id_ID" w:bidi="id_ID"/>
@@ -3596,7 +5045,7 @@
           <w:lang w:val="id_ID" w:bidi="id_ID"/>
         </w:rPr>
       </w:r>
-      <w:hyperlink r:id="rId45">
+      <w:hyperlink r:id="rId65">
         <w:r>
           <w:rPr>
             <w:lang w:val="id_ID" w:bidi="id_ID"/>
@@ -3620,7 +5069,7 @@
           <w:lang w:val="id_ID" w:bidi="id_ID"/>
         </w:rPr>
       </w:r>
-      <w:hyperlink r:id="rId46">
+      <w:hyperlink r:id="rId66">
         <w:r>
           <w:rPr>
             <w:lang w:val="id_ID" w:bidi="id_ID"/>
@@ -3873,7 +5322,7 @@
           <w:lang w:val="id_ID" w:bidi="id_ID"/>
         </w:rPr>
       </w:r>
-      <w:hyperlink r:id="rId47">
+      <w:hyperlink r:id="rId67">
         <w:r>
           <w:rPr>
             <w:lang w:val="id_ID" w:bidi="id_ID"/>
@@ -3897,7 +5346,7 @@
           <w:lang w:val="id_ID" w:bidi="id_ID"/>
         </w:rPr>
       </w:r>
-      <w:hyperlink r:id="rId48">
+      <w:hyperlink r:id="rId68">
         <w:r>
           <w:rPr>
             <w:lang w:val="id_ID" w:bidi="id_ID"/>
@@ -3921,7 +5370,7 @@
           <w:lang w:val="id_ID" w:bidi="id_ID"/>
         </w:rPr>
       </w:r>
-      <w:hyperlink r:id="rId49">
+      <w:hyperlink r:id="rId69">
         <w:r>
           <w:rPr>
             <w:lang w:val="id_ID" w:bidi="id_ID"/>
@@ -4205,7 +5654,7 @@
           <w:lang w:val="id_ID" w:bidi="id_ID"/>
         </w:rPr>
       </w:r>
-      <w:hyperlink r:id="rId50">
+      <w:hyperlink r:id="rId70">
         <w:r>
           <w:rPr>
             <w:lang w:val="id_ID" w:bidi="id_ID"/>
@@ -4229,7 +5678,7 @@
           <w:lang w:val="id_ID" w:bidi="id_ID"/>
         </w:rPr>
       </w:r>
-      <w:hyperlink r:id="rId51">
+      <w:hyperlink r:id="rId71">
         <w:r>
           <w:rPr>
             <w:lang w:val="id_ID" w:bidi="id_ID"/>
@@ -4253,7 +5702,7 @@
           <w:lang w:val="id_ID" w:bidi="id_ID"/>
         </w:rPr>
       </w:r>
-      <w:hyperlink r:id="rId52">
+      <w:hyperlink r:id="rId72">
         <w:r>
           <w:rPr>
             <w:lang w:val="id_ID" w:bidi="id_ID"/>
@@ -4277,7 +5726,7 @@
           <w:lang w:val="id_ID" w:bidi="id_ID"/>
         </w:rPr>
       </w:r>
-      <w:hyperlink r:id="rId53">
+      <w:hyperlink r:id="rId73">
         <w:r>
           <w:rPr>
             <w:lang w:val="id_ID" w:bidi="id_ID"/>
@@ -4516,7 +5965,7 @@
           <w:lang w:val="id_ID" w:bidi="id_ID"/>
         </w:rPr>
       </w:r>
-      <w:hyperlink r:id="rId44">
+      <w:hyperlink r:id="rId64">
         <w:r>
           <w:rPr>
             <w:lang w:val="id_ID" w:bidi="id_ID"/>
@@ -4540,7 +5989,7 @@
           <w:lang w:val="id_ID" w:bidi="id_ID"/>
         </w:rPr>
       </w:r>
-      <w:hyperlink r:id="rId54">
+      <w:hyperlink r:id="rId74">
         <w:r>
           <w:rPr>
             <w:lang w:val="id_ID" w:bidi="id_ID"/>
@@ -4564,7 +6013,7 @@
           <w:lang w:val="id_ID" w:bidi="id_ID"/>
         </w:rPr>
       </w:r>
-      <w:hyperlink r:id="rId55">
+      <w:hyperlink r:id="rId75">
         <w:r>
           <w:rPr>
             <w:lang w:val="id_ID" w:bidi="id_ID"/>
@@ -5040,7 +6489,7 @@
           <w:lang w:val="id_ID" w:bidi="id_ID"/>
         </w:rPr>
       </w:r>
-      <w:hyperlink r:id="rId44">
+      <w:hyperlink r:id="rId64">
         <w:r>
           <w:rPr>
             <w:lang w:val="id_ID" w:bidi="id_ID"/>
@@ -5064,7 +6513,7 @@
           <w:lang w:val="id_ID" w:bidi="id_ID"/>
         </w:rPr>
       </w:r>
-      <w:hyperlink r:id="rId56">
+      <w:hyperlink r:id="rId76">
         <w:r>
           <w:rPr>
             <w:lang w:val="id_ID" w:bidi="id_ID"/>
@@ -5088,7 +6537,7 @@
           <w:lang w:val="id_ID" w:bidi="id_ID"/>
         </w:rPr>
       </w:r>
-      <w:hyperlink r:id="rId57">
+      <w:hyperlink r:id="rId77">
         <w:r>
           <w:rPr>
             <w:lang w:val="id_ID" w:bidi="id_ID"/>
@@ -5357,7 +6806,7 @@
           <w:lang w:val="id_ID" w:bidi="id_ID"/>
         </w:rPr>
       </w:r>
-      <w:hyperlink r:id="rId44">
+      <w:hyperlink r:id="rId64">
         <w:r>
           <w:rPr>
             <w:lang w:val="id_ID" w:bidi="id_ID"/>
@@ -5381,7 +6830,7 @@
           <w:lang w:val="id_ID" w:bidi="id_ID"/>
         </w:rPr>
       </w:r>
-      <w:hyperlink r:id="rId58">
+      <w:hyperlink r:id="rId78">
         <w:r>
           <w:rPr>
             <w:lang w:val="id_ID" w:bidi="id_ID"/>
@@ -5800,7 +7249,7 @@
           <w:lang w:val="id_ID" w:bidi="id_ID"/>
         </w:rPr>
       </w:r>
-      <w:hyperlink r:id="rId59">
+      <w:hyperlink r:id="rId79">
         <w:r>
           <w:rPr>
             <w:lang w:val="id_ID" w:bidi="id_ID"/>
@@ -5824,7 +7273,7 @@
           <w:lang w:val="id_ID" w:bidi="id_ID"/>
         </w:rPr>
       </w:r>
-      <w:hyperlink r:id="rId60">
+      <w:hyperlink r:id="rId80">
         <w:r>
           <w:rPr>
             <w:lang w:val="id_ID" w:bidi="id_ID"/>
@@ -6211,6 +7660,373 @@
         <w:rPr>
           <w:lang w:val="id_ID" w:bidi="id_ID"/>
         </w:rPr>
+        <w:t>Gilead</w:t>
+      </w:r>
+      <w:r>
+        <w:rPr>
+          <w:lang w:val="id_ID" w:bidi="id_ID"/>
+        </w:rPr>
+      </w:r>
+    </w:p>
+    <w:p>
+      <w:pPr>
+        <w:pStyle w:val="Heading3"/>
+      </w:pPr>
+      <w:r>
+        <w:rPr>
+          <w:lang w:val="id_ID" w:bidi="id_ID"/>
+        </w:rPr>
+        <w:t>Pengertian:</w:t>
+      </w:r>
+    </w:p>
+    <w:p>
+      <w:pPr/>
+      <w:r>
+        <w:rPr>
+          <w:lang w:val="id_ID" w:bidi="id_ID"/>
+        </w:rPr>
+      </w:r>
+      <w:r>
+        <w:rPr>
+          <w:lang w:val="id_ID" w:bidi="id_ID"/>
+        </w:rPr>
+        <w:t>Gilead adalah nama sebuah wilayah pegunungan di sebelah timur Sungai Yordan, tempat menetap dari suku-suku Israel yaitu Gad, Ruben, dan Manasye.</w:t>
+      </w:r>
+    </w:p>
+    <w:p>
+      <w:pPr>
+        <w:pStyle w:val="ListBullet"/>
+        <w:spacing w:line="240" w:lineRule="auto"/>
+        <w:ind w:left="720"/>
+      </w:pPr>
+      <w:r>
+        <w:rPr>
+          <w:lang w:val="id_ID" w:bidi="id_ID"/>
+        </w:rPr>
+      </w:r>
+      <w:r>
+        <w:rPr>
+          <w:lang w:val="id_ID" w:bidi="id_ID"/>
+        </w:rPr>
+        <w:t>Wilayah ini juga dikenal sebagai "daerah perbukitan Gilead" atau "Gunung Gilead."</w:t>
+      </w:r>
+    </w:p>
+    <w:p>
+      <w:pPr>
+        <w:pStyle w:val="ListBullet"/>
+        <w:spacing w:line="240" w:lineRule="auto"/>
+        <w:ind w:left="720"/>
+      </w:pPr>
+      <w:r>
+        <w:rPr>
+          <w:lang w:val="id_ID" w:bidi="id_ID"/>
+        </w:rPr>
+      </w:r>
+      <w:r>
+        <w:rPr>
+          <w:lang w:val="id_ID" w:bidi="id_ID"/>
+        </w:rPr>
+        <w:t>"Gilead" juga merupakan nama beberapa pria dalam Perjanjian Lama. Salah satu pria ini adalah cucu Manasye. Gilead lainnya adalah ayah dari Yefta.</w:t>
+      </w:r>
+    </w:p>
+    <w:p>
+      <w:pPr/>
+      <w:r>
+        <w:rPr>
+          <w:lang w:val="id_ID" w:bidi="id_ID"/>
+        </w:rPr>
+      </w:r>
+      <w:r>
+        <w:rPr>
+          <w:lang w:val="id_ID" w:bidi="id_ID"/>
+        </w:rPr>
+        <w:t>(Saran Terjemahan: Cara Menerjemahkan Nama)</w:t>
+      </w:r>
+    </w:p>
+    <w:p>
+      <w:pPr/>
+      <w:r>
+        <w:rPr>
+          <w:lang w:val="id_ID" w:bidi="id_ID"/>
+        </w:rPr>
+      </w:r>
+      <w:r>
+        <w:rPr>
+          <w:lang w:val="id_ID" w:bidi="id_ID"/>
+        </w:rPr>
+        <w:t xml:space="preserve">(Lihat juga: </w:t>
+      </w:r>
+      <w:r>
+        <w:rPr>
+          <w:lang w:val="id_ID" w:bidi="id_ID"/>
+        </w:rPr>
+        <w:t>Gad</w:t>
+      </w:r>
+      <w:r>
+        <w:rPr>
+          <w:lang w:val="id_ID" w:bidi="id_ID"/>
+        </w:rPr>
+        <w:t xml:space="preserve">, </w:t>
+      </w:r>
+      <w:r>
+        <w:rPr>
+          <w:lang w:val="id_ID" w:bidi="id_ID"/>
+        </w:rPr>
+        <w:t>Yefta</w:t>
+      </w:r>
+      <w:r>
+        <w:rPr>
+          <w:lang w:val="id_ID" w:bidi="id_ID"/>
+        </w:rPr>
+        <w:t xml:space="preserve">, </w:t>
+      </w:r>
+      <w:r>
+        <w:rPr>
+          <w:lang w:val="id_ID" w:bidi="id_ID"/>
+        </w:rPr>
+        <w:t>Manasye</w:t>
+      </w:r>
+      <w:r>
+        <w:rPr>
+          <w:lang w:val="id_ID" w:bidi="id_ID"/>
+        </w:rPr>
+        <w:t xml:space="preserve">, </w:t>
+      </w:r>
+      <w:r>
+        <w:rPr>
+          <w:lang w:val="id_ID" w:bidi="id_ID"/>
+        </w:rPr>
+        <w:t>Ruben</w:t>
+      </w:r>
+      <w:r>
+        <w:rPr>
+          <w:lang w:val="id_ID" w:bidi="id_ID"/>
+        </w:rPr>
+        <w:t xml:space="preserve">, </w:t>
+      </w:r>
+      <w:r>
+        <w:rPr>
+          <w:lang w:val="id_ID" w:bidi="id_ID"/>
+        </w:rPr>
+        <w:t>dua belas suku Israel</w:t>
+      </w:r>
+      <w:r>
+        <w:rPr>
+          <w:lang w:val="id_ID" w:bidi="id_ID"/>
+        </w:rPr>
+        <w:t>)</w:t>
+      </w:r>
+    </w:p>
+    <w:p>
+      <w:pPr>
+        <w:pStyle w:val="Heading3"/>
+      </w:pPr>
+      <w:r>
+        <w:rPr>
+          <w:lang w:val="id_ID" w:bidi="id_ID"/>
+        </w:rPr>
+        <w:t>Referensi Alkitab:</w:t>
+      </w:r>
+    </w:p>
+    <w:p>
+      <w:pPr>
+        <w:pStyle w:val="ListBullet"/>
+        <w:spacing w:line="240" w:lineRule="auto"/>
+        <w:ind w:left="720"/>
+      </w:pPr>
+      <w:r>
+        <w:rPr>
+          <w:lang w:val="id_ID" w:bidi="id_ID"/>
+        </w:rPr>
+      </w:r>
+      <w:hyperlink r:id="rId81">
+        <w:r>
+          <w:rPr>
+            <w:lang w:val="id_ID" w:bidi="id_ID"/>
+          </w:rPr>
+          <w:rPr>
+            <w:color w:val="0000EE"/>
+            <w:u w:val="single"/>
+          </w:rPr>
+          <w:t>1 Tawarikh 2:22</w:t>
+        </w:r>
+      </w:hyperlink>
+    </w:p>
+    <w:p>
+      <w:pPr>
+        <w:pStyle w:val="ListBullet"/>
+        <w:spacing w:line="240" w:lineRule="auto"/>
+        <w:ind w:left="720"/>
+      </w:pPr>
+      <w:r>
+        <w:rPr>
+          <w:lang w:val="id_ID" w:bidi="id_ID"/>
+        </w:rPr>
+      </w:r>
+      <w:hyperlink r:id="rId82">
+        <w:r>
+          <w:rPr>
+            <w:lang w:val="id_ID" w:bidi="id_ID"/>
+          </w:rPr>
+          <w:rPr>
+            <w:color w:val="0000EE"/>
+            <w:u w:val="single"/>
+          </w:rPr>
+          <w:t>1 Samuel 11:1</w:t>
+        </w:r>
+      </w:hyperlink>
+    </w:p>
+    <w:p>
+      <w:pPr>
+        <w:pStyle w:val="ListBullet"/>
+        <w:spacing w:line="240" w:lineRule="auto"/>
+        <w:ind w:left="720"/>
+      </w:pPr>
+      <w:r>
+        <w:rPr>
+          <w:lang w:val="id_ID" w:bidi="id_ID"/>
+        </w:rPr>
+      </w:r>
+      <w:hyperlink r:id="rId83">
+        <w:r>
+          <w:rPr>
+            <w:lang w:val="id_ID" w:bidi="id_ID"/>
+          </w:rPr>
+          <w:rPr>
+            <w:color w:val="0000EE"/>
+            <w:u w:val="single"/>
+          </w:rPr>
+          <w:t>Amos 1:3</w:t>
+        </w:r>
+      </w:hyperlink>
+    </w:p>
+    <w:p>
+      <w:pPr>
+        <w:pStyle w:val="ListBullet"/>
+        <w:spacing w:line="240" w:lineRule="auto"/>
+        <w:ind w:left="720"/>
+      </w:pPr>
+      <w:r>
+        <w:rPr>
+          <w:lang w:val="id_ID" w:bidi="id_ID"/>
+        </w:rPr>
+      </w:r>
+      <w:hyperlink r:id="rId84">
+        <w:r>
+          <w:rPr>
+            <w:lang w:val="id_ID" w:bidi="id_ID"/>
+          </w:rPr>
+          <w:rPr>
+            <w:color w:val="0000EE"/>
+            <w:u w:val="single"/>
+          </w:rPr>
+          <w:t>Ulangan 2:36–37</w:t>
+        </w:r>
+      </w:hyperlink>
+    </w:p>
+    <w:p>
+      <w:pPr>
+        <w:pStyle w:val="ListBullet"/>
+        <w:spacing w:line="240" w:lineRule="auto"/>
+        <w:ind w:left="720"/>
+      </w:pPr>
+      <w:r>
+        <w:rPr>
+          <w:lang w:val="id_ID" w:bidi="id_ID"/>
+        </w:rPr>
+      </w:r>
+      <w:hyperlink r:id="rId85">
+        <w:r>
+          <w:rPr>
+            <w:lang w:val="id_ID" w:bidi="id_ID"/>
+          </w:rPr>
+          <w:rPr>
+            <w:color w:val="0000EE"/>
+            <w:u w:val="single"/>
+          </w:rPr>
+          <w:t>Kejadian 31:21</w:t>
+        </w:r>
+      </w:hyperlink>
+    </w:p>
+    <w:p>
+      <w:pPr>
+        <w:pStyle w:val="ListBullet"/>
+        <w:spacing w:line="240" w:lineRule="auto"/>
+        <w:ind w:left="720"/>
+      </w:pPr>
+      <w:r>
+        <w:rPr>
+          <w:lang w:val="id_ID" w:bidi="id_ID"/>
+        </w:rPr>
+      </w:r>
+      <w:hyperlink r:id="rId86">
+        <w:r>
+          <w:rPr>
+            <w:lang w:val="id_ID" w:bidi="id_ID"/>
+          </w:rPr>
+          <w:rPr>
+            <w:color w:val="0000EE"/>
+            <w:u w:val="single"/>
+          </w:rPr>
+          <w:t>Kejadian 37:25–26</w:t>
+        </w:r>
+      </w:hyperlink>
+    </w:p>
+    <w:p>
+      <w:pPr>
+        <w:pStyle w:val="Heading3"/>
+      </w:pPr>
+      <w:r>
+        <w:rPr>
+          <w:lang w:val="id_ID" w:bidi="id_ID"/>
+        </w:rPr>
+        <w:t>Data Kata:</w:t>
+      </w:r>
+    </w:p>
+    <w:p>
+      <w:pPr>
+        <w:pStyle w:val="ListBullet"/>
+        <w:spacing w:line="240" w:lineRule="auto"/>
+        <w:ind w:left="720"/>
+      </w:pPr>
+      <w:r>
+        <w:rPr>
+          <w:lang w:val="id_ID" w:bidi="id_ID"/>
+        </w:rPr>
+      </w:r>
+      <w:r>
+        <w:rPr>
+          <w:lang w:val="id_ID" w:bidi="id_ID"/>
+        </w:rPr>
+        <w:t>Strong: H1568, H1569</w:t>
+      </w:r>
+      <w:r>
+        <w:rPr>
+          <w:lang w:val="id_ID" w:bidi="id_ID"/>
+        </w:rPr>
+      </w:r>
+      <w:r>
+        <w:rPr>
+          <w:lang w:val="id_ID" w:bidi="id_ID"/>
+        </w:rPr>
+      </w:r>
+    </w:p>
+    <w:p>
+      <w:pPr/>
+      <w:r>
+        <w:rPr>
+          <w:lang w:val="id_ID" w:bidi="id_ID"/>
+        </w:rPr>
+      </w:r>
+    </w:p>
+    <w:p>
+      <w:pPr>
+        <w:pStyle w:val="Heading2"/>
+      </w:pPr>
+      <w:r>
+        <w:rPr>
+          <w:lang w:val="id_ID" w:bidi="id_ID"/>
+        </w:rPr>
         <w:t>Gilgal</w:t>
       </w:r>
       <w:r>
@@ -6450,7 +8266,7 @@
           <w:lang w:val="id_ID" w:bidi="id_ID"/>
         </w:rPr>
       </w:r>
-      <w:hyperlink r:id="rId61">
+      <w:hyperlink r:id="rId87">
         <w:r>
           <w:rPr>
             <w:lang w:val="id_ID" w:bidi="id_ID"/>
@@ -6474,7 +8290,7 @@
           <w:lang w:val="id_ID" w:bidi="id_ID"/>
         </w:rPr>
       </w:r>
-      <w:hyperlink r:id="rId62">
+      <w:hyperlink r:id="rId88">
         <w:r>
           <w:rPr>
             <w:lang w:val="id_ID" w:bidi="id_ID"/>
@@ -6498,7 +8314,7 @@
           <w:lang w:val="id_ID" w:bidi="id_ID"/>
         </w:rPr>
       </w:r>
-      <w:hyperlink r:id="rId63">
+      <w:hyperlink r:id="rId89">
         <w:r>
           <w:rPr>
             <w:lang w:val="id_ID" w:bidi="id_ID"/>
@@ -6757,7 +8573,7 @@
           <w:lang w:val="id_ID" w:bidi="id_ID"/>
         </w:rPr>
       </w:r>
-      <w:hyperlink r:id="rId64">
+      <w:hyperlink r:id="rId90">
         <w:r>
           <w:rPr>
             <w:lang w:val="id_ID" w:bidi="id_ID"/>
@@ -6781,7 +8597,7 @@
           <w:lang w:val="id_ID" w:bidi="id_ID"/>
         </w:rPr>
       </w:r>
-      <w:hyperlink r:id="rId65">
+      <w:hyperlink r:id="rId91">
         <w:r>
           <w:rPr>
             <w:lang w:val="id_ID" w:bidi="id_ID"/>
@@ -6805,7 +8621,7 @@
           <w:lang w:val="id_ID" w:bidi="id_ID"/>
         </w:rPr>
       </w:r>
-      <w:hyperlink r:id="rId66">
+      <w:hyperlink r:id="rId92">
         <w:r>
           <w:rPr>
             <w:lang w:val="id_ID" w:bidi="id_ID"/>
@@ -6829,7 +8645,7 @@
           <w:lang w:val="id_ID" w:bidi="id_ID"/>
         </w:rPr>
       </w:r>
-      <w:hyperlink r:id="rId67">
+      <w:hyperlink r:id="rId93">
         <w:r>
           <w:rPr>
             <w:lang w:val="id_ID" w:bidi="id_ID"/>
@@ -7076,7 +8892,7 @@
           <w:lang w:val="id_ID" w:bidi="id_ID"/>
         </w:rPr>
       </w:r>
-      <w:hyperlink r:id="rId68">
+      <w:hyperlink r:id="rId94">
         <w:r>
           <w:rPr>
             <w:lang w:val="id_ID" w:bidi="id_ID"/>
@@ -7100,7 +8916,7 @@
           <w:lang w:val="id_ID" w:bidi="id_ID"/>
         </w:rPr>
       </w:r>
-      <w:hyperlink r:id="rId69">
+      <w:hyperlink r:id="rId95">
         <w:r>
           <w:rPr>
             <w:lang w:val="id_ID" w:bidi="id_ID"/>
@@ -7347,7 +9163,7 @@
           <w:lang w:val="id_ID" w:bidi="id_ID"/>
         </w:rPr>
       </w:r>
-      <w:hyperlink r:id="rId39">
+      <w:hyperlink r:id="rId50">
         <w:r>
           <w:rPr>
             <w:lang w:val="id_ID" w:bidi="id_ID"/>
@@ -7371,7 +9187,7 @@
           <w:lang w:val="id_ID" w:bidi="id_ID"/>
         </w:rPr>
       </w:r>
-      <w:hyperlink r:id="rId39">
+      <w:hyperlink r:id="rId50">
         <w:r>
           <w:rPr>
             <w:lang w:val="id_ID" w:bidi="id_ID"/>
@@ -7395,7 +9211,7 @@
           <w:lang w:val="id_ID" w:bidi="id_ID"/>
         </w:rPr>
       </w:r>
-      <w:hyperlink r:id="rId39">
+      <w:hyperlink r:id="rId50">
         <w:r>
           <w:rPr>
             <w:lang w:val="id_ID" w:bidi="id_ID"/>
@@ -7696,7 +9512,7 @@
           <w:lang w:val="id_ID" w:bidi="id_ID"/>
         </w:rPr>
       </w:r>
-      <w:hyperlink r:id="rId42">
+      <w:hyperlink r:id="rId53">
         <w:r>
           <w:rPr>
             <w:lang w:val="id_ID" w:bidi="id_ID"/>
@@ -7720,7 +9536,7 @@
           <w:lang w:val="id_ID" w:bidi="id_ID"/>
         </w:rPr>
       </w:r>
-      <w:hyperlink r:id="rId70">
+      <w:hyperlink r:id="rId96">
         <w:r>
           <w:rPr>
             <w:lang w:val="id_ID" w:bidi="id_ID"/>
@@ -7744,7 +9560,7 @@
           <w:lang w:val="id_ID" w:bidi="id_ID"/>
         </w:rPr>
       </w:r>
-      <w:hyperlink r:id="rId71">
+      <w:hyperlink r:id="rId97">
         <w:r>
           <w:rPr>
             <w:lang w:val="id_ID" w:bidi="id_ID"/>
@@ -7768,7 +9584,7 @@
           <w:lang w:val="id_ID" w:bidi="id_ID"/>
         </w:rPr>
       </w:r>
-      <w:hyperlink r:id="rId72">
+      <w:hyperlink r:id="rId98">
         <w:r>
           <w:rPr>
             <w:lang w:val="id_ID" w:bidi="id_ID"/>
@@ -7792,7 +9608,7 @@
           <w:lang w:val="id_ID" w:bidi="id_ID"/>
         </w:rPr>
       </w:r>
-      <w:hyperlink r:id="rId73">
+      <w:hyperlink r:id="rId99">
         <w:r>
           <w:rPr>
             <w:lang w:val="id_ID" w:bidi="id_ID"/>
@@ -7977,7 +9793,7 @@
           <w:lang w:val="id_ID" w:bidi="id_ID"/>
         </w:rPr>
       </w:r>
-      <w:hyperlink r:id="rId74">
+      <w:hyperlink r:id="rId100">
         <w:r>
           <w:rPr>
             <w:lang w:val="id_ID" w:bidi="id_ID"/>
@@ -8025,7 +9841,7 @@
           <w:lang w:val="id_ID" w:bidi="id_ID"/>
         </w:rPr>
       </w:r>
-      <w:hyperlink r:id="rId75">
+      <w:hyperlink r:id="rId101">
         <w:r>
           <w:rPr>
             <w:lang w:val="id_ID" w:bidi="id_ID"/>
@@ -8049,7 +9865,7 @@
           <w:lang w:val="id_ID" w:bidi="id_ID"/>
         </w:rPr>
       </w:r>
-      <w:hyperlink r:id="rId76">
+      <w:hyperlink r:id="rId102">
         <w:r>
           <w:rPr>
             <w:lang w:val="id_ID" w:bidi="id_ID"/>
@@ -8073,7 +9889,7 @@
           <w:lang w:val="id_ID" w:bidi="id_ID"/>
         </w:rPr>
       </w:r>
-      <w:hyperlink r:id="rId77">
+      <w:hyperlink r:id="rId103">
         <w:r>
           <w:rPr>
             <w:lang w:val="id_ID" w:bidi="id_ID"/>
@@ -8362,7 +10178,7 @@
           <w:lang w:val="id_ID" w:bidi="id_ID"/>
         </w:rPr>
       </w:r>
-      <w:hyperlink r:id="rId78">
+      <w:hyperlink r:id="rId104">
         <w:r>
           <w:rPr>
             <w:lang w:val="id_ID" w:bidi="id_ID"/>
@@ -8404,7 +10220,7 @@
           <w:lang w:val="id_ID" w:bidi="id_ID"/>
         </w:rPr>
       </w:r>
-      <w:hyperlink r:id="rId43">
+      <w:hyperlink r:id="rId54">
         <w:r>
           <w:rPr>
             <w:lang w:val="id_ID" w:bidi="id_ID"/>
@@ -8472,6 +10288,371 @@
         <w:rPr>
           <w:lang w:val="id_ID" w:bidi="id_ID"/>
         </w:rPr>
+        <w:t>Gudang Penyimpanan</w:t>
+      </w:r>
+      <w:r>
+        <w:rPr>
+          <w:lang w:val="id_ID" w:bidi="id_ID"/>
+        </w:rPr>
+      </w:r>
+    </w:p>
+    <w:p>
+      <w:pPr>
+        <w:pStyle w:val="Heading3"/>
+      </w:pPr>
+      <w:r>
+        <w:rPr>
+          <w:lang w:val="id_ID" w:bidi="id_ID"/>
+        </w:rPr>
+        <w:t>Definisi:</w:t>
+      </w:r>
+    </w:p>
+    <w:p>
+      <w:pPr/>
+      <w:r>
+        <w:rPr>
+          <w:lang w:val="id_ID" w:bidi="id_ID"/>
+        </w:rPr>
+      </w:r>
+      <w:r>
+        <w:rPr>
+          <w:lang w:val="id_ID" w:bidi="id_ID"/>
+        </w:rPr>
+        <w:t>Sebuah "gudang" adalah bangunan besar yang digunakan untuk menyimpan makanan atau barang lainnya, seringkali untuk jangka waktu yang lama.</w:t>
+      </w:r>
+    </w:p>
+    <w:p>
+      <w:pPr>
+        <w:pStyle w:val="ListBullet"/>
+        <w:spacing w:line="240" w:lineRule="auto"/>
+        <w:ind w:left="720"/>
+      </w:pPr>
+      <w:r>
+        <w:rPr>
+          <w:lang w:val="id_ID" w:bidi="id_ID"/>
+        </w:rPr>
+      </w:r>
+      <w:r>
+        <w:rPr>
+          <w:lang w:val="id_ID" w:bidi="id_ID"/>
+        </w:rPr>
+        <w:t>Dalam Alkitab, "gudang penyimpanan" biasanya digunakan untuk menyimpan gandum dan makanan lain yang berlebih, yang akan digunakan nanti saat terjadi kelaparan.</w:t>
+      </w:r>
+    </w:p>
+    <w:p>
+      <w:pPr>
+        <w:pStyle w:val="ListBullet"/>
+        <w:spacing w:line="240" w:lineRule="auto"/>
+        <w:ind w:left="720"/>
+      </w:pPr>
+      <w:r>
+        <w:rPr>
+          <w:lang w:val="id_ID" w:bidi="id_ID"/>
+        </w:rPr>
+      </w:r>
+      <w:r>
+        <w:rPr>
+          <w:lang w:val="id_ID" w:bidi="id_ID"/>
+        </w:rPr>
+        <w:t>Istilah ini juga digunakan secara kiasan untuk merujuk pada segala kebaikan yang Allah ingin berikan kepada umat-Nya.</w:t>
+      </w:r>
+    </w:p>
+    <w:p>
+      <w:pPr>
+        <w:pStyle w:val="ListBullet"/>
+        <w:spacing w:line="240" w:lineRule="auto"/>
+        <w:ind w:left="720"/>
+      </w:pPr>
+      <w:r>
+        <w:rPr>
+          <w:lang w:val="id_ID" w:bidi="id_ID"/>
+        </w:rPr>
+      </w:r>
+      <w:r>
+        <w:rPr>
+          <w:lang w:val="id_ID" w:bidi="id_ID"/>
+        </w:rPr>
+        <w:t>Gudang-gudang penyimpanan bait suci menyimpan barang-barang berharga yang telah didedikasikan kepada Yahweh, seperti emas dan perak. Beberapa barang ini digunakan untuk memperbaiki dan memelihara bait suci serta disimpan di sana.</w:t>
+      </w:r>
+    </w:p>
+    <w:p>
+      <w:pPr>
+        <w:pStyle w:val="ListBullet"/>
+        <w:spacing w:line="240" w:lineRule="auto"/>
+        <w:ind w:left="720"/>
+      </w:pPr>
+      <w:r>
+        <w:rPr>
+          <w:lang w:val="id_ID" w:bidi="id_ID"/>
+        </w:rPr>
+      </w:r>
+      <w:r>
+        <w:rPr>
+          <w:lang w:val="id_ID" w:bidi="id_ID"/>
+        </w:rPr>
+        <w:t>Cara lain untuk menerjemahkan "gudang penyimpanan" dapat mencakup "bangunan untuk menyimpan gandum," "tempat untuk menyimpan makanan," atau "ruangan untuk menjaga barang berharga agar tetap aman."</w:t>
+      </w:r>
+    </w:p>
+    <w:p>
+      <w:pPr/>
+      <w:r>
+        <w:rPr>
+          <w:lang w:val="id_ID" w:bidi="id_ID"/>
+        </w:rPr>
+      </w:r>
+      <w:r>
+        <w:rPr>
+          <w:lang w:val="id_ID" w:bidi="id_ID"/>
+        </w:rPr>
+        <w:t xml:space="preserve">(Lihat juga: </w:t>
+      </w:r>
+      <w:r>
+        <w:rPr>
+          <w:lang w:val="id_ID" w:bidi="id_ID"/>
+        </w:rPr>
+        <w:t>menguduskan</w:t>
+      </w:r>
+      <w:r>
+        <w:rPr>
+          <w:lang w:val="id_ID" w:bidi="id_ID"/>
+        </w:rPr>
+        <w:t xml:space="preserve">, </w:t>
+      </w:r>
+      <w:r>
+        <w:rPr>
+          <w:lang w:val="id_ID" w:bidi="id_ID"/>
+        </w:rPr>
+        <w:t>menahbiskan</w:t>
+      </w:r>
+      <w:r>
+        <w:rPr>
+          <w:lang w:val="id_ID" w:bidi="id_ID"/>
+        </w:rPr>
+        <w:t xml:space="preserve">, </w:t>
+      </w:r>
+      <w:r>
+        <w:rPr>
+          <w:lang w:val="id_ID" w:bidi="id_ID"/>
+        </w:rPr>
+        <w:t>kelaparan</w:t>
+      </w:r>
+      <w:r>
+        <w:rPr>
+          <w:lang w:val="id_ID" w:bidi="id_ID"/>
+        </w:rPr>
+        <w:t xml:space="preserve">, </w:t>
+      </w:r>
+      <w:r>
+        <w:rPr>
+          <w:lang w:val="id_ID" w:bidi="id_ID"/>
+        </w:rPr>
+        <w:t>emas</w:t>
+      </w:r>
+      <w:r>
+        <w:rPr>
+          <w:lang w:val="id_ID" w:bidi="id_ID"/>
+        </w:rPr>
+        <w:t xml:space="preserve">, </w:t>
+      </w:r>
+      <w:r>
+        <w:rPr>
+          <w:lang w:val="id_ID" w:bidi="id_ID"/>
+        </w:rPr>
+        <w:t>gandum</w:t>
+      </w:r>
+      <w:r>
+        <w:rPr>
+          <w:lang w:val="id_ID" w:bidi="id_ID"/>
+        </w:rPr>
+        <w:t xml:space="preserve">, </w:t>
+      </w:r>
+      <w:r>
+        <w:rPr>
+          <w:lang w:val="id_ID" w:bidi="id_ID"/>
+        </w:rPr>
+        <w:t>perak</w:t>
+      </w:r>
+      <w:r>
+        <w:rPr>
+          <w:lang w:val="id_ID" w:bidi="id_ID"/>
+        </w:rPr>
+        <w:t xml:space="preserve">, </w:t>
+      </w:r>
+      <w:r>
+        <w:rPr>
+          <w:lang w:val="id_ID" w:bidi="id_ID"/>
+        </w:rPr>
+        <w:t>bait suci</w:t>
+      </w:r>
+      <w:r>
+        <w:rPr>
+          <w:lang w:val="id_ID" w:bidi="id_ID"/>
+        </w:rPr>
+        <w:t>)</w:t>
+      </w:r>
+    </w:p>
+    <w:p>
+      <w:pPr>
+        <w:pStyle w:val="Heading3"/>
+      </w:pPr>
+      <w:r>
+        <w:rPr>
+          <w:lang w:val="id_ID" w:bidi="id_ID"/>
+        </w:rPr>
+        <w:t>Referensi Alkitab:</w:t>
+      </w:r>
+    </w:p>
+    <w:p>
+      <w:pPr>
+        <w:pStyle w:val="ListBullet"/>
+        <w:spacing w:line="240" w:lineRule="auto"/>
+        <w:ind w:left="720"/>
+      </w:pPr>
+      <w:r>
+        <w:rPr>
+          <w:lang w:val="id_ID" w:bidi="id_ID"/>
+        </w:rPr>
+      </w:r>
+      <w:hyperlink r:id="rId105">
+        <w:r>
+          <w:rPr>
+            <w:lang w:val="id_ID" w:bidi="id_ID"/>
+          </w:rPr>
+          <w:rPr>
+            <w:color w:val="0000EE"/>
+            <w:u w:val="single"/>
+          </w:rPr>
+          <w:t>2 Tawarikh 16:2–3</w:t>
+        </w:r>
+      </w:hyperlink>
+    </w:p>
+    <w:p>
+      <w:pPr>
+        <w:pStyle w:val="ListBullet"/>
+        <w:spacing w:line="240" w:lineRule="auto"/>
+        <w:ind w:left="720"/>
+      </w:pPr>
+      <w:r>
+        <w:rPr>
+          <w:lang w:val="id_ID" w:bidi="id_ID"/>
+        </w:rPr>
+      </w:r>
+      <w:hyperlink r:id="rId42">
+        <w:r>
+          <w:rPr>
+            <w:lang w:val="id_ID" w:bidi="id_ID"/>
+          </w:rPr>
+          <w:rPr>
+            <w:color w:val="0000EE"/>
+            <w:u w:val="single"/>
+          </w:rPr>
+          <w:t>Lukas 3:17</w:t>
+        </w:r>
+      </w:hyperlink>
+    </w:p>
+    <w:p>
+      <w:pPr>
+        <w:pStyle w:val="ListBullet"/>
+        <w:spacing w:line="240" w:lineRule="auto"/>
+        <w:ind w:left="720"/>
+      </w:pPr>
+      <w:r>
+        <w:rPr>
+          <w:lang w:val="id_ID" w:bidi="id_ID"/>
+        </w:rPr>
+      </w:r>
+      <w:hyperlink r:id="rId43">
+        <w:r>
+          <w:rPr>
+            <w:lang w:val="id_ID" w:bidi="id_ID"/>
+          </w:rPr>
+          <w:rPr>
+            <w:color w:val="0000EE"/>
+            <w:u w:val="single"/>
+          </w:rPr>
+          <w:t>Matius 3:12</w:t>
+        </w:r>
+      </w:hyperlink>
+    </w:p>
+    <w:p>
+      <w:pPr>
+        <w:pStyle w:val="ListBullet"/>
+        <w:spacing w:line="240" w:lineRule="auto"/>
+        <w:ind w:left="720"/>
+      </w:pPr>
+      <w:r>
+        <w:rPr>
+          <w:lang w:val="id_ID" w:bidi="id_ID"/>
+        </w:rPr>
+      </w:r>
+      <w:hyperlink r:id="rId106">
+        <w:r>
+          <w:rPr>
+            <w:lang w:val="id_ID" w:bidi="id_ID"/>
+          </w:rPr>
+          <w:rPr>
+            <w:color w:val="0000EE"/>
+            <w:u w:val="single"/>
+          </w:rPr>
+          <w:t>Mazmur 33:7</w:t>
+        </w:r>
+      </w:hyperlink>
+    </w:p>
+    <w:p>
+      <w:pPr>
+        <w:pStyle w:val="Heading3"/>
+      </w:pPr>
+      <w:r>
+        <w:rPr>
+          <w:lang w:val="id_ID" w:bidi="id_ID"/>
+        </w:rPr>
+        <w:t>Data Kata:</w:t>
+      </w:r>
+    </w:p>
+    <w:p>
+      <w:pPr>
+        <w:pStyle w:val="ListBullet"/>
+        <w:spacing w:line="240" w:lineRule="auto"/>
+        <w:ind w:left="720"/>
+      </w:pPr>
+      <w:r>
+        <w:rPr>
+          <w:lang w:val="id_ID" w:bidi="id_ID"/>
+        </w:rPr>
+      </w:r>
+      <w:r>
+        <w:rPr>
+          <w:lang w:val="id_ID" w:bidi="id_ID"/>
+        </w:rPr>
+        <w:t>Strong: H0214, H0618, H0624, H4035, H4200, H4543, G05960</w:t>
+      </w:r>
+      <w:r>
+        <w:rPr>
+          <w:lang w:val="id_ID" w:bidi="id_ID"/>
+        </w:rPr>
+      </w:r>
+      <w:r>
+        <w:rPr>
+          <w:lang w:val="id_ID" w:bidi="id_ID"/>
+        </w:rPr>
+      </w:r>
+    </w:p>
+    <w:p>
+      <w:pPr/>
+      <w:r>
+        <w:rPr>
+          <w:lang w:val="id_ID" w:bidi="id_ID"/>
+        </w:rPr>
+      </w:r>
+    </w:p>
+    <w:p>
+      <w:pPr>
+        <w:pStyle w:val="Heading2"/>
+      </w:pPr>
+      <w:r>
+        <w:rPr>
+          <w:lang w:val="id_ID" w:bidi="id_ID"/>
+        </w:rPr>
         <w:t>Gulungan</w:t>
       </w:r>
       <w:r>
@@ -8649,7 +10830,7 @@
           <w:lang w:val="id_ID" w:bidi="id_ID"/>
         </w:rPr>
       </w:r>
-      <w:hyperlink r:id="rId79">
+      <w:hyperlink r:id="rId107">
         <w:r>
           <w:rPr>
             <w:lang w:val="id_ID" w:bidi="id_ID"/>
@@ -8673,7 +10854,7 @@
           <w:lang w:val="id_ID" w:bidi="id_ID"/>
         </w:rPr>
       </w:r>
-      <w:hyperlink r:id="rId80">
+      <w:hyperlink r:id="rId108">
         <w:r>
           <w:rPr>
             <w:lang w:val="id_ID" w:bidi="id_ID"/>
@@ -8697,7 +10878,7 @@
           <w:lang w:val="id_ID" w:bidi="id_ID"/>
         </w:rPr>
       </w:r>
-      <w:hyperlink r:id="rId81">
+      <w:hyperlink r:id="rId109">
         <w:r>
           <w:rPr>
             <w:lang w:val="id_ID" w:bidi="id_ID"/>
@@ -8721,7 +10902,7 @@
           <w:lang w:val="id_ID" w:bidi="id_ID"/>
         </w:rPr>
       </w:r>
-      <w:hyperlink r:id="rId82">
+      <w:hyperlink r:id="rId110">
         <w:r>
           <w:rPr>
             <w:lang w:val="id_ID" w:bidi="id_ID"/>
@@ -8789,6 +10970,303 @@
         <w:rPr>
           <w:lang w:val="id_ID" w:bidi="id_ID"/>
         </w:rPr>
+        <w:t>Gundik</w:t>
+      </w:r>
+      <w:r>
+        <w:rPr>
+          <w:lang w:val="id_ID" w:bidi="id_ID"/>
+        </w:rPr>
+      </w:r>
+    </w:p>
+    <w:p>
+      <w:pPr>
+        <w:pStyle w:val="Heading3"/>
+      </w:pPr>
+      <w:r>
+        <w:rPr>
+          <w:lang w:val="id_ID" w:bidi="id_ID"/>
+        </w:rPr>
+        <w:t>Pengertian:</w:t>
+      </w:r>
+    </w:p>
+    <w:p>
+      <w:pPr/>
+      <w:r>
+        <w:rPr>
+          <w:lang w:val="id_ID" w:bidi="id_ID"/>
+        </w:rPr>
+      </w:r>
+      <w:r>
+        <w:rPr>
+          <w:lang w:val="id_ID" w:bidi="id_ID"/>
+        </w:rPr>
+        <w:t>Seorang gundik adalah perempuan yang menjadi istri kedua bagi seseorang yang sudah memiliki istri. Biasanya, seorang gundik tidak menikah secara sah dengan lelaki tersebut.</w:t>
+      </w:r>
+    </w:p>
+    <w:p>
+      <w:pPr>
+        <w:pStyle w:val="ListBullet"/>
+        <w:spacing w:line="240" w:lineRule="auto"/>
+        <w:ind w:left="720"/>
+      </w:pPr>
+      <w:r>
+        <w:rPr>
+          <w:lang w:val="id_ID" w:bidi="id_ID"/>
+        </w:rPr>
+      </w:r>
+      <w:r>
+        <w:rPr>
+          <w:lang w:val="id_ID" w:bidi="id_ID"/>
+        </w:rPr>
+        <w:t>Dalam Perjanjian Lama, gundik sering kali merupakan budak perempuan.</w:t>
+      </w:r>
+    </w:p>
+    <w:p>
+      <w:pPr>
+        <w:pStyle w:val="ListBullet"/>
+        <w:spacing w:line="240" w:lineRule="auto"/>
+        <w:ind w:left="720"/>
+      </w:pPr>
+      <w:r>
+        <w:rPr>
+          <w:lang w:val="id_ID" w:bidi="id_ID"/>
+        </w:rPr>
+      </w:r>
+      <w:r>
+        <w:rPr>
+          <w:lang w:val="id_ID" w:bidi="id_ID"/>
+        </w:rPr>
+        <w:t>Seorang gundik dapat diperoleh melalui pembelian, penaklukan militer, atau sebagai pelunasan utang.</w:t>
+      </w:r>
+    </w:p>
+    <w:p>
+      <w:pPr>
+        <w:pStyle w:val="ListBullet"/>
+        <w:spacing w:line="240" w:lineRule="auto"/>
+        <w:ind w:left="720"/>
+      </w:pPr>
+      <w:r>
+        <w:rPr>
+          <w:lang w:val="id_ID" w:bidi="id_ID"/>
+        </w:rPr>
+      </w:r>
+      <w:r>
+        <w:rPr>
+          <w:lang w:val="id_ID" w:bidi="id_ID"/>
+        </w:rPr>
+        <w:t>Bagi seorang raja, memiliki banyak gundik merupakan tanda kekuasaan.</w:t>
+      </w:r>
+    </w:p>
+    <w:p>
+      <w:pPr>
+        <w:pStyle w:val="Heading3"/>
+      </w:pPr>
+      <w:r>
+        <w:rPr>
+          <w:lang w:val="id_ID" w:bidi="id_ID"/>
+        </w:rPr>
+        <w:t>Referensi Alkitab:</w:t>
+      </w:r>
+    </w:p>
+    <w:p>
+      <w:pPr>
+        <w:pStyle w:val="ListBullet"/>
+        <w:spacing w:line="240" w:lineRule="auto"/>
+        <w:ind w:left="720"/>
+      </w:pPr>
+      <w:r>
+        <w:rPr>
+          <w:lang w:val="id_ID" w:bidi="id_ID"/>
+        </w:rPr>
+      </w:r>
+      <w:hyperlink r:id="rId111">
+        <w:r>
+          <w:rPr>
+            <w:lang w:val="id_ID" w:bidi="id_ID"/>
+          </w:rPr>
+          <w:rPr>
+            <w:color w:val="0000EE"/>
+            <w:u w:val="single"/>
+          </w:rPr>
+          <w:t>2 Samuel 3:7</w:t>
+        </w:r>
+      </w:hyperlink>
+    </w:p>
+    <w:p>
+      <w:pPr>
+        <w:pStyle w:val="ListBullet"/>
+        <w:spacing w:line="240" w:lineRule="auto"/>
+        <w:ind w:left="720"/>
+      </w:pPr>
+      <w:r>
+        <w:rPr>
+          <w:lang w:val="id_ID" w:bidi="id_ID"/>
+        </w:rPr>
+      </w:r>
+      <w:hyperlink r:id="rId112">
+        <w:r>
+          <w:rPr>
+            <w:lang w:val="id_ID" w:bidi="id_ID"/>
+          </w:rPr>
+          <w:rPr>
+            <w:color w:val="0000EE"/>
+            <w:u w:val="single"/>
+          </w:rPr>
+          <w:t>Kejadian 22:24</w:t>
+        </w:r>
+      </w:hyperlink>
+    </w:p>
+    <w:p>
+      <w:pPr>
+        <w:pStyle w:val="ListBullet"/>
+        <w:spacing w:line="240" w:lineRule="auto"/>
+        <w:ind w:left="720"/>
+      </w:pPr>
+      <w:r>
+        <w:rPr>
+          <w:lang w:val="id_ID" w:bidi="id_ID"/>
+        </w:rPr>
+      </w:r>
+      <w:hyperlink r:id="rId113">
+        <w:r>
+          <w:rPr>
+            <w:lang w:val="id_ID" w:bidi="id_ID"/>
+          </w:rPr>
+          <w:rPr>
+            <w:color w:val="0000EE"/>
+            <w:u w:val="single"/>
+          </w:rPr>
+          <w:t>Kejadian 25:5–6</w:t>
+        </w:r>
+      </w:hyperlink>
+    </w:p>
+    <w:p>
+      <w:pPr>
+        <w:pStyle w:val="ListBullet"/>
+        <w:spacing w:line="240" w:lineRule="auto"/>
+        <w:ind w:left="720"/>
+      </w:pPr>
+      <w:r>
+        <w:rPr>
+          <w:lang w:val="id_ID" w:bidi="id_ID"/>
+        </w:rPr>
+      </w:r>
+      <w:hyperlink r:id="rId114">
+        <w:r>
+          <w:rPr>
+            <w:lang w:val="id_ID" w:bidi="id_ID"/>
+          </w:rPr>
+          <w:rPr>
+            <w:color w:val="0000EE"/>
+            <w:u w:val="single"/>
+          </w:rPr>
+          <w:t>Kejadian 35:21–22</w:t>
+        </w:r>
+      </w:hyperlink>
+    </w:p>
+    <w:p>
+      <w:pPr>
+        <w:pStyle w:val="ListBullet"/>
+        <w:spacing w:line="240" w:lineRule="auto"/>
+        <w:ind w:left="720"/>
+      </w:pPr>
+      <w:r>
+        <w:rPr>
+          <w:lang w:val="id_ID" w:bidi="id_ID"/>
+        </w:rPr>
+      </w:r>
+      <w:hyperlink r:id="rId115">
+        <w:r>
+          <w:rPr>
+            <w:lang w:val="id_ID" w:bidi="id_ID"/>
+          </w:rPr>
+          <w:rPr>
+            <w:color w:val="0000EE"/>
+            <w:u w:val="single"/>
+          </w:rPr>
+          <w:t>Kejadian 36:12</w:t>
+        </w:r>
+      </w:hyperlink>
+    </w:p>
+    <w:p>
+      <w:pPr>
+        <w:pStyle w:val="ListBullet"/>
+        <w:spacing w:line="240" w:lineRule="auto"/>
+        <w:ind w:left="720"/>
+      </w:pPr>
+      <w:r>
+        <w:rPr>
+          <w:lang w:val="id_ID" w:bidi="id_ID"/>
+        </w:rPr>
+      </w:r>
+      <w:hyperlink r:id="rId116">
+        <w:r>
+          <w:rPr>
+            <w:lang w:val="id_ID" w:bidi="id_ID"/>
+          </w:rPr>
+          <w:rPr>
+            <w:color w:val="0000EE"/>
+            <w:u w:val="single"/>
+          </w:rPr>
+          <w:t>Hakim-Hakim 19:1–2</w:t>
+        </w:r>
+      </w:hyperlink>
+    </w:p>
+    <w:p>
+      <w:pPr>
+        <w:pStyle w:val="Heading3"/>
+      </w:pPr>
+      <w:r>
+        <w:rPr>
+          <w:lang w:val="id_ID" w:bidi="id_ID"/>
+        </w:rPr>
+        <w:t>Data Kata:</w:t>
+      </w:r>
+    </w:p>
+    <w:p>
+      <w:pPr>
+        <w:pStyle w:val="ListBullet"/>
+        <w:spacing w:line="240" w:lineRule="auto"/>
+        <w:ind w:left="720"/>
+      </w:pPr>
+      <w:r>
+        <w:rPr>
+          <w:lang w:val="id_ID" w:bidi="id_ID"/>
+        </w:rPr>
+      </w:r>
+      <w:r>
+        <w:rPr>
+          <w:lang w:val="id_ID" w:bidi="id_ID"/>
+        </w:rPr>
+        <w:t>Strong: H3904, H6370</w:t>
+      </w:r>
+      <w:r>
+        <w:rPr>
+          <w:lang w:val="id_ID" w:bidi="id_ID"/>
+        </w:rPr>
+      </w:r>
+      <w:r>
+        <w:rPr>
+          <w:lang w:val="id_ID" w:bidi="id_ID"/>
+        </w:rPr>
+      </w:r>
+    </w:p>
+    <w:p>
+      <w:pPr/>
+      <w:r>
+        <w:rPr>
+          <w:lang w:val="id_ID" w:bidi="id_ID"/>
+        </w:rPr>
+      </w:r>
+    </w:p>
+    <w:p>
+      <w:pPr>
+        <w:pStyle w:val="Heading2"/>
+      </w:pPr>
+      <w:r>
+        <w:rPr>
+          <w:lang w:val="id_ID" w:bidi="id_ID"/>
+        </w:rPr>
         <w:t>Gunung Hermon</w:t>
       </w:r>
       <w:r>
@@ -8946,7 +11424,7 @@
         </w:rPr>
         <w:t>*</w:t>
       </w:r>
-      <w:hyperlink r:id="rId83">
+      <w:hyperlink r:id="rId117">
         <w:r>
           <w:rPr>
             <w:lang w:val="id_ID" w:bidi="id_ID"/>
@@ -8970,7 +11448,7 @@
           <w:lang w:val="id_ID" w:bidi="id_ID"/>
         </w:rPr>
       </w:r>
-      <w:hyperlink r:id="rId84">
+      <w:hyperlink r:id="rId118">
         <w:r>
           <w:rPr>
             <w:lang w:val="id_ID" w:bidi="id_ID"/>
@@ -8994,7 +11472,7 @@
           <w:lang w:val="id_ID" w:bidi="id_ID"/>
         </w:rPr>
       </w:r>
-      <w:hyperlink r:id="rId85">
+      <w:hyperlink r:id="rId119">
         <w:r>
           <w:rPr>
             <w:lang w:val="id_ID" w:bidi="id_ID"/>
@@ -9036,7 +11514,7 @@
           <w:lang w:val="id_ID" w:bidi="id_ID"/>
         </w:rPr>
       </w:r>
-      <w:hyperlink r:id="rId86">
+      <w:hyperlink r:id="rId120">
         <w:r>
           <w:rPr>
             <w:lang w:val="id_ID" w:bidi="id_ID"/>
@@ -9298,7 +11776,7 @@
           <w:lang w:val="id_ID" w:bidi="id_ID"/>
         </w:rPr>
       </w:r>
-      <w:hyperlink r:id="rId87">
+      <w:hyperlink r:id="rId121">
         <w:r>
           <w:rPr>
             <w:lang w:val="id_ID" w:bidi="id_ID"/>
@@ -9322,7 +11800,7 @@
           <w:lang w:val="id_ID" w:bidi="id_ID"/>
         </w:rPr>
       </w:r>
-      <w:hyperlink r:id="rId88">
+      <w:hyperlink r:id="rId122">
         <w:r>
           <w:rPr>
             <w:lang w:val="id_ID" w:bidi="id_ID"/>
@@ -9346,7 +11824,7 @@
           <w:lang w:val="id_ID" w:bidi="id_ID"/>
         </w:rPr>
       </w:r>
-      <w:hyperlink r:id="rId89">
+      <w:hyperlink r:id="rId123">
         <w:r>
           <w:rPr>
             <w:lang w:val="id_ID" w:bidi="id_ID"/>
@@ -9370,7 +11848,7 @@
           <w:lang w:val="id_ID" w:bidi="id_ID"/>
         </w:rPr>
       </w:r>
-      <w:hyperlink r:id="rId90">
+      <w:hyperlink r:id="rId124">
         <w:r>
           <w:rPr>
             <w:lang w:val="id_ID" w:bidi="id_ID"/>
@@ -9394,7 +11872,7 @@
           <w:lang w:val="id_ID" w:bidi="id_ID"/>
         </w:rPr>
       </w:r>
-      <w:hyperlink r:id="rId91">
+      <w:hyperlink r:id="rId125">
         <w:r>
           <w:rPr>
             <w:lang w:val="id_ID" w:bidi="id_ID"/>
@@ -9418,7 +11896,7 @@
           <w:lang w:val="id_ID" w:bidi="id_ID"/>
         </w:rPr>
       </w:r>
-      <w:hyperlink r:id="rId92">
+      <w:hyperlink r:id="rId126">
         <w:r>
           <w:rPr>
             <w:lang w:val="id_ID" w:bidi="id_ID"/>
@@ -9442,7 +11920,7 @@
           <w:lang w:val="id_ID" w:bidi="id_ID"/>
         </w:rPr>
       </w:r>
-      <w:hyperlink r:id="rId93">
+      <w:hyperlink r:id="rId127">
         <w:r>
           <w:rPr>
             <w:lang w:val="id_ID" w:bidi="id_ID"/>
@@ -9466,7 +11944,7 @@
           <w:lang w:val="id_ID" w:bidi="id_ID"/>
         </w:rPr>
       </w:r>
-      <w:hyperlink r:id="rId94">
+      <w:hyperlink r:id="rId128">
         <w:r>
           <w:rPr>
             <w:lang w:val="id_ID" w:bidi="id_ID"/>
@@ -9694,6 +12172,406 @@
           <w:lang w:val="id_ID" w:bidi="id_ID"/>
         </w:rPr>
         <w:t>Strong’s: H3384, H3925, G13200, G25670, G35470, G55720</w:t>
+      </w:r>
+      <w:r>
+        <w:rPr>
+          <w:lang w:val="id_ID" w:bidi="id_ID"/>
+        </w:rPr>
+      </w:r>
+      <w:r>
+        <w:rPr>
+          <w:lang w:val="id_ID" w:bidi="id_ID"/>
+        </w:rPr>
+      </w:r>
+    </w:p>
+    <w:p>
+      <w:pPr/>
+      <w:r>
+        <w:rPr>
+          <w:lang w:val="id_ID" w:bidi="id_ID"/>
+        </w:rPr>
+      </w:r>
+    </w:p>
+    <w:p>
+      <w:pPr>
+        <w:pStyle w:val="Heading2"/>
+      </w:pPr>
+      <w:r>
+        <w:rPr>
+          <w:lang w:val="id_ID" w:bidi="id_ID"/>
+        </w:rPr>
+        <w:t>Gurun</w:t>
+      </w:r>
+      <w:r>
+        <w:rPr>
+          <w:lang w:val="id_ID" w:bidi="id_ID"/>
+        </w:rPr>
+      </w:r>
+    </w:p>
+    <w:p>
+      <w:pPr>
+        <w:pStyle w:val="Heading3"/>
+      </w:pPr>
+      <w:r>
+        <w:rPr>
+          <w:lang w:val="id_ID" w:bidi="id_ID"/>
+        </w:rPr>
+        <w:t>Pengertian:</w:t>
+      </w:r>
+    </w:p>
+    <w:p>
+      <w:pPr/>
+      <w:r>
+        <w:rPr>
+          <w:lang w:val="id_ID" w:bidi="id_ID"/>
+        </w:rPr>
+      </w:r>
+      <w:r>
+        <w:rPr>
+          <w:lang w:val="id_ID" w:bidi="id_ID"/>
+        </w:rPr>
+        <w:t>Padang gurun adalah tempat yang kering dan tandus di mana sangat sedikit tanaman dan pohon yang dapat tumbuh.</w:t>
+      </w:r>
+    </w:p>
+    <w:p>
+      <w:pPr>
+        <w:pStyle w:val="ListBullet"/>
+        <w:spacing w:line="240" w:lineRule="auto"/>
+        <w:ind w:left="720"/>
+      </w:pPr>
+      <w:r>
+        <w:rPr>
+          <w:lang w:val="id_ID" w:bidi="id_ID"/>
+        </w:rPr>
+      </w:r>
+      <w:r>
+        <w:rPr>
+          <w:lang w:val="id_ID" w:bidi="id_ID"/>
+        </w:rPr>
+        <w:t>Gurun adalah wilayah daratan dengan iklim kering dan hanya sedikit tumbuhan atau hewan.</w:t>
+      </w:r>
+    </w:p>
+    <w:p>
+      <w:pPr>
+        <w:pStyle w:val="ListBullet"/>
+        <w:spacing w:line="240" w:lineRule="auto"/>
+        <w:ind w:left="720"/>
+      </w:pPr>
+      <w:r>
+        <w:rPr>
+          <w:lang w:val="id_ID" w:bidi="id_ID"/>
+        </w:rPr>
+      </w:r>
+      <w:r>
+        <w:rPr>
+          <w:lang w:val="id_ID" w:bidi="id_ID"/>
+        </w:rPr>
+        <w:t>Karena kondisinya yang berat, hanya sedikit orang yang dapat hidup di gurun, sehingga disebut juga sebagai “padang gurun” (harfiah: alam liar).</w:t>
+      </w:r>
+    </w:p>
+    <w:p>
+      <w:pPr>
+        <w:pStyle w:val="ListBullet"/>
+        <w:spacing w:line="240" w:lineRule="auto"/>
+        <w:ind w:left="720"/>
+      </w:pPr>
+      <w:r>
+        <w:rPr>
+          <w:lang w:val="id_ID" w:bidi="id_ID"/>
+        </w:rPr>
+      </w:r>
+      <w:r>
+        <w:rPr>
+          <w:lang w:val="id_ID" w:bidi="id_ID"/>
+        </w:rPr>
+        <w:t>"Padang gurun" menggambarkan tempat yang terpencil, tandus, dan tidak terjamah oleh manusia.</w:t>
+      </w:r>
+    </w:p>
+    <w:p>
+      <w:pPr>
+        <w:pStyle w:val="ListBullet"/>
+        <w:spacing w:line="240" w:lineRule="auto"/>
+        <w:ind w:left="720"/>
+      </w:pPr>
+      <w:r>
+        <w:rPr>
+          <w:lang w:val="id_ID" w:bidi="id_ID"/>
+        </w:rPr>
+      </w:r>
+      <w:r>
+        <w:rPr>
+          <w:lang w:val="id_ID" w:bidi="id_ID"/>
+        </w:rPr>
+        <w:t>Kata ini juga dapat diterjemahkan sebagai "tempat terpencil," "tempat jauh," atau "tempat tak berpenghuni."</w:t>
+      </w:r>
+    </w:p>
+    <w:p>
+      <w:pPr>
+        <w:pStyle w:val="Heading3"/>
+      </w:pPr>
+      <w:r>
+        <w:rPr>
+          <w:lang w:val="id_ID" w:bidi="id_ID"/>
+        </w:rPr>
+        <w:t>Referensi Alkitab:</w:t>
+      </w:r>
+    </w:p>
+    <w:p>
+      <w:pPr>
+        <w:pStyle w:val="ListBullet"/>
+        <w:spacing w:line="240" w:lineRule="auto"/>
+        <w:ind w:left="720"/>
+      </w:pPr>
+      <w:r>
+        <w:rPr>
+          <w:lang w:val="id_ID" w:bidi="id_ID"/>
+        </w:rPr>
+      </w:r>
+      <w:hyperlink r:id="rId129">
+        <w:r>
+          <w:rPr>
+            <w:lang w:val="id_ID" w:bidi="id_ID"/>
+          </w:rPr>
+          <w:rPr>
+            <w:color w:val="0000EE"/>
+            <w:u w:val="single"/>
+          </w:rPr>
+          <w:t>Kisah Para Rasul 13:16–18</w:t>
+        </w:r>
+      </w:hyperlink>
+    </w:p>
+    <w:p>
+      <w:pPr>
+        <w:pStyle w:val="ListBullet"/>
+        <w:spacing w:line="240" w:lineRule="auto"/>
+        <w:ind w:left="720"/>
+      </w:pPr>
+      <w:r>
+        <w:rPr>
+          <w:lang w:val="id_ID" w:bidi="id_ID"/>
+        </w:rPr>
+      </w:r>
+      <w:hyperlink r:id="rId130">
+        <w:r>
+          <w:rPr>
+            <w:lang w:val="id_ID" w:bidi="id_ID"/>
+          </w:rPr>
+          <w:rPr>
+            <w:color w:val="0000EE"/>
+            <w:u w:val="single"/>
+          </w:rPr>
+          <w:t>Kisah Para Rasul 21:38</w:t>
+        </w:r>
+      </w:hyperlink>
+    </w:p>
+    <w:p>
+      <w:pPr>
+        <w:pStyle w:val="ListBullet"/>
+        <w:spacing w:line="240" w:lineRule="auto"/>
+        <w:ind w:left="720"/>
+      </w:pPr>
+      <w:r>
+        <w:rPr>
+          <w:lang w:val="id_ID" w:bidi="id_ID"/>
+        </w:rPr>
+      </w:r>
+      <w:hyperlink r:id="rId131">
+        <w:r>
+          <w:rPr>
+            <w:lang w:val="id_ID" w:bidi="id_ID"/>
+          </w:rPr>
+          <w:rPr>
+            <w:color w:val="0000EE"/>
+            <w:u w:val="single"/>
+          </w:rPr>
+          <w:t>Keluaran 4:27–28</w:t>
+        </w:r>
+      </w:hyperlink>
+    </w:p>
+    <w:p>
+      <w:pPr>
+        <w:pStyle w:val="ListBullet"/>
+        <w:spacing w:line="240" w:lineRule="auto"/>
+        <w:ind w:left="720"/>
+      </w:pPr>
+      <w:r>
+        <w:rPr>
+          <w:lang w:val="id_ID" w:bidi="id_ID"/>
+        </w:rPr>
+      </w:r>
+      <w:hyperlink r:id="rId132">
+        <w:r>
+          <w:rPr>
+            <w:lang w:val="id_ID" w:bidi="id_ID"/>
+          </w:rPr>
+          <w:rPr>
+            <w:color w:val="0000EE"/>
+            <w:u w:val="single"/>
+          </w:rPr>
+          <w:t>Kejadian 37:21–22</w:t>
+        </w:r>
+      </w:hyperlink>
+    </w:p>
+    <w:p>
+      <w:pPr>
+        <w:pStyle w:val="ListBullet"/>
+        <w:spacing w:line="240" w:lineRule="auto"/>
+        <w:ind w:left="720"/>
+      </w:pPr>
+      <w:r>
+        <w:rPr>
+          <w:lang w:val="id_ID" w:bidi="id_ID"/>
+        </w:rPr>
+      </w:r>
+      <w:hyperlink r:id="rId133">
+        <w:r>
+          <w:rPr>
+            <w:lang w:val="id_ID" w:bidi="id_ID"/>
+          </w:rPr>
+          <w:rPr>
+            <w:color w:val="0000EE"/>
+            <w:u w:val="single"/>
+          </w:rPr>
+          <w:t>Yohanes 3:14</w:t>
+        </w:r>
+      </w:hyperlink>
+    </w:p>
+    <w:p>
+      <w:pPr>
+        <w:pStyle w:val="ListBullet"/>
+        <w:spacing w:line="240" w:lineRule="auto"/>
+        <w:ind w:left="720"/>
+      </w:pPr>
+      <w:r>
+        <w:rPr>
+          <w:lang w:val="id_ID" w:bidi="id_ID"/>
+        </w:rPr>
+      </w:r>
+      <w:hyperlink r:id="rId134">
+        <w:r>
+          <w:rPr>
+            <w:lang w:val="id_ID" w:bidi="id_ID"/>
+          </w:rPr>
+          <w:rPr>
+            <w:color w:val="0000EE"/>
+            <w:u w:val="single"/>
+          </w:rPr>
+          <w:t>Lukas 1:80</w:t>
+        </w:r>
+      </w:hyperlink>
+    </w:p>
+    <w:p>
+      <w:pPr>
+        <w:pStyle w:val="ListBullet"/>
+        <w:spacing w:line="240" w:lineRule="auto"/>
+        <w:ind w:left="720"/>
+      </w:pPr>
+      <w:r>
+        <w:rPr>
+          <w:lang w:val="id_ID" w:bidi="id_ID"/>
+        </w:rPr>
+      </w:r>
+      <w:hyperlink r:id="rId135">
+        <w:r>
+          <w:rPr>
+            <w:lang w:val="id_ID" w:bidi="id_ID"/>
+          </w:rPr>
+          <w:rPr>
+            <w:color w:val="0000EE"/>
+            <w:u w:val="single"/>
+          </w:rPr>
+          <w:t>Lukas 9:12–14</w:t>
+        </w:r>
+      </w:hyperlink>
+    </w:p>
+    <w:p>
+      <w:pPr>
+        <w:pStyle w:val="ListBullet"/>
+        <w:spacing w:line="240" w:lineRule="auto"/>
+        <w:ind w:left="720"/>
+      </w:pPr>
+      <w:r>
+        <w:rPr>
+          <w:lang w:val="id_ID" w:bidi="id_ID"/>
+        </w:rPr>
+        <w:br/>
+      </w:r>
+      <w:hyperlink r:id="rId136">
+        <w:r>
+          <w:rPr>
+            <w:lang w:val="id_ID" w:bidi="id_ID"/>
+          </w:rPr>
+          <w:rPr>
+            <w:color w:val="0000EE"/>
+            <w:u w:val="single"/>
+          </w:rPr>
+          <w:t>Markus 1:3</w:t>
+        </w:r>
+      </w:hyperlink>
+      <w:hyperlink r:id="rId137">
+        <w:r>
+          <w:rPr>
+            <w:lang w:val="id_ID" w:bidi="id_ID"/>
+          </w:rPr>
+          <w:rPr>
+            <w:color w:val="0000EE"/>
+            <w:u w:val="single"/>
+          </w:rPr>
+          <w:t>Matius 4:1</w:t>
+        </w:r>
+      </w:hyperlink>
+    </w:p>
+    <w:p>
+      <w:pPr>
+        <w:pStyle w:val="ListBullet"/>
+        <w:spacing w:line="240" w:lineRule="auto"/>
+        <w:ind w:left="720"/>
+      </w:pPr>
+      <w:r>
+        <w:rPr>
+          <w:lang w:val="id_ID" w:bidi="id_ID"/>
+        </w:rPr>
+      </w:r>
+      <w:hyperlink r:id="rId138">
+        <w:r>
+          <w:rPr>
+            <w:lang w:val="id_ID" w:bidi="id_ID"/>
+          </w:rPr>
+          <w:rPr>
+            <w:color w:val="0000EE"/>
+            <w:u w:val="single"/>
+          </w:rPr>
+          <w:t>Matius 11:8</w:t>
+        </w:r>
+      </w:hyperlink>
+    </w:p>
+    <w:p>
+      <w:pPr>
+        <w:pStyle w:val="Heading3"/>
+      </w:pPr>
+      <w:r>
+        <w:rPr>
+          <w:lang w:val="id_ID" w:bidi="id_ID"/>
+        </w:rPr>
+        <w:t>Data Kata:</w:t>
+      </w:r>
+    </w:p>
+    <w:p>
+      <w:pPr>
+        <w:pStyle w:val="ListBullet"/>
+        <w:spacing w:line="240" w:lineRule="auto"/>
+        <w:ind w:left="720"/>
+      </w:pPr>
+      <w:r>
+        <w:rPr>
+          <w:lang w:val="id_ID" w:bidi="id_ID"/>
+        </w:rPr>
+      </w:r>
+      <w:r>
+        <w:rPr>
+          <w:lang w:val="id_ID" w:bidi="id_ID"/>
+        </w:rPr>
+        <w:t>Strong: H0776, H2723, H3293, H3452, H4057, H6160, H6723, H6728, H6921, H8047, H8414, G20470, G20480</w:t>
       </w:r>
       <w:r>
         <w:rPr>

--- a/ind/docx/008.content.docx
+++ b/ind/docx/008.content.docx
@@ -447,66 +447,48 @@
           <w:lang w:val="id_ID" w:bidi="id_ID"/>
         </w:rPr>
       </w:r>
-      <w:hyperlink r:id="rId13">
-        <w:r>
-          <w:rPr>
-            <w:lang w:val="id_ID" w:bidi="id_ID"/>
-          </w:rPr>
-          <w:rPr>
-            <w:color w:val="0000EE"/>
-            <w:u w:val="single"/>
-          </w:rPr>
-          <w:t>Daniel 9:21</w:t>
-        </w:r>
-      </w:hyperlink>
-    </w:p>
-    <w:p>
-      <w:pPr>
-        <w:pStyle w:val="ListBullet"/>
-        <w:spacing w:line="240" w:lineRule="auto"/>
-        <w:ind w:left="720"/>
-      </w:pPr>
-      <w:r>
-        <w:rPr>
-          <w:lang w:val="id_ID" w:bidi="id_ID"/>
-        </w:rPr>
-      </w:r>
-      <w:hyperlink r:id="rId14">
-        <w:r>
-          <w:rPr>
-            <w:lang w:val="id_ID" w:bidi="id_ID"/>
-          </w:rPr>
-          <w:rPr>
-            <w:color w:val="0000EE"/>
-            <w:u w:val="single"/>
-          </w:rPr>
-          <w:t>Lukas 1:19</w:t>
-        </w:r>
-      </w:hyperlink>
-    </w:p>
-    <w:p>
-      <w:pPr>
-        <w:pStyle w:val="ListBullet"/>
-        <w:spacing w:line="240" w:lineRule="auto"/>
-        <w:ind w:left="720"/>
-      </w:pPr>
-      <w:r>
-        <w:rPr>
-          <w:lang w:val="id_ID" w:bidi="id_ID"/>
-        </w:rPr>
-      </w:r>
-      <w:hyperlink r:id="rId15">
-        <w:r>
-          <w:rPr>
-            <w:lang w:val="id_ID" w:bidi="id_ID"/>
-          </w:rPr>
-          <w:rPr>
-            <w:color w:val="0000EE"/>
-            <w:u w:val="single"/>
-          </w:rPr>
-          <w:t>Lukas 1:26</w:t>
-        </w:r>
-      </w:hyperlink>
+      <w:r>
+        <w:rPr>
+          <w:lang w:val="id_ID" w:bidi="id_ID"/>
+        </w:rPr>
+        <w:t>Daniel 9:21</w:t>
+      </w:r>
+    </w:p>
+    <w:p>
+      <w:pPr>
+        <w:pStyle w:val="ListBullet"/>
+        <w:spacing w:line="240" w:lineRule="auto"/>
+        <w:ind w:left="720"/>
+      </w:pPr>
+      <w:r>
+        <w:rPr>
+          <w:lang w:val="id_ID" w:bidi="id_ID"/>
+        </w:rPr>
+      </w:r>
+      <w:r>
+        <w:rPr>
+          <w:lang w:val="id_ID" w:bidi="id_ID"/>
+        </w:rPr>
+        <w:t>Lukas 1:19</w:t>
+      </w:r>
+    </w:p>
+    <w:p>
+      <w:pPr>
+        <w:pStyle w:val="ListBullet"/>
+        <w:spacing w:line="240" w:lineRule="auto"/>
+        <w:ind w:left="720"/>
+      </w:pPr>
+      <w:r>
+        <w:rPr>
+          <w:lang w:val="id_ID" w:bidi="id_ID"/>
+        </w:rPr>
+      </w:r>
+      <w:r>
+        <w:rPr>
+          <w:lang w:val="id_ID" w:bidi="id_ID"/>
+        </w:rPr>
+        <w:t>Lukas 1:26</w:t>
+      </w:r>
     </w:p>
     <w:p>
       <w:pPr>
@@ -772,18 +754,12 @@
           <w:lang w:val="id_ID" w:bidi="id_ID"/>
         </w:rPr>
       </w:r>
-      <w:hyperlink r:id="rId16">
-        <w:r>
-          <w:rPr>
-            <w:lang w:val="id_ID" w:bidi="id_ID"/>
-          </w:rPr>
-          <w:rPr>
-            <w:color w:val="0000EE"/>
-            <w:u w:val="single"/>
-          </w:rPr>
-          <w:t>Keluaran 1:1–5</w:t>
-        </w:r>
-      </w:hyperlink>
+      <w:r>
+        <w:rPr>
+          <w:lang w:val="id_ID" w:bidi="id_ID"/>
+        </w:rPr>
+        <w:t>Keluaran 1:1–5</w:t>
+      </w:r>
     </w:p>
     <w:p>
       <w:pPr>
@@ -814,42 +790,30 @@
           <w:lang w:val="id_ID" w:bidi="id_ID"/>
         </w:rPr>
       </w:r>
-      <w:hyperlink r:id="rId17">
-        <w:r>
-          <w:rPr>
-            <w:lang w:val="id_ID" w:bidi="id_ID"/>
-          </w:rPr>
-          <w:rPr>
-            <w:color w:val="0000EE"/>
-            <w:u w:val="single"/>
-          </w:rPr>
-          <w:t>Yosua 1:12</w:t>
-        </w:r>
-      </w:hyperlink>
-    </w:p>
-    <w:p>
-      <w:pPr>
-        <w:pStyle w:val="ListBullet"/>
-        <w:spacing w:line="240" w:lineRule="auto"/>
-        <w:ind w:left="720"/>
-      </w:pPr>
-      <w:r>
-        <w:rPr>
-          <w:lang w:val="id_ID" w:bidi="id_ID"/>
-        </w:rPr>
-      </w:r>
-      <w:hyperlink r:id="rId18">
-        <w:r>
-          <w:rPr>
-            <w:lang w:val="id_ID" w:bidi="id_ID"/>
-          </w:rPr>
-          <w:rPr>
-            <w:color w:val="0000EE"/>
-            <w:u w:val="single"/>
-          </w:rPr>
-          <w:t>Yosua 21:38</w:t>
-        </w:r>
-      </w:hyperlink>
+      <w:r>
+        <w:rPr>
+          <w:lang w:val="id_ID" w:bidi="id_ID"/>
+        </w:rPr>
+        <w:t>Yosua 1:12</w:t>
+      </w:r>
+    </w:p>
+    <w:p>
+      <w:pPr>
+        <w:pStyle w:val="ListBullet"/>
+        <w:spacing w:line="240" w:lineRule="auto"/>
+        <w:ind w:left="720"/>
+      </w:pPr>
+      <w:r>
+        <w:rPr>
+          <w:lang w:val="id_ID" w:bidi="id_ID"/>
+        </w:rPr>
+      </w:r>
+      <w:r>
+        <w:rPr>
+          <w:lang w:val="id_ID" w:bidi="id_ID"/>
+        </w:rPr>
+        <w:t>Yosua 21:38</w:t>
+      </w:r>
     </w:p>
     <w:p>
       <w:pPr>
@@ -1151,90 +1115,66 @@
           <w:lang w:val="id_ID" w:bidi="id_ID"/>
         </w:rPr>
       </w:r>
-      <w:hyperlink r:id="rId19">
-        <w:r>
-          <w:rPr>
-            <w:lang w:val="id_ID" w:bidi="id_ID"/>
-          </w:rPr>
-          <w:rPr>
-            <w:color w:val="0000EE"/>
-            <w:u w:val="single"/>
-          </w:rPr>
-          <w:t>1 Petrus 1:1–2</w:t>
-        </w:r>
-      </w:hyperlink>
-    </w:p>
-    <w:p>
-      <w:pPr>
-        <w:pStyle w:val="ListBullet"/>
-        <w:spacing w:line="240" w:lineRule="auto"/>
-        <w:ind w:left="720"/>
-      </w:pPr>
-      <w:r>
-        <w:rPr>
-          <w:lang w:val="id_ID" w:bidi="id_ID"/>
-        </w:rPr>
-      </w:r>
-      <w:hyperlink r:id="rId20">
-        <w:r>
-          <w:rPr>
-            <w:lang w:val="id_ID" w:bidi="id_ID"/>
-          </w:rPr>
-          <w:rPr>
-            <w:color w:val="0000EE"/>
-            <w:u w:val="single"/>
-          </w:rPr>
-          <w:t>2 Timotius 4:9–10</w:t>
-        </w:r>
-      </w:hyperlink>
-    </w:p>
-    <w:p>
-      <w:pPr>
-        <w:pStyle w:val="ListBullet"/>
-        <w:spacing w:line="240" w:lineRule="auto"/>
-        <w:ind w:left="720"/>
-      </w:pPr>
-      <w:r>
-        <w:rPr>
-          <w:lang w:val="id_ID" w:bidi="id_ID"/>
-        </w:rPr>
-      </w:r>
-      <w:hyperlink r:id="rId21">
-        <w:r>
-          <w:rPr>
-            <w:lang w:val="id_ID" w:bidi="id_ID"/>
-          </w:rPr>
-          <w:rPr>
-            <w:color w:val="0000EE"/>
-            <w:u w:val="single"/>
-          </w:rPr>
-          <w:t>Kisah Para Rasul 16:6–8</w:t>
-        </w:r>
-      </w:hyperlink>
-    </w:p>
-    <w:p>
-      <w:pPr>
-        <w:pStyle w:val="ListBullet"/>
-        <w:spacing w:line="240" w:lineRule="auto"/>
-        <w:ind w:left="720"/>
-      </w:pPr>
-      <w:r>
-        <w:rPr>
-          <w:lang w:val="id_ID" w:bidi="id_ID"/>
-        </w:rPr>
-      </w:r>
-      <w:hyperlink r:id="rId22">
-        <w:r>
-          <w:rPr>
-            <w:lang w:val="id_ID" w:bidi="id_ID"/>
-          </w:rPr>
-          <w:rPr>
-            <w:color w:val="0000EE"/>
-            <w:u w:val="single"/>
-          </w:rPr>
-          <w:t>Galatia 1:1</w:t>
-        </w:r>
-      </w:hyperlink>
+      <w:r>
+        <w:rPr>
+          <w:lang w:val="id_ID" w:bidi="id_ID"/>
+        </w:rPr>
+        <w:t>1 Petrus 1:1–2</w:t>
+      </w:r>
+    </w:p>
+    <w:p>
+      <w:pPr>
+        <w:pStyle w:val="ListBullet"/>
+        <w:spacing w:line="240" w:lineRule="auto"/>
+        <w:ind w:left="720"/>
+      </w:pPr>
+      <w:r>
+        <w:rPr>
+          <w:lang w:val="id_ID" w:bidi="id_ID"/>
+        </w:rPr>
+      </w:r>
+      <w:r>
+        <w:rPr>
+          <w:lang w:val="id_ID" w:bidi="id_ID"/>
+        </w:rPr>
+        <w:t>2 Timotius 4:9–10</w:t>
+      </w:r>
+    </w:p>
+    <w:p>
+      <w:pPr>
+        <w:pStyle w:val="ListBullet"/>
+        <w:spacing w:line="240" w:lineRule="auto"/>
+        <w:ind w:left="720"/>
+      </w:pPr>
+      <w:r>
+        <w:rPr>
+          <w:lang w:val="id_ID" w:bidi="id_ID"/>
+        </w:rPr>
+      </w:r>
+      <w:r>
+        <w:rPr>
+          <w:lang w:val="id_ID" w:bidi="id_ID"/>
+        </w:rPr>
+        <w:t>Kisah Para Rasul 16:6–8</w:t>
+      </w:r>
+    </w:p>
+    <w:p>
+      <w:pPr>
+        <w:pStyle w:val="ListBullet"/>
+        <w:spacing w:line="240" w:lineRule="auto"/>
+        <w:ind w:left="720"/>
+      </w:pPr>
+      <w:r>
+        <w:rPr>
+          <w:lang w:val="id_ID" w:bidi="id_ID"/>
+        </w:rPr>
+      </w:r>
+      <w:r>
+        <w:rPr>
+          <w:lang w:val="id_ID" w:bidi="id_ID"/>
+        </w:rPr>
+        <w:t>Galatia 1:1</w:t>
+      </w:r>
     </w:p>
     <w:p>
       <w:pPr>
@@ -1486,162 +1426,120 @@
           <w:lang w:val="id_ID" w:bidi="id_ID"/>
         </w:rPr>
       </w:r>
-      <w:hyperlink r:id="rId21">
-        <w:r>
-          <w:rPr>
-            <w:lang w:val="id_ID" w:bidi="id_ID"/>
-          </w:rPr>
-          <w:rPr>
-            <w:color w:val="0000EE"/>
-            <w:u w:val="single"/>
-          </w:rPr>
-          <w:t>Kisah Para Rasul 13:31</w:t>
-        </w:r>
-      </w:hyperlink>
-    </w:p>
-    <w:p>
-      <w:pPr>
-        <w:pStyle w:val="ListBullet"/>
-        <w:spacing w:line="240" w:lineRule="auto"/>
-        <w:ind w:left="720"/>
-      </w:pPr>
-      <w:r>
-        <w:rPr>
-          <w:lang w:val="id_ID" w:bidi="id_ID"/>
-        </w:rPr>
-      </w:r>
-      <w:hyperlink r:id="rId23">
-        <w:r>
-          <w:rPr>
-            <w:lang w:val="id_ID" w:bidi="id_ID"/>
-          </w:rPr>
-          <w:rPr>
-            <w:color w:val="0000EE"/>
-            <w:u w:val="single"/>
-          </w:rPr>
-          <w:t>Yohanes 2:1–2</w:t>
-        </w:r>
-      </w:hyperlink>
-    </w:p>
-    <w:p>
-      <w:pPr>
-        <w:pStyle w:val="ListBullet"/>
-        <w:spacing w:line="240" w:lineRule="auto"/>
-        <w:ind w:left="720"/>
-      </w:pPr>
-      <w:r>
-        <w:rPr>
-          <w:lang w:val="id_ID" w:bidi="id_ID"/>
-        </w:rPr>
-      </w:r>
-      <w:hyperlink r:id="rId24">
-        <w:r>
-          <w:rPr>
-            <w:lang w:val="id_ID" w:bidi="id_ID"/>
-          </w:rPr>
-          <w:rPr>
-            <w:color w:val="0000EE"/>
-            <w:u w:val="single"/>
-          </w:rPr>
-          <w:t>Yohanes 4:3</w:t>
-        </w:r>
-      </w:hyperlink>
-    </w:p>
-    <w:p>
-      <w:pPr>
-        <w:pStyle w:val="ListBullet"/>
-        <w:spacing w:line="240" w:lineRule="auto"/>
-        <w:ind w:left="720"/>
-      </w:pPr>
-      <w:r>
-        <w:rPr>
-          <w:lang w:val="id_ID" w:bidi="id_ID"/>
-        </w:rPr>
-      </w:r>
-      <w:hyperlink r:id="rId25">
-        <w:r>
-          <w:rPr>
-            <w:lang w:val="id_ID" w:bidi="id_ID"/>
-          </w:rPr>
-          <w:rPr>
-            <w:color w:val="0000EE"/>
-            <w:u w:val="single"/>
-          </w:rPr>
-          <w:t>Lukas 13:3</w:t>
-        </w:r>
-      </w:hyperlink>
-    </w:p>
-    <w:p>
-      <w:pPr>
-        <w:pStyle w:val="ListBullet"/>
-        <w:spacing w:line="240" w:lineRule="auto"/>
-        <w:ind w:left="720"/>
-      </w:pPr>
-      <w:r>
-        <w:rPr>
-          <w:lang w:val="id_ID" w:bidi="id_ID"/>
-        </w:rPr>
-      </w:r>
-      <w:hyperlink r:id="rId26">
-        <w:r>
-          <w:rPr>
-            <w:lang w:val="id_ID" w:bidi="id_ID"/>
-          </w:rPr>
-          <w:rPr>
-            <w:color w:val="0000EE"/>
-            <w:u w:val="single"/>
-          </w:rPr>
-          <w:t>Markus 3:7</w:t>
-        </w:r>
-      </w:hyperlink>
-    </w:p>
-    <w:p>
-      <w:pPr>
-        <w:pStyle w:val="ListBullet"/>
-        <w:spacing w:line="240" w:lineRule="auto"/>
-        <w:ind w:left="720"/>
-      </w:pPr>
-      <w:r>
-        <w:rPr>
-          <w:lang w:val="id_ID" w:bidi="id_ID"/>
-        </w:rPr>
-      </w:r>
-      <w:hyperlink r:id="rId27">
-        <w:r>
-          <w:rPr>
-            <w:lang w:val="id_ID" w:bidi="id_ID"/>
-          </w:rPr>
-          <w:rPr>
-            <w:color w:val="0000EE"/>
-            <w:u w:val="single"/>
-          </w:rPr>
-          <w:t>Matius 2:22–23</w:t>
-        </w:r>
-      </w:hyperlink>
-    </w:p>
-    <w:p>
-      <w:pPr>
-        <w:pStyle w:val="ListBullet"/>
-        <w:spacing w:line="240" w:lineRule="auto"/>
-        <w:ind w:left="720"/>
-      </w:pPr>
-      <w:r>
-        <w:rPr>
-          <w:lang w:val="id_ID" w:bidi="id_ID"/>
-        </w:rPr>
-      </w:r>
-      <w:hyperlink r:id="rId28">
-        <w:r>
-          <w:rPr>
-            <w:lang w:val="id_ID" w:bidi="id_ID"/>
-          </w:rPr>
-          <w:rPr>
-            <w:color w:val="0000EE"/>
-            <w:u w:val="single"/>
-          </w:rPr>
-          <w:t>Matius 3:13–15</w:t>
-        </w:r>
-      </w:hyperlink>
+      <w:r>
+        <w:rPr>
+          <w:lang w:val="id_ID" w:bidi="id_ID"/>
+        </w:rPr>
+        <w:t>Kisah Para Rasul 13:31</w:t>
+      </w:r>
+    </w:p>
+    <w:p>
+      <w:pPr>
+        <w:pStyle w:val="ListBullet"/>
+        <w:spacing w:line="240" w:lineRule="auto"/>
+        <w:ind w:left="720"/>
+      </w:pPr>
+      <w:r>
+        <w:rPr>
+          <w:lang w:val="id_ID" w:bidi="id_ID"/>
+        </w:rPr>
+      </w:r>
+      <w:r>
+        <w:rPr>
+          <w:lang w:val="id_ID" w:bidi="id_ID"/>
+        </w:rPr>
+        <w:t>Yohanes 2:1–2</w:t>
+      </w:r>
+    </w:p>
+    <w:p>
+      <w:pPr>
+        <w:pStyle w:val="ListBullet"/>
+        <w:spacing w:line="240" w:lineRule="auto"/>
+        <w:ind w:left="720"/>
+      </w:pPr>
+      <w:r>
+        <w:rPr>
+          <w:lang w:val="id_ID" w:bidi="id_ID"/>
+        </w:rPr>
+      </w:r>
+      <w:r>
+        <w:rPr>
+          <w:lang w:val="id_ID" w:bidi="id_ID"/>
+        </w:rPr>
+        <w:t>Yohanes 4:3</w:t>
+      </w:r>
+    </w:p>
+    <w:p>
+      <w:pPr>
+        <w:pStyle w:val="ListBullet"/>
+        <w:spacing w:line="240" w:lineRule="auto"/>
+        <w:ind w:left="720"/>
+      </w:pPr>
+      <w:r>
+        <w:rPr>
+          <w:lang w:val="id_ID" w:bidi="id_ID"/>
+        </w:rPr>
+      </w:r>
+      <w:r>
+        <w:rPr>
+          <w:lang w:val="id_ID" w:bidi="id_ID"/>
+        </w:rPr>
+        <w:t>Lukas 13:3</w:t>
+      </w:r>
+    </w:p>
+    <w:p>
+      <w:pPr>
+        <w:pStyle w:val="ListBullet"/>
+        <w:spacing w:line="240" w:lineRule="auto"/>
+        <w:ind w:left="720"/>
+      </w:pPr>
+      <w:r>
+        <w:rPr>
+          <w:lang w:val="id_ID" w:bidi="id_ID"/>
+        </w:rPr>
+      </w:r>
+      <w:r>
+        <w:rPr>
+          <w:lang w:val="id_ID" w:bidi="id_ID"/>
+        </w:rPr>
+        <w:t>Markus 3:7</w:t>
+      </w:r>
+    </w:p>
+    <w:p>
+      <w:pPr>
+        <w:pStyle w:val="ListBullet"/>
+        <w:spacing w:line="240" w:lineRule="auto"/>
+        <w:ind w:left="720"/>
+      </w:pPr>
+      <w:r>
+        <w:rPr>
+          <w:lang w:val="id_ID" w:bidi="id_ID"/>
+        </w:rPr>
+      </w:r>
+      <w:r>
+        <w:rPr>
+          <w:lang w:val="id_ID" w:bidi="id_ID"/>
+        </w:rPr>
+        <w:t>Matius 2:22–23</w:t>
+      </w:r>
+    </w:p>
+    <w:p>
+      <w:pPr>
+        <w:pStyle w:val="ListBullet"/>
+        <w:spacing w:line="240" w:lineRule="auto"/>
+        <w:ind w:left="720"/>
+      </w:pPr>
+      <w:r>
+        <w:rPr>
+          <w:lang w:val="id_ID" w:bidi="id_ID"/>
+        </w:rPr>
+      </w:r>
+      <w:r>
+        <w:rPr>
+          <w:lang w:val="id_ID" w:bidi="id_ID"/>
+        </w:rPr>
+        <w:t>Matius 3:13–15</w:t>
+      </w:r>
     </w:p>
     <w:p>
       <w:pPr>
@@ -2115,114 +2013,84 @@
           <w:lang w:val="id_ID" w:bidi="id_ID"/>
         </w:rPr>
       </w:r>
-      <w:hyperlink r:id="rId29">
-        <w:r>
-          <w:rPr>
-            <w:lang w:val="id_ID" w:bidi="id_ID"/>
-          </w:rPr>
-          <w:rPr>
-            <w:color w:val="0000EE"/>
-            <w:u w:val="single"/>
-          </w:rPr>
-          <w:t>1 Raja-raja 14:9–10</w:t>
-        </w:r>
-      </w:hyperlink>
-    </w:p>
-    <w:p>
-      <w:pPr>
-        <w:pStyle w:val="ListBullet"/>
-        <w:spacing w:line="240" w:lineRule="auto"/>
-        <w:ind w:left="720"/>
-      </w:pPr>
-      <w:r>
-        <w:rPr>
-          <w:lang w:val="id_ID" w:bidi="id_ID"/>
-        </w:rPr>
-      </w:r>
-      <w:hyperlink r:id="rId21">
-        <w:r>
-          <w:rPr>
-            <w:lang w:val="id_ID" w:bidi="id_ID"/>
-          </w:rPr>
-          <w:rPr>
-            <w:color w:val="0000EE"/>
-            <w:u w:val="single"/>
-          </w:rPr>
-          <w:t>Kisah Para Rasul 7:43</w:t>
-        </w:r>
-      </w:hyperlink>
-    </w:p>
-    <w:p>
-      <w:pPr>
-        <w:pStyle w:val="ListBullet"/>
-        <w:spacing w:line="240" w:lineRule="auto"/>
-        <w:ind w:left="720"/>
-      </w:pPr>
-      <w:r>
-        <w:rPr>
-          <w:lang w:val="id_ID" w:bidi="id_ID"/>
-        </w:rPr>
-      </w:r>
-      <w:hyperlink r:id="rId30">
-        <w:r>
-          <w:rPr>
-            <w:lang w:val="id_ID" w:bidi="id_ID"/>
-          </w:rPr>
-          <w:rPr>
-            <w:color w:val="0000EE"/>
-            <w:u w:val="single"/>
-          </w:rPr>
-          <w:t>Yesaya 21:8–9</w:t>
-        </w:r>
-      </w:hyperlink>
-    </w:p>
-    <w:p>
-      <w:pPr>
-        <w:pStyle w:val="ListBullet"/>
-        <w:spacing w:line="240" w:lineRule="auto"/>
-        <w:ind w:left="720"/>
-      </w:pPr>
-      <w:r>
-        <w:rPr>
-          <w:lang w:val="id_ID" w:bidi="id_ID"/>
-        </w:rPr>
-      </w:r>
-      <w:hyperlink r:id="rId31">
-        <w:r>
-          <w:rPr>
-            <w:lang w:val="id_ID" w:bidi="id_ID"/>
-          </w:rPr>
-          <w:rPr>
-            <w:color w:val="0000EE"/>
-            <w:u w:val="single"/>
-          </w:rPr>
-          <w:t>Matius 22:21</w:t>
-        </w:r>
-      </w:hyperlink>
-    </w:p>
-    <w:p>
-      <w:pPr>
-        <w:pStyle w:val="ListBullet"/>
-        <w:spacing w:line="240" w:lineRule="auto"/>
-        <w:ind w:left="720"/>
-      </w:pPr>
-      <w:r>
-        <w:rPr>
-          <w:lang w:val="id_ID" w:bidi="id_ID"/>
-        </w:rPr>
-      </w:r>
-      <w:hyperlink r:id="rId32">
-        <w:r>
-          <w:rPr>
-            <w:lang w:val="id_ID" w:bidi="id_ID"/>
-          </w:rPr>
-          <w:rPr>
-            <w:color w:val="0000EE"/>
-            <w:u w:val="single"/>
-          </w:rPr>
-          <w:t>Roma 1:23</w:t>
-        </w:r>
-      </w:hyperlink>
+      <w:r>
+        <w:rPr>
+          <w:lang w:val="id_ID" w:bidi="id_ID"/>
+        </w:rPr>
+        <w:t>1 Raja-raja 14:9–10</w:t>
+      </w:r>
+    </w:p>
+    <w:p>
+      <w:pPr>
+        <w:pStyle w:val="ListBullet"/>
+        <w:spacing w:line="240" w:lineRule="auto"/>
+        <w:ind w:left="720"/>
+      </w:pPr>
+      <w:r>
+        <w:rPr>
+          <w:lang w:val="id_ID" w:bidi="id_ID"/>
+        </w:rPr>
+      </w:r>
+      <w:r>
+        <w:rPr>
+          <w:lang w:val="id_ID" w:bidi="id_ID"/>
+        </w:rPr>
+        <w:t>Kisah Para Rasul 7:43</w:t>
+      </w:r>
+    </w:p>
+    <w:p>
+      <w:pPr>
+        <w:pStyle w:val="ListBullet"/>
+        <w:spacing w:line="240" w:lineRule="auto"/>
+        <w:ind w:left="720"/>
+      </w:pPr>
+      <w:r>
+        <w:rPr>
+          <w:lang w:val="id_ID" w:bidi="id_ID"/>
+        </w:rPr>
+      </w:r>
+      <w:r>
+        <w:rPr>
+          <w:lang w:val="id_ID" w:bidi="id_ID"/>
+        </w:rPr>
+        <w:t>Yesaya 21:8–9</w:t>
+      </w:r>
+    </w:p>
+    <w:p>
+      <w:pPr>
+        <w:pStyle w:val="ListBullet"/>
+        <w:spacing w:line="240" w:lineRule="auto"/>
+        <w:ind w:left="720"/>
+      </w:pPr>
+      <w:r>
+        <w:rPr>
+          <w:lang w:val="id_ID" w:bidi="id_ID"/>
+        </w:rPr>
+      </w:r>
+      <w:r>
+        <w:rPr>
+          <w:lang w:val="id_ID" w:bidi="id_ID"/>
+        </w:rPr>
+        <w:t>Matius 22:21</w:t>
+      </w:r>
+    </w:p>
+    <w:p>
+      <w:pPr>
+        <w:pStyle w:val="ListBullet"/>
+        <w:spacing w:line="240" w:lineRule="auto"/>
+        <w:ind w:left="720"/>
+      </w:pPr>
+      <w:r>
+        <w:rPr>
+          <w:lang w:val="id_ID" w:bidi="id_ID"/>
+        </w:rPr>
+      </w:r>
+      <w:r>
+        <w:rPr>
+          <w:lang w:val="id_ID" w:bidi="id_ID"/>
+        </w:rPr>
+        <w:t>Roma 1:23</w:t>
+      </w:r>
     </w:p>
     <w:p>
       <w:pPr>
@@ -2467,138 +2335,102 @@
           <w:lang w:val="id_ID" w:bidi="id_ID"/>
         </w:rPr>
       </w:r>
-      <w:hyperlink r:id="rId33">
-        <w:r>
-          <w:rPr>
-            <w:lang w:val="id_ID" w:bidi="id_ID"/>
-          </w:rPr>
-          <w:rPr>
-            <w:color w:val="0000EE"/>
-            <w:u w:val="single"/>
-          </w:rPr>
-          <w:t>2 Korintus 4:3–4</w:t>
-        </w:r>
-      </w:hyperlink>
-    </w:p>
-    <w:p>
-      <w:pPr>
-        <w:pStyle w:val="ListBullet"/>
-        <w:spacing w:line="240" w:lineRule="auto"/>
-        <w:ind w:left="720"/>
-      </w:pPr>
-      <w:r>
-        <w:rPr>
-          <w:lang w:val="id_ID" w:bidi="id_ID"/>
-        </w:rPr>
-      </w:r>
-      <w:hyperlink r:id="rId34">
-        <w:r>
-          <w:rPr>
-            <w:lang w:val="id_ID" w:bidi="id_ID"/>
-          </w:rPr>
-          <w:rPr>
-            <w:color w:val="0000EE"/>
-            <w:u w:val="single"/>
-          </w:rPr>
-          <w:t>Kolose 3:9–11</w:t>
-        </w:r>
-      </w:hyperlink>
-    </w:p>
-    <w:p>
-      <w:pPr>
-        <w:pStyle w:val="ListBullet"/>
-        <w:spacing w:line="240" w:lineRule="auto"/>
-        <w:ind w:left="720"/>
-      </w:pPr>
-      <w:r>
-        <w:rPr>
-          <w:lang w:val="id_ID" w:bidi="id_ID"/>
-        </w:rPr>
-      </w:r>
-      <w:hyperlink r:id="rId35">
-        <w:r>
-          <w:rPr>
-            <w:lang w:val="id_ID" w:bidi="id_ID"/>
-          </w:rPr>
-          <w:rPr>
-            <w:color w:val="0000EE"/>
-            <w:u w:val="single"/>
-          </w:rPr>
-          <w:t>Kejadian 1:26–27</w:t>
-        </w:r>
-      </w:hyperlink>
-    </w:p>
-    <w:p>
-      <w:pPr>
-        <w:pStyle w:val="ListBullet"/>
-        <w:spacing w:line="240" w:lineRule="auto"/>
-        <w:ind w:left="720"/>
-      </w:pPr>
-      <w:r>
-        <w:rPr>
-          <w:lang w:val="id_ID" w:bidi="id_ID"/>
-        </w:rPr>
-      </w:r>
-      <w:hyperlink r:id="rId36">
-        <w:r>
-          <w:rPr>
-            <w:lang w:val="id_ID" w:bidi="id_ID"/>
-          </w:rPr>
-          <w:rPr>
-            <w:color w:val="0000EE"/>
-            <w:u w:val="single"/>
-          </w:rPr>
-          <w:t>Kejadian 9:6</w:t>
-        </w:r>
-      </w:hyperlink>
-    </w:p>
-    <w:p>
-      <w:pPr>
-        <w:pStyle w:val="ListBullet"/>
-        <w:spacing w:line="240" w:lineRule="auto"/>
-        <w:ind w:left="720"/>
-      </w:pPr>
-      <w:r>
-        <w:rPr>
-          <w:lang w:val="id_ID" w:bidi="id_ID"/>
-        </w:rPr>
-      </w:r>
-      <w:hyperlink r:id="rId37">
-        <w:r>
-          <w:rPr>
-            <w:lang w:val="id_ID" w:bidi="id_ID"/>
-          </w:rPr>
-          <w:rPr>
-            <w:color w:val="0000EE"/>
-            <w:u w:val="single"/>
-          </w:rPr>
-          <w:t>Yakobus 3:9–10</w:t>
-        </w:r>
-      </w:hyperlink>
-    </w:p>
-    <w:p>
-      <w:pPr>
-        <w:pStyle w:val="ListBullet"/>
-        <w:spacing w:line="240" w:lineRule="auto"/>
-        <w:ind w:left="720"/>
-      </w:pPr>
-      <w:r>
-        <w:rPr>
-          <w:lang w:val="id_ID" w:bidi="id_ID"/>
-        </w:rPr>
-      </w:r>
-      <w:hyperlink r:id="rId38">
-        <w:r>
-          <w:rPr>
-            <w:lang w:val="id_ID" w:bidi="id_ID"/>
-          </w:rPr>
-          <w:rPr>
-            <w:color w:val="0000EE"/>
-            <w:u w:val="single"/>
-          </w:rPr>
-          <w:t>Roma 8:28–30</w:t>
-        </w:r>
-      </w:hyperlink>
+      <w:r>
+        <w:rPr>
+          <w:lang w:val="id_ID" w:bidi="id_ID"/>
+        </w:rPr>
+        <w:t>2 Korintus 4:3–4</w:t>
+      </w:r>
+    </w:p>
+    <w:p>
+      <w:pPr>
+        <w:pStyle w:val="ListBullet"/>
+        <w:spacing w:line="240" w:lineRule="auto"/>
+        <w:ind w:left="720"/>
+      </w:pPr>
+      <w:r>
+        <w:rPr>
+          <w:lang w:val="id_ID" w:bidi="id_ID"/>
+        </w:rPr>
+      </w:r>
+      <w:r>
+        <w:rPr>
+          <w:lang w:val="id_ID" w:bidi="id_ID"/>
+        </w:rPr>
+        <w:t>Kolose 3:9–11</w:t>
+      </w:r>
+    </w:p>
+    <w:p>
+      <w:pPr>
+        <w:pStyle w:val="ListBullet"/>
+        <w:spacing w:line="240" w:lineRule="auto"/>
+        <w:ind w:left="720"/>
+      </w:pPr>
+      <w:r>
+        <w:rPr>
+          <w:lang w:val="id_ID" w:bidi="id_ID"/>
+        </w:rPr>
+      </w:r>
+      <w:r>
+        <w:rPr>
+          <w:lang w:val="id_ID" w:bidi="id_ID"/>
+        </w:rPr>
+        <w:t>Kejadian 1:26–27</w:t>
+      </w:r>
+    </w:p>
+    <w:p>
+      <w:pPr>
+        <w:pStyle w:val="ListBullet"/>
+        <w:spacing w:line="240" w:lineRule="auto"/>
+        <w:ind w:left="720"/>
+      </w:pPr>
+      <w:r>
+        <w:rPr>
+          <w:lang w:val="id_ID" w:bidi="id_ID"/>
+        </w:rPr>
+      </w:r>
+      <w:r>
+        <w:rPr>
+          <w:lang w:val="id_ID" w:bidi="id_ID"/>
+        </w:rPr>
+        <w:t>Kejadian 9:6</w:t>
+      </w:r>
+    </w:p>
+    <w:p>
+      <w:pPr>
+        <w:pStyle w:val="ListBullet"/>
+        <w:spacing w:line="240" w:lineRule="auto"/>
+        <w:ind w:left="720"/>
+      </w:pPr>
+      <w:r>
+        <w:rPr>
+          <w:lang w:val="id_ID" w:bidi="id_ID"/>
+        </w:rPr>
+      </w:r>
+      <w:r>
+        <w:rPr>
+          <w:lang w:val="id_ID" w:bidi="id_ID"/>
+        </w:rPr>
+        <w:t>Yakobus 3:9–10</w:t>
+      </w:r>
+    </w:p>
+    <w:p>
+      <w:pPr>
+        <w:pStyle w:val="ListBullet"/>
+        <w:spacing w:line="240" w:lineRule="auto"/>
+        <w:ind w:left="720"/>
+      </w:pPr>
+      <w:r>
+        <w:rPr>
+          <w:lang w:val="id_ID" w:bidi="id_ID"/>
+        </w:rPr>
+      </w:r>
+      <w:r>
+        <w:rPr>
+          <w:lang w:val="id_ID" w:bidi="id_ID"/>
+        </w:rPr>
+        <w:t>Roma 8:28–30</w:t>
+      </w:r>
     </w:p>
     <w:p>
       <w:pPr>
@@ -2868,138 +2700,102 @@
           <w:lang w:val="id_ID" w:bidi="id_ID"/>
         </w:rPr>
       </w:r>
-      <w:hyperlink r:id="rId39">
-        <w:r>
-          <w:rPr>
-            <w:lang w:val="id_ID" w:bidi="id_ID"/>
-          </w:rPr>
-          <w:rPr>
-            <w:color w:val="0000EE"/>
-            <w:u w:val="single"/>
-          </w:rPr>
-          <w:t>Kisah Para Rasul 27:36–38</w:t>
-        </w:r>
-      </w:hyperlink>
-    </w:p>
-    <w:p>
-      <w:pPr>
-        <w:pStyle w:val="ListBullet"/>
-        <w:spacing w:line="240" w:lineRule="auto"/>
-        <w:ind w:left="720"/>
-      </w:pPr>
-      <w:r>
-        <w:rPr>
-          <w:lang w:val="id_ID" w:bidi="id_ID"/>
-        </w:rPr>
-      </w:r>
-      <w:hyperlink r:id="rId40">
-        <w:r>
-          <w:rPr>
-            <w:lang w:val="id_ID" w:bidi="id_ID"/>
-          </w:rPr>
-          <w:rPr>
-            <w:color w:val="0000EE"/>
-            <w:u w:val="single"/>
-          </w:rPr>
-          <w:t>Keluaran 34:21–22</w:t>
-        </w:r>
-      </w:hyperlink>
-    </w:p>
-    <w:p>
-      <w:pPr>
-        <w:pStyle w:val="ListBullet"/>
-        <w:spacing w:line="240" w:lineRule="auto"/>
-        <w:ind w:left="720"/>
-      </w:pPr>
-      <w:r>
-        <w:rPr>
-          <w:lang w:val="id_ID" w:bidi="id_ID"/>
-        </w:rPr>
-      </w:r>
-      <w:hyperlink r:id="rId41">
-        <w:r>
-          <w:rPr>
-            <w:lang w:val="id_ID" w:bidi="id_ID"/>
-          </w:rPr>
-          <w:rPr>
-            <w:color w:val="0000EE"/>
-            <w:u w:val="single"/>
-          </w:rPr>
-          <w:t>Yohanes 12:24</w:t>
-        </w:r>
-      </w:hyperlink>
-    </w:p>
-    <w:p>
-      <w:pPr>
-        <w:pStyle w:val="ListBullet"/>
-        <w:spacing w:line="240" w:lineRule="auto"/>
-        <w:ind w:left="720"/>
-      </w:pPr>
-      <w:r>
-        <w:rPr>
-          <w:lang w:val="id_ID" w:bidi="id_ID"/>
-        </w:rPr>
-      </w:r>
-      <w:hyperlink r:id="rId42">
-        <w:r>
-          <w:rPr>
-            <w:lang w:val="id_ID" w:bidi="id_ID"/>
-          </w:rPr>
-          <w:rPr>
-            <w:color w:val="0000EE"/>
-            <w:u w:val="single"/>
-          </w:rPr>
-          <w:t>Lukas 3:17</w:t>
-        </w:r>
-      </w:hyperlink>
-    </w:p>
-    <w:p>
-      <w:pPr>
-        <w:pStyle w:val="ListBullet"/>
-        <w:spacing w:line="240" w:lineRule="auto"/>
-        <w:ind w:left="720"/>
-      </w:pPr>
-      <w:r>
-        <w:rPr>
-          <w:lang w:val="id_ID" w:bidi="id_ID"/>
-        </w:rPr>
-      </w:r>
-      <w:hyperlink r:id="rId43">
-        <w:r>
-          <w:rPr>
-            <w:lang w:val="id_ID" w:bidi="id_ID"/>
-          </w:rPr>
-          <w:rPr>
-            <w:color w:val="0000EE"/>
-            <w:u w:val="single"/>
-          </w:rPr>
-          <w:t>Matius 3:12</w:t>
-        </w:r>
-      </w:hyperlink>
-    </w:p>
-    <w:p>
-      <w:pPr>
-        <w:pStyle w:val="ListBullet"/>
-        <w:spacing w:line="240" w:lineRule="auto"/>
-        <w:ind w:left="720"/>
-      </w:pPr>
-      <w:r>
-        <w:rPr>
-          <w:lang w:val="id_ID" w:bidi="id_ID"/>
-        </w:rPr>
-      </w:r>
-      <w:hyperlink r:id="rId44">
-        <w:r>
-          <w:rPr>
-            <w:lang w:val="id_ID" w:bidi="id_ID"/>
-          </w:rPr>
-          <w:rPr>
-            <w:color w:val="0000EE"/>
-            <w:u w:val="single"/>
-          </w:rPr>
-          <w:t>Matius 13:26</w:t>
-        </w:r>
-      </w:hyperlink>
+      <w:r>
+        <w:rPr>
+          <w:lang w:val="id_ID" w:bidi="id_ID"/>
+        </w:rPr>
+        <w:t>Kisah Para Rasul 27:36–38</w:t>
+      </w:r>
+    </w:p>
+    <w:p>
+      <w:pPr>
+        <w:pStyle w:val="ListBullet"/>
+        <w:spacing w:line="240" w:lineRule="auto"/>
+        <w:ind w:left="720"/>
+      </w:pPr>
+      <w:r>
+        <w:rPr>
+          <w:lang w:val="id_ID" w:bidi="id_ID"/>
+        </w:rPr>
+      </w:r>
+      <w:r>
+        <w:rPr>
+          <w:lang w:val="id_ID" w:bidi="id_ID"/>
+        </w:rPr>
+        <w:t>Keluaran 34:21–22</w:t>
+      </w:r>
+    </w:p>
+    <w:p>
+      <w:pPr>
+        <w:pStyle w:val="ListBullet"/>
+        <w:spacing w:line="240" w:lineRule="auto"/>
+        <w:ind w:left="720"/>
+      </w:pPr>
+      <w:r>
+        <w:rPr>
+          <w:lang w:val="id_ID" w:bidi="id_ID"/>
+        </w:rPr>
+      </w:r>
+      <w:r>
+        <w:rPr>
+          <w:lang w:val="id_ID" w:bidi="id_ID"/>
+        </w:rPr>
+        <w:t>Yohanes 12:24</w:t>
+      </w:r>
+    </w:p>
+    <w:p>
+      <w:pPr>
+        <w:pStyle w:val="ListBullet"/>
+        <w:spacing w:line="240" w:lineRule="auto"/>
+        <w:ind w:left="720"/>
+      </w:pPr>
+      <w:r>
+        <w:rPr>
+          <w:lang w:val="id_ID" w:bidi="id_ID"/>
+        </w:rPr>
+      </w:r>
+      <w:r>
+        <w:rPr>
+          <w:lang w:val="id_ID" w:bidi="id_ID"/>
+        </w:rPr>
+        <w:t>Lukas 3:17</w:t>
+      </w:r>
+    </w:p>
+    <w:p>
+      <w:pPr>
+        <w:pStyle w:val="ListBullet"/>
+        <w:spacing w:line="240" w:lineRule="auto"/>
+        <w:ind w:left="720"/>
+      </w:pPr>
+      <w:r>
+        <w:rPr>
+          <w:lang w:val="id_ID" w:bidi="id_ID"/>
+        </w:rPr>
+      </w:r>
+      <w:r>
+        <w:rPr>
+          <w:lang w:val="id_ID" w:bidi="id_ID"/>
+        </w:rPr>
+        <w:t>Matius 3:12</w:t>
+      </w:r>
+    </w:p>
+    <w:p>
+      <w:pPr>
+        <w:pStyle w:val="ListBullet"/>
+        <w:spacing w:line="240" w:lineRule="auto"/>
+        <w:ind w:left="720"/>
+      </w:pPr>
+      <w:r>
+        <w:rPr>
+          <w:lang w:val="id_ID" w:bidi="id_ID"/>
+        </w:rPr>
+      </w:r>
+      <w:r>
+        <w:rPr>
+          <w:lang w:val="id_ID" w:bidi="id_ID"/>
+        </w:rPr>
+        <w:t>Matius 13:26</w:t>
+      </w:r>
     </w:p>
     <w:p>
       <w:pPr>
@@ -3183,114 +2979,84 @@
           <w:lang w:val="id_ID" w:bidi="id_ID"/>
         </w:rPr>
       </w:r>
-      <w:hyperlink r:id="rId45">
-        <w:r>
-          <w:rPr>
-            <w:lang w:val="id_ID" w:bidi="id_ID"/>
-          </w:rPr>
-          <w:rPr>
-            <w:color w:val="0000EE"/>
-            <w:u w:val="single"/>
-          </w:rPr>
-          <w:t>2 Samuel 17:23</w:t>
-        </w:r>
-      </w:hyperlink>
-    </w:p>
-    <w:p>
-      <w:pPr>
-        <w:pStyle w:val="ListBullet"/>
-        <w:spacing w:line="240" w:lineRule="auto"/>
-        <w:ind w:left="720"/>
-      </w:pPr>
-      <w:r>
-        <w:rPr>
-          <w:lang w:val="id_ID" w:bidi="id_ID"/>
-        </w:rPr>
-      </w:r>
-      <w:hyperlink r:id="rId46">
-        <w:r>
-          <w:rPr>
-            <w:lang w:val="id_ID" w:bidi="id_ID"/>
-          </w:rPr>
-          <w:rPr>
-            <w:color w:val="0000EE"/>
-            <w:u w:val="single"/>
-          </w:rPr>
-          <w:t>Kisah Para Rasul 10:39</w:t>
-        </w:r>
-      </w:hyperlink>
-    </w:p>
-    <w:p>
-      <w:pPr>
-        <w:pStyle w:val="ListBullet"/>
-        <w:spacing w:line="240" w:lineRule="auto"/>
-        <w:ind w:left="720"/>
-      </w:pPr>
-      <w:r>
-        <w:rPr>
-          <w:lang w:val="id_ID" w:bidi="id_ID"/>
-        </w:rPr>
-      </w:r>
-      <w:hyperlink r:id="rId47">
-        <w:r>
-          <w:rPr>
-            <w:lang w:val="id_ID" w:bidi="id_ID"/>
-          </w:rPr>
-          <w:rPr>
-            <w:color w:val="0000EE"/>
-            <w:u w:val="single"/>
-          </w:rPr>
-          <w:t>Galatia 3:13</w:t>
-        </w:r>
-      </w:hyperlink>
-    </w:p>
-    <w:p>
-      <w:pPr>
-        <w:pStyle w:val="ListBullet"/>
-        <w:spacing w:line="240" w:lineRule="auto"/>
-        <w:ind w:left="720"/>
-      </w:pPr>
-      <w:r>
-        <w:rPr>
-          <w:lang w:val="id_ID" w:bidi="id_ID"/>
-        </w:rPr>
-      </w:r>
-      <w:hyperlink r:id="rId48">
-        <w:r>
-          <w:rPr>
-            <w:lang w:val="id_ID" w:bidi="id_ID"/>
-          </w:rPr>
-          <w:rPr>
-            <w:color w:val="0000EE"/>
-            <w:u w:val="single"/>
-          </w:rPr>
-          <w:t>Kejadian 40:22</w:t>
-        </w:r>
-      </w:hyperlink>
-    </w:p>
-    <w:p>
-      <w:pPr>
-        <w:pStyle w:val="ListBullet"/>
-        <w:spacing w:line="240" w:lineRule="auto"/>
-        <w:ind w:left="720"/>
-      </w:pPr>
-      <w:r>
-        <w:rPr>
-          <w:lang w:val="id_ID" w:bidi="id_ID"/>
-        </w:rPr>
-      </w:r>
-      <w:hyperlink r:id="rId49">
-        <w:r>
-          <w:rPr>
-            <w:lang w:val="id_ID" w:bidi="id_ID"/>
-          </w:rPr>
-          <w:rPr>
-            <w:color w:val="0000EE"/>
-            <w:u w:val="single"/>
-          </w:rPr>
-          <w:t>Matius 27:3–5</w:t>
-        </w:r>
-      </w:hyperlink>
+      <w:r>
+        <w:rPr>
+          <w:lang w:val="id_ID" w:bidi="id_ID"/>
+        </w:rPr>
+        <w:t>2 Samuel 17:23</w:t>
+      </w:r>
+    </w:p>
+    <w:p>
+      <w:pPr>
+        <w:pStyle w:val="ListBullet"/>
+        <w:spacing w:line="240" w:lineRule="auto"/>
+        <w:ind w:left="720"/>
+      </w:pPr>
+      <w:r>
+        <w:rPr>
+          <w:lang w:val="id_ID" w:bidi="id_ID"/>
+        </w:rPr>
+      </w:r>
+      <w:r>
+        <w:rPr>
+          <w:lang w:val="id_ID" w:bidi="id_ID"/>
+        </w:rPr>
+        <w:t>Kisah Para Rasul 10:39</w:t>
+      </w:r>
+    </w:p>
+    <w:p>
+      <w:pPr>
+        <w:pStyle w:val="ListBullet"/>
+        <w:spacing w:line="240" w:lineRule="auto"/>
+        <w:ind w:left="720"/>
+      </w:pPr>
+      <w:r>
+        <w:rPr>
+          <w:lang w:val="id_ID" w:bidi="id_ID"/>
+        </w:rPr>
+      </w:r>
+      <w:r>
+        <w:rPr>
+          <w:lang w:val="id_ID" w:bidi="id_ID"/>
+        </w:rPr>
+        <w:t>Galatia 3:13</w:t>
+      </w:r>
+    </w:p>
+    <w:p>
+      <w:pPr>
+        <w:pStyle w:val="ListBullet"/>
+        <w:spacing w:line="240" w:lineRule="auto"/>
+        <w:ind w:left="720"/>
+      </w:pPr>
+      <w:r>
+        <w:rPr>
+          <w:lang w:val="id_ID" w:bidi="id_ID"/>
+        </w:rPr>
+      </w:r>
+      <w:r>
+        <w:rPr>
+          <w:lang w:val="id_ID" w:bidi="id_ID"/>
+        </w:rPr>
+        <w:t>Kejadian 40:22</w:t>
+      </w:r>
+    </w:p>
+    <w:p>
+      <w:pPr>
+        <w:pStyle w:val="ListBullet"/>
+        <w:spacing w:line="240" w:lineRule="auto"/>
+        <w:ind w:left="720"/>
+      </w:pPr>
+      <w:r>
+        <w:rPr>
+          <w:lang w:val="id_ID" w:bidi="id_ID"/>
+        </w:rPr>
+      </w:r>
+      <w:r>
+        <w:rPr>
+          <w:lang w:val="id_ID" w:bidi="id_ID"/>
+        </w:rPr>
+        <w:t>Matius 27:3–5</w:t>
+      </w:r>
     </w:p>
     <w:p>
       <w:pPr>
@@ -3574,66 +3340,48 @@
           <w:lang w:val="id_ID" w:bidi="id_ID"/>
         </w:rPr>
       </w:r>
-      <w:hyperlink r:id="rId50">
-        <w:r>
-          <w:rPr>
-            <w:lang w:val="id_ID" w:bidi="id_ID"/>
-          </w:rPr>
-          <w:rPr>
-            <w:color w:val="0000EE"/>
-            <w:u w:val="single"/>
-          </w:rPr>
-          <w:t>1 Samuel 5:8–9</w:t>
-        </w:r>
-      </w:hyperlink>
-    </w:p>
-    <w:p>
-      <w:pPr>
-        <w:pStyle w:val="ListBullet"/>
-        <w:spacing w:line="240" w:lineRule="auto"/>
-        <w:ind w:left="720"/>
-      </w:pPr>
-      <w:r>
-        <w:rPr>
-          <w:lang w:val="id_ID" w:bidi="id_ID"/>
-        </w:rPr>
-      </w:r>
-      <w:hyperlink r:id="rId51">
-        <w:r>
-          <w:rPr>
-            <w:lang w:val="id_ID" w:bidi="id_ID"/>
-          </w:rPr>
-          <w:rPr>
-            <w:color w:val="0000EE"/>
-            <w:u w:val="single"/>
-          </w:rPr>
-          <w:t>2 Tawarikh 26:6–8</w:t>
-        </w:r>
-      </w:hyperlink>
-    </w:p>
-    <w:p>
-      <w:pPr>
-        <w:pStyle w:val="ListBullet"/>
-        <w:spacing w:line="240" w:lineRule="auto"/>
-        <w:ind w:left="720"/>
-      </w:pPr>
-      <w:r>
-        <w:rPr>
-          <w:lang w:val="id_ID" w:bidi="id_ID"/>
-        </w:rPr>
-      </w:r>
-      <w:hyperlink r:id="rId52">
-        <w:r>
-          <w:rPr>
-            <w:lang w:val="id_ID" w:bidi="id_ID"/>
-          </w:rPr>
-          <w:rPr>
-            <w:color w:val="0000EE"/>
-            <w:u w:val="single"/>
-          </w:rPr>
-          <w:t>Yosua 11:21–22</w:t>
-        </w:r>
-      </w:hyperlink>
+      <w:r>
+        <w:rPr>
+          <w:lang w:val="id_ID" w:bidi="id_ID"/>
+        </w:rPr>
+        <w:t>1 Samuel 5:8–9</w:t>
+      </w:r>
+    </w:p>
+    <w:p>
+      <w:pPr>
+        <w:pStyle w:val="ListBullet"/>
+        <w:spacing w:line="240" w:lineRule="auto"/>
+        <w:ind w:left="720"/>
+      </w:pPr>
+      <w:r>
+        <w:rPr>
+          <w:lang w:val="id_ID" w:bidi="id_ID"/>
+        </w:rPr>
+      </w:r>
+      <w:r>
+        <w:rPr>
+          <w:lang w:val="id_ID" w:bidi="id_ID"/>
+        </w:rPr>
+        <w:t>2 Tawarikh 26:6–8</w:t>
+      </w:r>
+    </w:p>
+    <w:p>
+      <w:pPr>
+        <w:pStyle w:val="ListBullet"/>
+        <w:spacing w:line="240" w:lineRule="auto"/>
+        <w:ind w:left="720"/>
+      </w:pPr>
+      <w:r>
+        <w:rPr>
+          <w:lang w:val="id_ID" w:bidi="id_ID"/>
+        </w:rPr>
+      </w:r>
+      <w:r>
+        <w:rPr>
+          <w:lang w:val="id_ID" w:bidi="id_ID"/>
+        </w:rPr>
+        <w:t>Yosua 11:21–22</w:t>
+      </w:r>
     </w:p>
     <w:p>
       <w:pPr>
@@ -3923,66 +3671,48 @@
           <w:lang w:val="id_ID" w:bidi="id_ID"/>
         </w:rPr>
       </w:r>
-      <w:hyperlink r:id="rId21">
-        <w:r>
-          <w:rPr>
-            <w:lang w:val="id_ID" w:bidi="id_ID"/>
-          </w:rPr>
-          <w:rPr>
-            <w:color w:val="0000EE"/>
-            <w:u w:val="single"/>
-          </w:rPr>
-          <w:t>Kisah Para Rasul 8:26</w:t>
-        </w:r>
-      </w:hyperlink>
-    </w:p>
-    <w:p>
-      <w:pPr>
-        <w:pStyle w:val="ListBullet"/>
-        <w:spacing w:line="240" w:lineRule="auto"/>
-        <w:ind w:left="720"/>
-      </w:pPr>
-      <w:r>
-        <w:rPr>
-          <w:lang w:val="id_ID" w:bidi="id_ID"/>
-        </w:rPr>
-      </w:r>
-      <w:hyperlink r:id="rId53">
-        <w:r>
-          <w:rPr>
-            <w:lang w:val="id_ID" w:bidi="id_ID"/>
-          </w:rPr>
-          <w:rPr>
-            <w:color w:val="0000EE"/>
-            <w:u w:val="single"/>
-          </w:rPr>
-          <w:t>Kejadian 10:19</w:t>
-        </w:r>
-      </w:hyperlink>
-    </w:p>
-    <w:p>
-      <w:pPr>
-        <w:pStyle w:val="ListBullet"/>
-        <w:spacing w:line="240" w:lineRule="auto"/>
-        <w:ind w:left="720"/>
-      </w:pPr>
-      <w:r>
-        <w:rPr>
-          <w:lang w:val="id_ID" w:bidi="id_ID"/>
-        </w:rPr>
-      </w:r>
-      <w:hyperlink r:id="rId54">
-        <w:r>
-          <w:rPr>
-            <w:lang w:val="id_ID" w:bidi="id_ID"/>
-          </w:rPr>
-          <w:rPr>
-            <w:color w:val="0000EE"/>
-            <w:u w:val="single"/>
-          </w:rPr>
-          <w:t>Yosua 10:40–41</w:t>
-        </w:r>
-      </w:hyperlink>
+      <w:r>
+        <w:rPr>
+          <w:lang w:val="id_ID" w:bidi="id_ID"/>
+        </w:rPr>
+        <w:t>Kisah Para Rasul 8:26</w:t>
+      </w:r>
+    </w:p>
+    <w:p>
+      <w:pPr>
+        <w:pStyle w:val="ListBullet"/>
+        <w:spacing w:line="240" w:lineRule="auto"/>
+        <w:ind w:left="720"/>
+      </w:pPr>
+      <w:r>
+        <w:rPr>
+          <w:lang w:val="id_ID" w:bidi="id_ID"/>
+        </w:rPr>
+      </w:r>
+      <w:r>
+        <w:rPr>
+          <w:lang w:val="id_ID" w:bidi="id_ID"/>
+        </w:rPr>
+        <w:t>Kejadian 10:19</w:t>
+      </w:r>
+    </w:p>
+    <w:p>
+      <w:pPr>
+        <w:pStyle w:val="ListBullet"/>
+        <w:spacing w:line="240" w:lineRule="auto"/>
+        <w:ind w:left="720"/>
+      </w:pPr>
+      <w:r>
+        <w:rPr>
+          <w:lang w:val="id_ID" w:bidi="id_ID"/>
+        </w:rPr>
+      </w:r>
+      <w:r>
+        <w:rPr>
+          <w:lang w:val="id_ID" w:bidi="id_ID"/>
+        </w:rPr>
+        <w:t>Yosua 10:40–41</w:t>
+      </w:r>
     </w:p>
     <w:p>
       <w:pPr>
@@ -4353,210 +4083,156 @@
           <w:lang w:val="id_ID" w:bidi="id_ID"/>
         </w:rPr>
       </w:r>
-      <w:hyperlink r:id="rId55">
-        <w:r>
-          <w:rPr>
-            <w:lang w:val="id_ID" w:bidi="id_ID"/>
-          </w:rPr>
-          <w:rPr>
-            <w:color w:val="0000EE"/>
-            <w:u w:val="single"/>
-          </w:rPr>
-          <w:t>Kejadian 13:7</w:t>
-        </w:r>
-      </w:hyperlink>
-    </w:p>
-    <w:p>
-      <w:pPr>
-        <w:pStyle w:val="ListBullet"/>
-        <w:spacing w:line="240" w:lineRule="auto"/>
-        <w:ind w:left="720"/>
-      </w:pPr>
-      <w:r>
-        <w:rPr>
-          <w:lang w:val="id_ID" w:bidi="id_ID"/>
-        </w:rPr>
-      </w:r>
-      <w:hyperlink r:id="rId56">
-        <w:r>
-          <w:rPr>
-            <w:lang w:val="id_ID" w:bidi="id_ID"/>
-          </w:rPr>
-          <w:rPr>
-            <w:color w:val="0000EE"/>
-            <w:u w:val="single"/>
-          </w:rPr>
-          <w:t>Kejadian 49:24</w:t>
-        </w:r>
-      </w:hyperlink>
-    </w:p>
-    <w:p>
-      <w:pPr>
-        <w:pStyle w:val="ListBullet"/>
-        <w:spacing w:line="240" w:lineRule="auto"/>
-        <w:ind w:left="720"/>
-      </w:pPr>
-      <w:r>
-        <w:rPr>
-          <w:lang w:val="id_ID" w:bidi="id_ID"/>
-        </w:rPr>
-      </w:r>
-      <w:hyperlink r:id="rId57">
-        <w:r>
-          <w:rPr>
-            <w:lang w:val="id_ID" w:bidi="id_ID"/>
-          </w:rPr>
-          <w:rPr>
-            <w:color w:val="0000EE"/>
-            <w:u w:val="single"/>
-          </w:rPr>
-          <w:t>Lukas 2:9</w:t>
-        </w:r>
-      </w:hyperlink>
-    </w:p>
-    <w:p>
-      <w:pPr>
-        <w:pStyle w:val="ListBullet"/>
-        <w:spacing w:line="240" w:lineRule="auto"/>
-        <w:ind w:left="720"/>
-      </w:pPr>
-      <w:r>
-        <w:rPr>
-          <w:lang w:val="id_ID" w:bidi="id_ID"/>
-        </w:rPr>
-      </w:r>
-      <w:hyperlink r:id="rId58">
-        <w:r>
-          <w:rPr>
-            <w:lang w:val="id_ID" w:bidi="id_ID"/>
-          </w:rPr>
-          <w:rPr>
-            <w:color w:val="0000EE"/>
-            <w:u w:val="single"/>
-          </w:rPr>
-          <w:t>Markus 6:34</w:t>
-        </w:r>
-      </w:hyperlink>
-    </w:p>
-    <w:p>
-      <w:pPr>
-        <w:pStyle w:val="ListBullet"/>
-        <w:spacing w:line="240" w:lineRule="auto"/>
-        <w:ind w:left="720"/>
-      </w:pPr>
-      <w:r>
-        <w:rPr>
-          <w:lang w:val="id_ID" w:bidi="id_ID"/>
-        </w:rPr>
-      </w:r>
-      <w:hyperlink r:id="rId59">
-        <w:r>
-          <w:rPr>
-            <w:lang w:val="id_ID" w:bidi="id_ID"/>
-          </w:rPr>
-          <w:rPr>
-            <w:color w:val="0000EE"/>
-            <w:u w:val="single"/>
-          </w:rPr>
-          <w:t>Markus 14:26–27</w:t>
-        </w:r>
-      </w:hyperlink>
-    </w:p>
-    <w:p>
-      <w:pPr>
-        <w:pStyle w:val="ListBullet"/>
-        <w:spacing w:line="240" w:lineRule="auto"/>
-        <w:ind w:left="720"/>
-      </w:pPr>
-      <w:r>
-        <w:rPr>
-          <w:lang w:val="id_ID" w:bidi="id_ID"/>
-        </w:rPr>
-      </w:r>
-      <w:hyperlink r:id="rId60">
-        <w:r>
-          <w:rPr>
-            <w:lang w:val="id_ID" w:bidi="id_ID"/>
-          </w:rPr>
-          <w:rPr>
-            <w:color w:val="0000EE"/>
-            <w:u w:val="single"/>
-          </w:rPr>
-          <w:t>Matius 2:6</w:t>
-        </w:r>
-      </w:hyperlink>
-    </w:p>
-    <w:p>
-      <w:pPr>
-        <w:pStyle w:val="ListBullet"/>
-        <w:spacing w:line="240" w:lineRule="auto"/>
-        <w:ind w:left="720"/>
-      </w:pPr>
-      <w:r>
-        <w:rPr>
-          <w:lang w:val="id_ID" w:bidi="id_ID"/>
-        </w:rPr>
-      </w:r>
-      <w:hyperlink r:id="rId61">
-        <w:r>
-          <w:rPr>
-            <w:lang w:val="id_ID" w:bidi="id_ID"/>
-          </w:rPr>
-          <w:rPr>
-            <w:color w:val="0000EE"/>
-            <w:u w:val="single"/>
-          </w:rPr>
-          <w:t>Matius 9:36</w:t>
-        </w:r>
-      </w:hyperlink>
-    </w:p>
-    <w:p>
-      <w:pPr>
-        <w:pStyle w:val="ListBullet"/>
-        <w:spacing w:line="240" w:lineRule="auto"/>
-        <w:ind w:left="720"/>
-      </w:pPr>
-      <w:r>
-        <w:rPr>
-          <w:lang w:val="id_ID" w:bidi="id_ID"/>
-        </w:rPr>
-      </w:r>
-      <w:hyperlink r:id="rId62">
-        <w:r>
-          <w:rPr>
-            <w:lang w:val="id_ID" w:bidi="id_ID"/>
-          </w:rPr>
-          <w:rPr>
-            <w:color w:val="0000EE"/>
-            <w:u w:val="single"/>
-          </w:rPr>
-          <w:t>Matius 25:32</w:t>
-        </w:r>
-      </w:hyperlink>
-    </w:p>
-    <w:p>
-      <w:pPr>
-        <w:pStyle w:val="ListBullet"/>
-        <w:spacing w:line="240" w:lineRule="auto"/>
-        <w:ind w:left="720"/>
-      </w:pPr>
-      <w:r>
-        <w:rPr>
-          <w:lang w:val="id_ID" w:bidi="id_ID"/>
-        </w:rPr>
-      </w:r>
-      <w:hyperlink r:id="rId63">
-        <w:r>
-          <w:rPr>
-            <w:lang w:val="id_ID" w:bidi="id_ID"/>
-          </w:rPr>
-          <w:rPr>
-            <w:color w:val="0000EE"/>
-            <w:u w:val="single"/>
-          </w:rPr>
-          <w:t>Matius 26:31</w:t>
-        </w:r>
-      </w:hyperlink>
+      <w:r>
+        <w:rPr>
+          <w:lang w:val="id_ID" w:bidi="id_ID"/>
+        </w:rPr>
+        <w:t>Kejadian 13:7</w:t>
+      </w:r>
+    </w:p>
+    <w:p>
+      <w:pPr>
+        <w:pStyle w:val="ListBullet"/>
+        <w:spacing w:line="240" w:lineRule="auto"/>
+        <w:ind w:left="720"/>
+      </w:pPr>
+      <w:r>
+        <w:rPr>
+          <w:lang w:val="id_ID" w:bidi="id_ID"/>
+        </w:rPr>
+      </w:r>
+      <w:r>
+        <w:rPr>
+          <w:lang w:val="id_ID" w:bidi="id_ID"/>
+        </w:rPr>
+        <w:t>Kejadian 49:24</w:t>
+      </w:r>
+    </w:p>
+    <w:p>
+      <w:pPr>
+        <w:pStyle w:val="ListBullet"/>
+        <w:spacing w:line="240" w:lineRule="auto"/>
+        <w:ind w:left="720"/>
+      </w:pPr>
+      <w:r>
+        <w:rPr>
+          <w:lang w:val="id_ID" w:bidi="id_ID"/>
+        </w:rPr>
+      </w:r>
+      <w:r>
+        <w:rPr>
+          <w:lang w:val="id_ID" w:bidi="id_ID"/>
+        </w:rPr>
+        <w:t>Lukas 2:9</w:t>
+      </w:r>
+    </w:p>
+    <w:p>
+      <w:pPr>
+        <w:pStyle w:val="ListBullet"/>
+        <w:spacing w:line="240" w:lineRule="auto"/>
+        <w:ind w:left="720"/>
+      </w:pPr>
+      <w:r>
+        <w:rPr>
+          <w:lang w:val="id_ID" w:bidi="id_ID"/>
+        </w:rPr>
+      </w:r>
+      <w:r>
+        <w:rPr>
+          <w:lang w:val="id_ID" w:bidi="id_ID"/>
+        </w:rPr>
+        <w:t>Markus 6:34</w:t>
+      </w:r>
+    </w:p>
+    <w:p>
+      <w:pPr>
+        <w:pStyle w:val="ListBullet"/>
+        <w:spacing w:line="240" w:lineRule="auto"/>
+        <w:ind w:left="720"/>
+      </w:pPr>
+      <w:r>
+        <w:rPr>
+          <w:lang w:val="id_ID" w:bidi="id_ID"/>
+        </w:rPr>
+      </w:r>
+      <w:r>
+        <w:rPr>
+          <w:lang w:val="id_ID" w:bidi="id_ID"/>
+        </w:rPr>
+        <w:t>Markus 14:26–27</w:t>
+      </w:r>
+    </w:p>
+    <w:p>
+      <w:pPr>
+        <w:pStyle w:val="ListBullet"/>
+        <w:spacing w:line="240" w:lineRule="auto"/>
+        <w:ind w:left="720"/>
+      </w:pPr>
+      <w:r>
+        <w:rPr>
+          <w:lang w:val="id_ID" w:bidi="id_ID"/>
+        </w:rPr>
+      </w:r>
+      <w:r>
+        <w:rPr>
+          <w:lang w:val="id_ID" w:bidi="id_ID"/>
+        </w:rPr>
+        <w:t>Matius 2:6</w:t>
+      </w:r>
+    </w:p>
+    <w:p>
+      <w:pPr>
+        <w:pStyle w:val="ListBullet"/>
+        <w:spacing w:line="240" w:lineRule="auto"/>
+        <w:ind w:left="720"/>
+      </w:pPr>
+      <w:r>
+        <w:rPr>
+          <w:lang w:val="id_ID" w:bidi="id_ID"/>
+        </w:rPr>
+      </w:r>
+      <w:r>
+        <w:rPr>
+          <w:lang w:val="id_ID" w:bidi="id_ID"/>
+        </w:rPr>
+        <w:t>Matius 9:36</w:t>
+      </w:r>
+    </w:p>
+    <w:p>
+      <w:pPr>
+        <w:pStyle w:val="ListBullet"/>
+        <w:spacing w:line="240" w:lineRule="auto"/>
+        <w:ind w:left="720"/>
+      </w:pPr>
+      <w:r>
+        <w:rPr>
+          <w:lang w:val="id_ID" w:bidi="id_ID"/>
+        </w:rPr>
+      </w:r>
+      <w:r>
+        <w:rPr>
+          <w:lang w:val="id_ID" w:bidi="id_ID"/>
+        </w:rPr>
+        <w:t>Matius 25:32</w:t>
+      </w:r>
+    </w:p>
+    <w:p>
+      <w:pPr>
+        <w:pStyle w:val="ListBullet"/>
+        <w:spacing w:line="240" w:lineRule="auto"/>
+        <w:ind w:left="720"/>
+      </w:pPr>
+      <w:r>
+        <w:rPr>
+          <w:lang w:val="id_ID" w:bidi="id_ID"/>
+        </w:rPr>
+      </w:r>
+      <w:r>
+        <w:rPr>
+          <w:lang w:val="id_ID" w:bidi="id_ID"/>
+        </w:rPr>
+        <w:t>Matius 26:31</w:t>
+      </w:r>
     </w:p>
     <w:p>
       <w:pPr>
@@ -4973,114 +4649,84 @@
           <w:lang w:val="id_ID" w:bidi="id_ID"/>
         </w:rPr>
       </w:r>
-      <w:hyperlink r:id="rId33">
-        <w:r>
-          <w:rPr>
-            <w:lang w:val="id_ID" w:bidi="id_ID"/>
-          </w:rPr>
-          <w:rPr>
-            <w:color w:val="0000EE"/>
-            <w:u w:val="single"/>
-          </w:rPr>
-          <w:t>2 Korintus 7:15</w:t>
-        </w:r>
-      </w:hyperlink>
-    </w:p>
-    <w:p>
-      <w:pPr>
-        <w:pStyle w:val="ListBullet"/>
-        <w:spacing w:line="240" w:lineRule="auto"/>
-        <w:ind w:left="720"/>
-      </w:pPr>
-      <w:r>
-        <w:rPr>
-          <w:lang w:val="id_ID" w:bidi="id_ID"/>
-        </w:rPr>
-      </w:r>
-      <w:hyperlink r:id="rId64">
-        <w:r>
-          <w:rPr>
-            <w:lang w:val="id_ID" w:bidi="id_ID"/>
-          </w:rPr>
-          <w:rPr>
-            <w:color w:val="0000EE"/>
-            <w:u w:val="single"/>
-          </w:rPr>
-          <w:t>2 Samuel 22:44–46</w:t>
-        </w:r>
-      </w:hyperlink>
-    </w:p>
-    <w:p>
-      <w:pPr>
-        <w:pStyle w:val="ListBullet"/>
-        <w:spacing w:line="240" w:lineRule="auto"/>
-        <w:ind w:left="720"/>
-      </w:pPr>
-      <w:r>
-        <w:rPr>
-          <w:lang w:val="id_ID" w:bidi="id_ID"/>
-        </w:rPr>
-      </w:r>
-      <w:hyperlink r:id="rId21">
-        <w:r>
-          <w:rPr>
-            <w:lang w:val="id_ID" w:bidi="id_ID"/>
-          </w:rPr>
-          <w:rPr>
-            <w:color w:val="0000EE"/>
-            <w:u w:val="single"/>
-          </w:rPr>
-          <w:t>Kisah Para Rasul16:29–31</w:t>
-        </w:r>
-      </w:hyperlink>
-    </w:p>
-    <w:p>
-      <w:pPr>
-        <w:pStyle w:val="ListBullet"/>
-        <w:spacing w:line="240" w:lineRule="auto"/>
-        <w:ind w:left="720"/>
-      </w:pPr>
-      <w:r>
-        <w:rPr>
-          <w:lang w:val="id_ID" w:bidi="id_ID"/>
-        </w:rPr>
-      </w:r>
-      <w:hyperlink r:id="rId65">
-        <w:r>
-          <w:rPr>
-            <w:lang w:val="id_ID" w:bidi="id_ID"/>
-          </w:rPr>
-          <w:rPr>
-            <w:color w:val="0000EE"/>
-            <w:u w:val="single"/>
-          </w:rPr>
-          <w:t>Yeremia 5:22</w:t>
-        </w:r>
-      </w:hyperlink>
-    </w:p>
-    <w:p>
-      <w:pPr>
-        <w:pStyle w:val="ListBullet"/>
-        <w:spacing w:line="240" w:lineRule="auto"/>
-        <w:ind w:left="720"/>
-      </w:pPr>
-      <w:r>
-        <w:rPr>
-          <w:lang w:val="id_ID" w:bidi="id_ID"/>
-        </w:rPr>
-      </w:r>
-      <w:hyperlink r:id="rId66">
-        <w:r>
-          <w:rPr>
-            <w:lang w:val="id_ID" w:bidi="id_ID"/>
-          </w:rPr>
-          <w:rPr>
-            <w:color w:val="0000EE"/>
-            <w:u w:val="single"/>
-          </w:rPr>
-          <w:t>Lukas 8:47</w:t>
-        </w:r>
-      </w:hyperlink>
+      <w:r>
+        <w:rPr>
+          <w:lang w:val="id_ID" w:bidi="id_ID"/>
+        </w:rPr>
+        <w:t>2 Korintus 7:15</w:t>
+      </w:r>
+    </w:p>
+    <w:p>
+      <w:pPr>
+        <w:pStyle w:val="ListBullet"/>
+        <w:spacing w:line="240" w:lineRule="auto"/>
+        <w:ind w:left="720"/>
+      </w:pPr>
+      <w:r>
+        <w:rPr>
+          <w:lang w:val="id_ID" w:bidi="id_ID"/>
+        </w:rPr>
+      </w:r>
+      <w:r>
+        <w:rPr>
+          <w:lang w:val="id_ID" w:bidi="id_ID"/>
+        </w:rPr>
+        <w:t>2 Samuel 22:44–46</w:t>
+      </w:r>
+    </w:p>
+    <w:p>
+      <w:pPr>
+        <w:pStyle w:val="ListBullet"/>
+        <w:spacing w:line="240" w:lineRule="auto"/>
+        <w:ind w:left="720"/>
+      </w:pPr>
+      <w:r>
+        <w:rPr>
+          <w:lang w:val="id_ID" w:bidi="id_ID"/>
+        </w:rPr>
+      </w:r>
+      <w:r>
+        <w:rPr>
+          <w:lang w:val="id_ID" w:bidi="id_ID"/>
+        </w:rPr>
+        <w:t>Kisah Para Rasul16:29–31</w:t>
+      </w:r>
+    </w:p>
+    <w:p>
+      <w:pPr>
+        <w:pStyle w:val="ListBullet"/>
+        <w:spacing w:line="240" w:lineRule="auto"/>
+        <w:ind w:left="720"/>
+      </w:pPr>
+      <w:r>
+        <w:rPr>
+          <w:lang w:val="id_ID" w:bidi="id_ID"/>
+        </w:rPr>
+      </w:r>
+      <w:r>
+        <w:rPr>
+          <w:lang w:val="id_ID" w:bidi="id_ID"/>
+        </w:rPr>
+        <w:t>Yeremia 5:22</w:t>
+      </w:r>
+    </w:p>
+    <w:p>
+      <w:pPr>
+        <w:pStyle w:val="ListBullet"/>
+        <w:spacing w:line="240" w:lineRule="auto"/>
+        <w:ind w:left="720"/>
+      </w:pPr>
+      <w:r>
+        <w:rPr>
+          <w:lang w:val="id_ID" w:bidi="id_ID"/>
+        </w:rPr>
+      </w:r>
+      <w:r>
+        <w:rPr>
+          <w:lang w:val="id_ID" w:bidi="id_ID"/>
+        </w:rPr>
+        <w:t>Lukas 8:47</w:t>
+      </w:r>
     </w:p>
     <w:p>
       <w:pPr>
@@ -5322,66 +4968,48 @@
           <w:lang w:val="id_ID" w:bidi="id_ID"/>
         </w:rPr>
       </w:r>
-      <w:hyperlink r:id="rId67">
-        <w:r>
-          <w:rPr>
-            <w:lang w:val="id_ID" w:bidi="id_ID"/>
-          </w:rPr>
-          <w:rPr>
-            <w:color w:val="0000EE"/>
-            <w:u w:val="single"/>
-          </w:rPr>
-          <w:t>Kejadian 20:1–3</w:t>
-        </w:r>
-      </w:hyperlink>
-    </w:p>
-    <w:p>
-      <w:pPr>
-        <w:pStyle w:val="ListBullet"/>
-        <w:spacing w:line="240" w:lineRule="auto"/>
-        <w:ind w:left="720"/>
-      </w:pPr>
-      <w:r>
-        <w:rPr>
-          <w:lang w:val="id_ID" w:bidi="id_ID"/>
-        </w:rPr>
-      </w:r>
-      <w:hyperlink r:id="rId68">
-        <w:r>
-          <w:rPr>
-            <w:lang w:val="id_ID" w:bidi="id_ID"/>
-          </w:rPr>
-          <w:rPr>
-            <w:color w:val="0000EE"/>
-            <w:u w:val="single"/>
-          </w:rPr>
-          <w:t>Kejadian 26:1</w:t>
-        </w:r>
-      </w:hyperlink>
-    </w:p>
-    <w:p>
-      <w:pPr>
-        <w:pStyle w:val="ListBullet"/>
-        <w:spacing w:line="240" w:lineRule="auto"/>
-        <w:ind w:left="720"/>
-      </w:pPr>
-      <w:r>
-        <w:rPr>
-          <w:lang w:val="id_ID" w:bidi="id_ID"/>
-        </w:rPr>
-      </w:r>
-      <w:hyperlink r:id="rId69">
-        <w:r>
-          <w:rPr>
-            <w:lang w:val="id_ID" w:bidi="id_ID"/>
-          </w:rPr>
-          <w:rPr>
-            <w:color w:val="0000EE"/>
-            <w:u w:val="single"/>
-          </w:rPr>
-          <w:t>Kejadian 26:6</w:t>
-        </w:r>
-      </w:hyperlink>
+      <w:r>
+        <w:rPr>
+          <w:lang w:val="id_ID" w:bidi="id_ID"/>
+        </w:rPr>
+        <w:t>Kejadian 20:1–3</w:t>
+      </w:r>
+    </w:p>
+    <w:p>
+      <w:pPr>
+        <w:pStyle w:val="ListBullet"/>
+        <w:spacing w:line="240" w:lineRule="auto"/>
+        <w:ind w:left="720"/>
+      </w:pPr>
+      <w:r>
+        <w:rPr>
+          <w:lang w:val="id_ID" w:bidi="id_ID"/>
+        </w:rPr>
+      </w:r>
+      <w:r>
+        <w:rPr>
+          <w:lang w:val="id_ID" w:bidi="id_ID"/>
+        </w:rPr>
+        <w:t>Kejadian 26:1</w:t>
+      </w:r>
+    </w:p>
+    <w:p>
+      <w:pPr>
+        <w:pStyle w:val="ListBullet"/>
+        <w:spacing w:line="240" w:lineRule="auto"/>
+        <w:ind w:left="720"/>
+      </w:pPr>
+      <w:r>
+        <w:rPr>
+          <w:lang w:val="id_ID" w:bidi="id_ID"/>
+        </w:rPr>
+      </w:r>
+      <w:r>
+        <w:rPr>
+          <w:lang w:val="id_ID" w:bidi="id_ID"/>
+        </w:rPr>
+        <w:t>Kejadian 26:6</w:t>
+      </w:r>
     </w:p>
     <w:p>
       <w:pPr>
@@ -5630,114 +5258,84 @@
           <w:lang w:val="id_ID" w:bidi="id_ID"/>
         </w:rPr>
       </w:r>
-      <w:hyperlink r:id="rId21">
-        <w:r>
-          <w:rPr>
-            <w:lang w:val="id_ID" w:bidi="id_ID"/>
-          </w:rPr>
-          <w:rPr>
-            <w:color w:val="0000EE"/>
-            <w:u w:val="single"/>
-          </w:rPr>
-          <w:t>Kisah Para Rasul 10:18</w:t>
-        </w:r>
-      </w:hyperlink>
-    </w:p>
-    <w:p>
-      <w:pPr>
-        <w:pStyle w:val="ListBullet"/>
-        <w:spacing w:line="240" w:lineRule="auto"/>
-        <w:ind w:left="720"/>
-      </w:pPr>
-      <w:r>
-        <w:rPr>
-          <w:lang w:val="id_ID" w:bidi="id_ID"/>
-        </w:rPr>
-      </w:r>
-      <w:hyperlink r:id="rId70">
-        <w:r>
-          <w:rPr>
-            <w:lang w:val="id_ID" w:bidi="id_ID"/>
-          </w:rPr>
-          <w:rPr>
-            <w:color w:val="0000EE"/>
-            <w:u w:val="single"/>
-          </w:rPr>
-          <w:t>Ulangan 21:18–19</w:t>
-        </w:r>
-      </w:hyperlink>
-    </w:p>
-    <w:p>
-      <w:pPr>
-        <w:pStyle w:val="ListBullet"/>
-        <w:spacing w:line="240" w:lineRule="auto"/>
-        <w:ind w:left="720"/>
-      </w:pPr>
-      <w:r>
-        <w:rPr>
-          <w:lang w:val="id_ID" w:bidi="id_ID"/>
-        </w:rPr>
-      </w:r>
-      <w:hyperlink r:id="rId71">
-        <w:r>
-          <w:rPr>
-            <w:lang w:val="id_ID" w:bidi="id_ID"/>
-          </w:rPr>
-          <w:rPr>
-            <w:color w:val="0000EE"/>
-            <w:u w:val="single"/>
-          </w:rPr>
-          <w:t>Kejadian 19:1</w:t>
-        </w:r>
-      </w:hyperlink>
-    </w:p>
-    <w:p>
-      <w:pPr>
-        <w:pStyle w:val="ListBullet"/>
-        <w:spacing w:line="240" w:lineRule="auto"/>
-        <w:ind w:left="720"/>
-      </w:pPr>
-      <w:r>
-        <w:rPr>
-          <w:lang w:val="id_ID" w:bidi="id_ID"/>
-        </w:rPr>
-      </w:r>
-      <w:hyperlink r:id="rId72">
-        <w:r>
-          <w:rPr>
-            <w:lang w:val="id_ID" w:bidi="id_ID"/>
-          </w:rPr>
-          <w:rPr>
-            <w:color w:val="0000EE"/>
-            <w:u w:val="single"/>
-          </w:rPr>
-          <w:t>Kejadian 24:60</w:t>
-        </w:r>
-      </w:hyperlink>
-    </w:p>
-    <w:p>
-      <w:pPr>
-        <w:pStyle w:val="ListBullet"/>
-        <w:spacing w:line="240" w:lineRule="auto"/>
-        <w:ind w:left="720"/>
-      </w:pPr>
-      <w:r>
-        <w:rPr>
-          <w:lang w:val="id_ID" w:bidi="id_ID"/>
-        </w:rPr>
-      </w:r>
-      <w:hyperlink r:id="rId73">
-        <w:r>
-          <w:rPr>
-            <w:lang w:val="id_ID" w:bidi="id_ID"/>
-          </w:rPr>
-          <w:rPr>
-            <w:color w:val="0000EE"/>
-            <w:u w:val="single"/>
-          </w:rPr>
-          <w:t>Matius 7:13</w:t>
-        </w:r>
-      </w:hyperlink>
+      <w:r>
+        <w:rPr>
+          <w:lang w:val="id_ID" w:bidi="id_ID"/>
+        </w:rPr>
+        <w:t>Kisah Para Rasul 10:18</w:t>
+      </w:r>
+    </w:p>
+    <w:p>
+      <w:pPr>
+        <w:pStyle w:val="ListBullet"/>
+        <w:spacing w:line="240" w:lineRule="auto"/>
+        <w:ind w:left="720"/>
+      </w:pPr>
+      <w:r>
+        <w:rPr>
+          <w:lang w:val="id_ID" w:bidi="id_ID"/>
+        </w:rPr>
+      </w:r>
+      <w:r>
+        <w:rPr>
+          <w:lang w:val="id_ID" w:bidi="id_ID"/>
+        </w:rPr>
+        <w:t>Ulangan 21:18–19</w:t>
+      </w:r>
+    </w:p>
+    <w:p>
+      <w:pPr>
+        <w:pStyle w:val="ListBullet"/>
+        <w:spacing w:line="240" w:lineRule="auto"/>
+        <w:ind w:left="720"/>
+      </w:pPr>
+      <w:r>
+        <w:rPr>
+          <w:lang w:val="id_ID" w:bidi="id_ID"/>
+        </w:rPr>
+      </w:r>
+      <w:r>
+        <w:rPr>
+          <w:lang w:val="id_ID" w:bidi="id_ID"/>
+        </w:rPr>
+        <w:t>Kejadian 19:1</w:t>
+      </w:r>
+    </w:p>
+    <w:p>
+      <w:pPr>
+        <w:pStyle w:val="ListBullet"/>
+        <w:spacing w:line="240" w:lineRule="auto"/>
+        <w:ind w:left="720"/>
+      </w:pPr>
+      <w:r>
+        <w:rPr>
+          <w:lang w:val="id_ID" w:bidi="id_ID"/>
+        </w:rPr>
+      </w:r>
+      <w:r>
+        <w:rPr>
+          <w:lang w:val="id_ID" w:bidi="id_ID"/>
+        </w:rPr>
+        <w:t>Kejadian 24:60</w:t>
+      </w:r>
+    </w:p>
+    <w:p>
+      <w:pPr>
+        <w:pStyle w:val="ListBullet"/>
+        <w:spacing w:line="240" w:lineRule="auto"/>
+        <w:ind w:left="720"/>
+      </w:pPr>
+      <w:r>
+        <w:rPr>
+          <w:lang w:val="id_ID" w:bidi="id_ID"/>
+        </w:rPr>
+      </w:r>
+      <w:r>
+        <w:rPr>
+          <w:lang w:val="id_ID" w:bidi="id_ID"/>
+        </w:rPr>
+        <w:t>Matius 7:13</w:t>
+      </w:r>
     </w:p>
     <w:p>
       <w:pPr>
@@ -5965,66 +5563,48 @@
           <w:lang w:val="id_ID" w:bidi="id_ID"/>
         </w:rPr>
       </w:r>
-      <w:hyperlink r:id="rId64">
-        <w:r>
-          <w:rPr>
-            <w:lang w:val="id_ID" w:bidi="id_ID"/>
-          </w:rPr>
-          <w:rPr>
-            <w:color w:val="0000EE"/>
-            <w:u w:val="single"/>
-          </w:rPr>
-          <w:t>2 Samuel 3:2–3</w:t>
-        </w:r>
-      </w:hyperlink>
-    </w:p>
-    <w:p>
-      <w:pPr>
-        <w:pStyle w:val="ListBullet"/>
-        <w:spacing w:line="240" w:lineRule="auto"/>
-        <w:ind w:left="720"/>
-      </w:pPr>
-      <w:r>
-        <w:rPr>
-          <w:lang w:val="id_ID" w:bidi="id_ID"/>
-        </w:rPr>
-      </w:r>
-      <w:hyperlink r:id="rId74">
-        <w:r>
-          <w:rPr>
-            <w:lang w:val="id_ID" w:bidi="id_ID"/>
-          </w:rPr>
-          <w:rPr>
-            <w:color w:val="0000EE"/>
-            <w:u w:val="single"/>
-          </w:rPr>
-          <w:t>Ulangan 3:14</w:t>
-        </w:r>
-      </w:hyperlink>
-    </w:p>
-    <w:p>
-      <w:pPr>
-        <w:pStyle w:val="ListBullet"/>
-        <w:spacing w:line="240" w:lineRule="auto"/>
-        <w:ind w:left="720"/>
-      </w:pPr>
-      <w:r>
-        <w:rPr>
-          <w:lang w:val="id_ID" w:bidi="id_ID"/>
-        </w:rPr>
-      </w:r>
-      <w:hyperlink r:id="rId75">
-        <w:r>
-          <w:rPr>
-            <w:lang w:val="id_ID" w:bidi="id_ID"/>
-          </w:rPr>
-          <w:rPr>
-            <w:color w:val="0000EE"/>
-            <w:u w:val="single"/>
-          </w:rPr>
-          <w:t>Yosua 12:3–5</w:t>
-        </w:r>
-      </w:hyperlink>
+      <w:r>
+        <w:rPr>
+          <w:lang w:val="id_ID" w:bidi="id_ID"/>
+        </w:rPr>
+        <w:t>2 Samuel 3:2–3</w:t>
+      </w:r>
+    </w:p>
+    <w:p>
+      <w:pPr>
+        <w:pStyle w:val="ListBullet"/>
+        <w:spacing w:line="240" w:lineRule="auto"/>
+        <w:ind w:left="720"/>
+      </w:pPr>
+      <w:r>
+        <w:rPr>
+          <w:lang w:val="id_ID" w:bidi="id_ID"/>
+        </w:rPr>
+      </w:r>
+      <w:r>
+        <w:rPr>
+          <w:lang w:val="id_ID" w:bidi="id_ID"/>
+        </w:rPr>
+        <w:t>Ulangan 3:14</w:t>
+      </w:r>
+    </w:p>
+    <w:p>
+      <w:pPr>
+        <w:pStyle w:val="ListBullet"/>
+        <w:spacing w:line="240" w:lineRule="auto"/>
+        <w:ind w:left="720"/>
+      </w:pPr>
+      <w:r>
+        <w:rPr>
+          <w:lang w:val="id_ID" w:bidi="id_ID"/>
+        </w:rPr>
+      </w:r>
+      <w:r>
+        <w:rPr>
+          <w:lang w:val="id_ID" w:bidi="id_ID"/>
+        </w:rPr>
+        <w:t>Yosua 12:3–5</w:t>
+      </w:r>
     </w:p>
     <w:p>
       <w:pPr>
@@ -6489,66 +6069,48 @@
           <w:lang w:val="id_ID" w:bidi="id_ID"/>
         </w:rPr>
       </w:r>
-      <w:hyperlink r:id="rId64">
-        <w:r>
-          <w:rPr>
-            <w:lang w:val="id_ID" w:bidi="id_ID"/>
-          </w:rPr>
-          <w:rPr>
-            <w:color w:val="0000EE"/>
-            <w:u w:val="single"/>
-          </w:rPr>
-          <w:t>2 Samuel 21:6</w:t>
-        </w:r>
-      </w:hyperlink>
-    </w:p>
-    <w:p>
-      <w:pPr>
-        <w:pStyle w:val="ListBullet"/>
-        <w:spacing w:line="240" w:lineRule="auto"/>
-        <w:ind w:left="720"/>
-      </w:pPr>
-      <w:r>
-        <w:rPr>
-          <w:lang w:val="id_ID" w:bidi="id_ID"/>
-        </w:rPr>
-      </w:r>
-      <w:hyperlink r:id="rId76">
-        <w:r>
-          <w:rPr>
-            <w:lang w:val="id_ID" w:bidi="id_ID"/>
-          </w:rPr>
-          <w:rPr>
-            <w:color w:val="0000EE"/>
-            <w:u w:val="single"/>
-          </w:rPr>
-          <w:t>Hosea 9:9</w:t>
-        </w:r>
-      </w:hyperlink>
-    </w:p>
-    <w:p>
-      <w:pPr>
-        <w:pStyle w:val="ListBullet"/>
-        <w:spacing w:line="240" w:lineRule="auto"/>
-        <w:ind w:left="720"/>
-      </w:pPr>
-      <w:r>
-        <w:rPr>
-          <w:lang w:val="id_ID" w:bidi="id_ID"/>
-        </w:rPr>
-      </w:r>
-      <w:hyperlink r:id="rId77">
-        <w:r>
-          <w:rPr>
-            <w:lang w:val="id_ID" w:bidi="id_ID"/>
-          </w:rPr>
-          <w:rPr>
-            <w:color w:val="0000EE"/>
-            <w:u w:val="single"/>
-          </w:rPr>
-          <w:t>Hakim-hakim 19:12–13</w:t>
-        </w:r>
-      </w:hyperlink>
+      <w:r>
+        <w:rPr>
+          <w:lang w:val="id_ID" w:bidi="id_ID"/>
+        </w:rPr>
+        <w:t>2 Samuel 21:6</w:t>
+      </w:r>
+    </w:p>
+    <w:p>
+      <w:pPr>
+        <w:pStyle w:val="ListBullet"/>
+        <w:spacing w:line="240" w:lineRule="auto"/>
+        <w:ind w:left="720"/>
+      </w:pPr>
+      <w:r>
+        <w:rPr>
+          <w:lang w:val="id_ID" w:bidi="id_ID"/>
+        </w:rPr>
+      </w:r>
+      <w:r>
+        <w:rPr>
+          <w:lang w:val="id_ID" w:bidi="id_ID"/>
+        </w:rPr>
+        <w:t>Hosea 9:9</w:t>
+      </w:r>
+    </w:p>
+    <w:p>
+      <w:pPr>
+        <w:pStyle w:val="ListBullet"/>
+        <w:spacing w:line="240" w:lineRule="auto"/>
+        <w:ind w:left="720"/>
+      </w:pPr>
+      <w:r>
+        <w:rPr>
+          <w:lang w:val="id_ID" w:bidi="id_ID"/>
+        </w:rPr>
+      </w:r>
+      <w:r>
+        <w:rPr>
+          <w:lang w:val="id_ID" w:bidi="id_ID"/>
+        </w:rPr>
+        <w:t>Hakim-hakim 19:12–13</w:t>
+      </w:r>
     </w:p>
     <w:p>
       <w:pPr>
@@ -6782,66 +6344,48 @@
           <w:lang w:val="id_ID" w:bidi="id_ID"/>
         </w:rPr>
       </w:r>
-      <w:hyperlink r:id="rId29">
-        <w:r>
-          <w:rPr>
-            <w:lang w:val="id_ID" w:bidi="id_ID"/>
-          </w:rPr>
-          <w:rPr>
-            <w:color w:val="0000EE"/>
-            <w:u w:val="single"/>
-          </w:rPr>
-          <w:t>1 Raja-raja 3:4–5</w:t>
-        </w:r>
-      </w:hyperlink>
-    </w:p>
-    <w:p>
-      <w:pPr>
-        <w:pStyle w:val="ListBullet"/>
-        <w:spacing w:line="240" w:lineRule="auto"/>
-        <w:ind w:left="720"/>
-      </w:pPr>
-      <w:r>
-        <w:rPr>
-          <w:lang w:val="id_ID" w:bidi="id_ID"/>
-        </w:rPr>
-      </w:r>
-      <w:hyperlink r:id="rId64">
-        <w:r>
-          <w:rPr>
-            <w:lang w:val="id_ID" w:bidi="id_ID"/>
-          </w:rPr>
-          <w:rPr>
-            <w:color w:val="0000EE"/>
-            <w:u w:val="single"/>
-          </w:rPr>
-          <w:t>2 Samuel 2:12–13</w:t>
-        </w:r>
-      </w:hyperlink>
-    </w:p>
-    <w:p>
-      <w:pPr>
-        <w:pStyle w:val="ListBullet"/>
-        <w:spacing w:line="240" w:lineRule="auto"/>
-        <w:ind w:left="720"/>
-      </w:pPr>
-      <w:r>
-        <w:rPr>
-          <w:lang w:val="id_ID" w:bidi="id_ID"/>
-        </w:rPr>
-      </w:r>
-      <w:hyperlink r:id="rId78">
-        <w:r>
-          <w:rPr>
-            <w:lang w:val="id_ID" w:bidi="id_ID"/>
-          </w:rPr>
-          <w:rPr>
-            <w:color w:val="0000EE"/>
-            <w:u w:val="single"/>
-          </w:rPr>
-          <w:t>Yosua 9:3–5</w:t>
-        </w:r>
-      </w:hyperlink>
+      <w:r>
+        <w:rPr>
+          <w:lang w:val="id_ID" w:bidi="id_ID"/>
+        </w:rPr>
+        <w:t>1 Raja-raja 3:4–5</w:t>
+      </w:r>
+    </w:p>
+    <w:p>
+      <w:pPr>
+        <w:pStyle w:val="ListBullet"/>
+        <w:spacing w:line="240" w:lineRule="auto"/>
+        <w:ind w:left="720"/>
+      </w:pPr>
+      <w:r>
+        <w:rPr>
+          <w:lang w:val="id_ID" w:bidi="id_ID"/>
+        </w:rPr>
+      </w:r>
+      <w:r>
+        <w:rPr>
+          <w:lang w:val="id_ID" w:bidi="id_ID"/>
+        </w:rPr>
+        <w:t>2 Samuel 2:12–13</w:t>
+      </w:r>
+    </w:p>
+    <w:p>
+      <w:pPr>
+        <w:pStyle w:val="ListBullet"/>
+        <w:spacing w:line="240" w:lineRule="auto"/>
+        <w:ind w:left="720"/>
+      </w:pPr>
+      <w:r>
+        <w:rPr>
+          <w:lang w:val="id_ID" w:bidi="id_ID"/>
+        </w:rPr>
+      </w:r>
+      <w:r>
+        <w:rPr>
+          <w:lang w:val="id_ID" w:bidi="id_ID"/>
+        </w:rPr>
+        <w:t>Yosua 9:3–5</w:t>
+      </w:r>
     </w:p>
     <w:p>
       <w:pPr>
@@ -7249,42 +6793,30 @@
           <w:lang w:val="id_ID" w:bidi="id_ID"/>
         </w:rPr>
       </w:r>
-      <w:hyperlink r:id="rId79">
-        <w:r>
-          <w:rPr>
-            <w:lang w:val="id_ID" w:bidi="id_ID"/>
-          </w:rPr>
-          <w:rPr>
-            <w:color w:val="0000EE"/>
-            <w:u w:val="single"/>
-          </w:rPr>
-          <w:t>Hakim-hakim 6:11</w:t>
-        </w:r>
-      </w:hyperlink>
-    </w:p>
-    <w:p>
-      <w:pPr>
-        <w:pStyle w:val="ListBullet"/>
-        <w:spacing w:line="240" w:lineRule="auto"/>
-        <w:ind w:left="720"/>
-      </w:pPr>
-      <w:r>
-        <w:rPr>
-          <w:lang w:val="id_ID" w:bidi="id_ID"/>
-        </w:rPr>
-      </w:r>
-      <w:hyperlink r:id="rId80">
-        <w:r>
-          <w:rPr>
-            <w:lang w:val="id_ID" w:bidi="id_ID"/>
-          </w:rPr>
-          <w:rPr>
-            <w:color w:val="0000EE"/>
-            <w:u w:val="single"/>
-          </w:rPr>
-          <w:t>Hakim-hakim 6:23</w:t>
-        </w:r>
-      </w:hyperlink>
+      <w:r>
+        <w:rPr>
+          <w:lang w:val="id_ID" w:bidi="id_ID"/>
+        </w:rPr>
+        <w:t>Hakim-hakim 6:11</w:t>
+      </w:r>
+    </w:p>
+    <w:p>
+      <w:pPr>
+        <w:pStyle w:val="ListBullet"/>
+        <w:spacing w:line="240" w:lineRule="auto"/>
+        <w:ind w:left="720"/>
+      </w:pPr>
+      <w:r>
+        <w:rPr>
+          <w:lang w:val="id_ID" w:bidi="id_ID"/>
+        </w:rPr>
+      </w:r>
+      <w:r>
+        <w:rPr>
+          <w:lang w:val="id_ID" w:bidi="id_ID"/>
+        </w:rPr>
+        <w:t>Hakim-hakim 6:23</w:t>
+      </w:r>
     </w:p>
     <w:p>
       <w:pPr>
@@ -7839,138 +7371,102 @@
           <w:lang w:val="id_ID" w:bidi="id_ID"/>
         </w:rPr>
       </w:r>
-      <w:hyperlink r:id="rId81">
-        <w:r>
-          <w:rPr>
-            <w:lang w:val="id_ID" w:bidi="id_ID"/>
-          </w:rPr>
-          <w:rPr>
-            <w:color w:val="0000EE"/>
-            <w:u w:val="single"/>
-          </w:rPr>
-          <w:t>1 Tawarikh 2:22</w:t>
-        </w:r>
-      </w:hyperlink>
-    </w:p>
-    <w:p>
-      <w:pPr>
-        <w:pStyle w:val="ListBullet"/>
-        <w:spacing w:line="240" w:lineRule="auto"/>
-        <w:ind w:left="720"/>
-      </w:pPr>
-      <w:r>
-        <w:rPr>
-          <w:lang w:val="id_ID" w:bidi="id_ID"/>
-        </w:rPr>
-      </w:r>
-      <w:hyperlink r:id="rId82">
-        <w:r>
-          <w:rPr>
-            <w:lang w:val="id_ID" w:bidi="id_ID"/>
-          </w:rPr>
-          <w:rPr>
-            <w:color w:val="0000EE"/>
-            <w:u w:val="single"/>
-          </w:rPr>
-          <w:t>1 Samuel 11:1</w:t>
-        </w:r>
-      </w:hyperlink>
-    </w:p>
-    <w:p>
-      <w:pPr>
-        <w:pStyle w:val="ListBullet"/>
-        <w:spacing w:line="240" w:lineRule="auto"/>
-        <w:ind w:left="720"/>
-      </w:pPr>
-      <w:r>
-        <w:rPr>
-          <w:lang w:val="id_ID" w:bidi="id_ID"/>
-        </w:rPr>
-      </w:r>
-      <w:hyperlink r:id="rId83">
-        <w:r>
-          <w:rPr>
-            <w:lang w:val="id_ID" w:bidi="id_ID"/>
-          </w:rPr>
-          <w:rPr>
-            <w:color w:val="0000EE"/>
-            <w:u w:val="single"/>
-          </w:rPr>
-          <w:t>Amos 1:3</w:t>
-        </w:r>
-      </w:hyperlink>
-    </w:p>
-    <w:p>
-      <w:pPr>
-        <w:pStyle w:val="ListBullet"/>
-        <w:spacing w:line="240" w:lineRule="auto"/>
-        <w:ind w:left="720"/>
-      </w:pPr>
-      <w:r>
-        <w:rPr>
-          <w:lang w:val="id_ID" w:bidi="id_ID"/>
-        </w:rPr>
-      </w:r>
-      <w:hyperlink r:id="rId84">
-        <w:r>
-          <w:rPr>
-            <w:lang w:val="id_ID" w:bidi="id_ID"/>
-          </w:rPr>
-          <w:rPr>
-            <w:color w:val="0000EE"/>
-            <w:u w:val="single"/>
-          </w:rPr>
-          <w:t>Ulangan 2:36–37</w:t>
-        </w:r>
-      </w:hyperlink>
-    </w:p>
-    <w:p>
-      <w:pPr>
-        <w:pStyle w:val="ListBullet"/>
-        <w:spacing w:line="240" w:lineRule="auto"/>
-        <w:ind w:left="720"/>
-      </w:pPr>
-      <w:r>
-        <w:rPr>
-          <w:lang w:val="id_ID" w:bidi="id_ID"/>
-        </w:rPr>
-      </w:r>
-      <w:hyperlink r:id="rId85">
-        <w:r>
-          <w:rPr>
-            <w:lang w:val="id_ID" w:bidi="id_ID"/>
-          </w:rPr>
-          <w:rPr>
-            <w:color w:val="0000EE"/>
-            <w:u w:val="single"/>
-          </w:rPr>
-          <w:t>Kejadian 31:21</w:t>
-        </w:r>
-      </w:hyperlink>
-    </w:p>
-    <w:p>
-      <w:pPr>
-        <w:pStyle w:val="ListBullet"/>
-        <w:spacing w:line="240" w:lineRule="auto"/>
-        <w:ind w:left="720"/>
-      </w:pPr>
-      <w:r>
-        <w:rPr>
-          <w:lang w:val="id_ID" w:bidi="id_ID"/>
-        </w:rPr>
-      </w:r>
-      <w:hyperlink r:id="rId86">
-        <w:r>
-          <w:rPr>
-            <w:lang w:val="id_ID" w:bidi="id_ID"/>
-          </w:rPr>
-          <w:rPr>
-            <w:color w:val="0000EE"/>
-            <w:u w:val="single"/>
-          </w:rPr>
-          <w:t>Kejadian 37:25–26</w:t>
-        </w:r>
-      </w:hyperlink>
+      <w:r>
+        <w:rPr>
+          <w:lang w:val="id_ID" w:bidi="id_ID"/>
+        </w:rPr>
+        <w:t>1 Tawarikh 2:22</w:t>
+      </w:r>
+    </w:p>
+    <w:p>
+      <w:pPr>
+        <w:pStyle w:val="ListBullet"/>
+        <w:spacing w:line="240" w:lineRule="auto"/>
+        <w:ind w:left="720"/>
+      </w:pPr>
+      <w:r>
+        <w:rPr>
+          <w:lang w:val="id_ID" w:bidi="id_ID"/>
+        </w:rPr>
+      </w:r>
+      <w:r>
+        <w:rPr>
+          <w:lang w:val="id_ID" w:bidi="id_ID"/>
+        </w:rPr>
+        <w:t>1 Samuel 11:1</w:t>
+      </w:r>
+    </w:p>
+    <w:p>
+      <w:pPr>
+        <w:pStyle w:val="ListBullet"/>
+        <w:spacing w:line="240" w:lineRule="auto"/>
+        <w:ind w:left="720"/>
+      </w:pPr>
+      <w:r>
+        <w:rPr>
+          <w:lang w:val="id_ID" w:bidi="id_ID"/>
+        </w:rPr>
+      </w:r>
+      <w:r>
+        <w:rPr>
+          <w:lang w:val="id_ID" w:bidi="id_ID"/>
+        </w:rPr>
+        <w:t>Amos 1:3</w:t>
+      </w:r>
+    </w:p>
+    <w:p>
+      <w:pPr>
+        <w:pStyle w:val="ListBullet"/>
+        <w:spacing w:line="240" w:lineRule="auto"/>
+        <w:ind w:left="720"/>
+      </w:pPr>
+      <w:r>
+        <w:rPr>
+          <w:lang w:val="id_ID" w:bidi="id_ID"/>
+        </w:rPr>
+      </w:r>
+      <w:r>
+        <w:rPr>
+          <w:lang w:val="id_ID" w:bidi="id_ID"/>
+        </w:rPr>
+        <w:t>Ulangan 2:36–37</w:t>
+      </w:r>
+    </w:p>
+    <w:p>
+      <w:pPr>
+        <w:pStyle w:val="ListBullet"/>
+        <w:spacing w:line="240" w:lineRule="auto"/>
+        <w:ind w:left="720"/>
+      </w:pPr>
+      <w:r>
+        <w:rPr>
+          <w:lang w:val="id_ID" w:bidi="id_ID"/>
+        </w:rPr>
+      </w:r>
+      <w:r>
+        <w:rPr>
+          <w:lang w:val="id_ID" w:bidi="id_ID"/>
+        </w:rPr>
+        <w:t>Kejadian 31:21</w:t>
+      </w:r>
+    </w:p>
+    <w:p>
+      <w:pPr>
+        <w:pStyle w:val="ListBullet"/>
+        <w:spacing w:line="240" w:lineRule="auto"/>
+        <w:ind w:left="720"/>
+      </w:pPr>
+      <w:r>
+        <w:rPr>
+          <w:lang w:val="id_ID" w:bidi="id_ID"/>
+        </w:rPr>
+      </w:r>
+      <w:r>
+        <w:rPr>
+          <w:lang w:val="id_ID" w:bidi="id_ID"/>
+        </w:rPr>
+        <w:t>Kejadian 37:25–26</w:t>
+      </w:r>
     </w:p>
     <w:p>
       <w:pPr>
@@ -8266,66 +7762,48 @@
           <w:lang w:val="id_ID" w:bidi="id_ID"/>
         </w:rPr>
       </w:r>
-      <w:hyperlink r:id="rId87">
-        <w:r>
-          <w:rPr>
-            <w:lang w:val="id_ID" w:bidi="id_ID"/>
-          </w:rPr>
-          <w:rPr>
-            <w:color w:val="0000EE"/>
-            <w:u w:val="single"/>
-          </w:rPr>
-          <w:t>2 Raja-raja 2:1–2</w:t>
-        </w:r>
-      </w:hyperlink>
-    </w:p>
-    <w:p>
-      <w:pPr>
-        <w:pStyle w:val="ListBullet"/>
-        <w:spacing w:line="240" w:lineRule="auto"/>
-        <w:ind w:left="720"/>
-      </w:pPr>
-      <w:r>
-        <w:rPr>
-          <w:lang w:val="id_ID" w:bidi="id_ID"/>
-        </w:rPr>
-      </w:r>
-      <w:hyperlink r:id="rId88">
-        <w:r>
-          <w:rPr>
-            <w:lang w:val="id_ID" w:bidi="id_ID"/>
-          </w:rPr>
-          <w:rPr>
-            <w:color w:val="0000EE"/>
-            <w:u w:val="single"/>
-          </w:rPr>
-          <w:t>Hosea 4:15</w:t>
-        </w:r>
-      </w:hyperlink>
-    </w:p>
-    <w:p>
-      <w:pPr>
-        <w:pStyle w:val="ListBullet"/>
-        <w:spacing w:line="240" w:lineRule="auto"/>
-        <w:ind w:left="720"/>
-      </w:pPr>
-      <w:r>
-        <w:rPr>
-          <w:lang w:val="id_ID" w:bidi="id_ID"/>
-        </w:rPr>
-      </w:r>
-      <w:hyperlink r:id="rId89">
-        <w:r>
-          <w:rPr>
-            <w:lang w:val="id_ID" w:bidi="id_ID"/>
-          </w:rPr>
-          <w:rPr>
-            <w:color w:val="0000EE"/>
-            <w:u w:val="single"/>
-          </w:rPr>
-          <w:t>Hakim-hakim 2:1</w:t>
-        </w:r>
-      </w:hyperlink>
+      <w:r>
+        <w:rPr>
+          <w:lang w:val="id_ID" w:bidi="id_ID"/>
+        </w:rPr>
+        <w:t>2 Raja-raja 2:1–2</w:t>
+      </w:r>
+    </w:p>
+    <w:p>
+      <w:pPr>
+        <w:pStyle w:val="ListBullet"/>
+        <w:spacing w:line="240" w:lineRule="auto"/>
+        <w:ind w:left="720"/>
+      </w:pPr>
+      <w:r>
+        <w:rPr>
+          <w:lang w:val="id_ID" w:bidi="id_ID"/>
+        </w:rPr>
+      </w:r>
+      <w:r>
+        <w:rPr>
+          <w:lang w:val="id_ID" w:bidi="id_ID"/>
+        </w:rPr>
+        <w:t>Hosea 4:15</w:t>
+      </w:r>
+    </w:p>
+    <w:p>
+      <w:pPr>
+        <w:pStyle w:val="ListBullet"/>
+        <w:spacing w:line="240" w:lineRule="auto"/>
+        <w:ind w:left="720"/>
+      </w:pPr>
+      <w:r>
+        <w:rPr>
+          <w:lang w:val="id_ID" w:bidi="id_ID"/>
+        </w:rPr>
+      </w:r>
+      <w:r>
+        <w:rPr>
+          <w:lang w:val="id_ID" w:bidi="id_ID"/>
+        </w:rPr>
+        <w:t>Hakim-hakim 2:1</w:t>
+      </w:r>
     </w:p>
     <w:p>
       <w:pPr>
@@ -8573,90 +8051,66 @@
           <w:lang w:val="id_ID" w:bidi="id_ID"/>
         </w:rPr>
       </w:r>
-      <w:hyperlink r:id="rId90">
-        <w:r>
-          <w:rPr>
-            <w:lang w:val="id_ID" w:bidi="id_ID"/>
-          </w:rPr>
-          <w:rPr>
-            <w:color w:val="0000EE"/>
-            <w:u w:val="single"/>
-          </w:rPr>
-          <w:t>Ulangan 7:1</w:t>
-        </w:r>
-      </w:hyperlink>
-    </w:p>
-    <w:p>
-      <w:pPr>
-        <w:pStyle w:val="ListBullet"/>
-        <w:spacing w:line="240" w:lineRule="auto"/>
-        <w:ind w:left="720"/>
-      </w:pPr>
-      <w:r>
-        <w:rPr>
-          <w:lang w:val="id_ID" w:bidi="id_ID"/>
-        </w:rPr>
-      </w:r>
-      <w:hyperlink r:id="rId91">
-        <w:r>
-          <w:rPr>
-            <w:lang w:val="id_ID" w:bidi="id_ID"/>
-          </w:rPr>
-          <w:rPr>
-            <w:color w:val="0000EE"/>
-            <w:u w:val="single"/>
-          </w:rPr>
-          <w:t>Kejadian 10:16</w:t>
-        </w:r>
-      </w:hyperlink>
-    </w:p>
-    <w:p>
-      <w:pPr>
-        <w:pStyle w:val="ListBullet"/>
-        <w:spacing w:line="240" w:lineRule="auto"/>
-        <w:ind w:left="720"/>
-      </w:pPr>
-      <w:r>
-        <w:rPr>
-          <w:lang w:val="id_ID" w:bidi="id_ID"/>
-        </w:rPr>
-      </w:r>
-      <w:hyperlink r:id="rId92">
-        <w:r>
-          <w:rPr>
-            <w:lang w:val="id_ID" w:bidi="id_ID"/>
-          </w:rPr>
-          <w:rPr>
-            <w:color w:val="0000EE"/>
-            <w:u w:val="single"/>
-          </w:rPr>
-          <w:t>Yosua 3:9–11</w:t>
-        </w:r>
-      </w:hyperlink>
-    </w:p>
-    <w:p>
-      <w:pPr>
-        <w:pStyle w:val="ListBullet"/>
-        <w:spacing w:line="240" w:lineRule="auto"/>
-        <w:ind w:left="720"/>
-      </w:pPr>
-      <w:r>
-        <w:rPr>
-          <w:lang w:val="id_ID" w:bidi="id_ID"/>
-        </w:rPr>
-      </w:r>
-      <w:hyperlink r:id="rId93">
-        <w:r>
-          <w:rPr>
-            <w:lang w:val="id_ID" w:bidi="id_ID"/>
-          </w:rPr>
-          <w:rPr>
-            <w:color w:val="0000EE"/>
-            <w:u w:val="single"/>
-          </w:rPr>
-          <w:t>Yosua 24:11–12</w:t>
-        </w:r>
-      </w:hyperlink>
+      <w:r>
+        <w:rPr>
+          <w:lang w:val="id_ID" w:bidi="id_ID"/>
+        </w:rPr>
+        <w:t>Ulangan 7:1</w:t>
+      </w:r>
+    </w:p>
+    <w:p>
+      <w:pPr>
+        <w:pStyle w:val="ListBullet"/>
+        <w:spacing w:line="240" w:lineRule="auto"/>
+        <w:ind w:left="720"/>
+      </w:pPr>
+      <w:r>
+        <w:rPr>
+          <w:lang w:val="id_ID" w:bidi="id_ID"/>
+        </w:rPr>
+      </w:r>
+      <w:r>
+        <w:rPr>
+          <w:lang w:val="id_ID" w:bidi="id_ID"/>
+        </w:rPr>
+        <w:t>Kejadian 10:16</w:t>
+      </w:r>
+    </w:p>
+    <w:p>
+      <w:pPr>
+        <w:pStyle w:val="ListBullet"/>
+        <w:spacing w:line="240" w:lineRule="auto"/>
+        <w:ind w:left="720"/>
+      </w:pPr>
+      <w:r>
+        <w:rPr>
+          <w:lang w:val="id_ID" w:bidi="id_ID"/>
+        </w:rPr>
+      </w:r>
+      <w:r>
+        <w:rPr>
+          <w:lang w:val="id_ID" w:bidi="id_ID"/>
+        </w:rPr>
+        <w:t>Yosua 3:9–11</w:t>
+      </w:r>
+    </w:p>
+    <w:p>
+      <w:pPr>
+        <w:pStyle w:val="ListBullet"/>
+        <w:spacing w:line="240" w:lineRule="auto"/>
+        <w:ind w:left="720"/>
+      </w:pPr>
+      <w:r>
+        <w:rPr>
+          <w:lang w:val="id_ID" w:bidi="id_ID"/>
+        </w:rPr>
+      </w:r>
+      <w:r>
+        <w:rPr>
+          <w:lang w:val="id_ID" w:bidi="id_ID"/>
+        </w:rPr>
+        <w:t>Yosua 24:11–12</w:t>
+      </w:r>
     </w:p>
     <w:p>
       <w:pPr>
@@ -8892,42 +8346,30 @@
           <w:lang w:val="id_ID" w:bidi="id_ID"/>
         </w:rPr>
       </w:r>
-      <w:hyperlink r:id="rId94">
-        <w:r>
-          <w:rPr>
-            <w:lang w:val="id_ID" w:bidi="id_ID"/>
-          </w:rPr>
-          <w:rPr>
-            <w:color w:val="0000EE"/>
-            <w:u w:val="single"/>
-          </w:rPr>
-          <w:t>Markus 15:22</w:t>
-        </w:r>
-      </w:hyperlink>
-    </w:p>
-    <w:p>
-      <w:pPr>
-        <w:pStyle w:val="ListBullet"/>
-        <w:spacing w:line="240" w:lineRule="auto"/>
-        <w:ind w:left="720"/>
-      </w:pPr>
-      <w:r>
-        <w:rPr>
-          <w:lang w:val="id_ID" w:bidi="id_ID"/>
-        </w:rPr>
-      </w:r>
-      <w:hyperlink r:id="rId95">
-        <w:r>
-          <w:rPr>
-            <w:lang w:val="id_ID" w:bidi="id_ID"/>
-          </w:rPr>
-          <w:rPr>
-            <w:color w:val="0000EE"/>
-            <w:u w:val="single"/>
-          </w:rPr>
-          <w:t>Matius 27:33</w:t>
-        </w:r>
-      </w:hyperlink>
+      <w:r>
+        <w:rPr>
+          <w:lang w:val="id_ID" w:bidi="id_ID"/>
+        </w:rPr>
+        <w:t>Markus 15:22</w:t>
+      </w:r>
+    </w:p>
+    <w:p>
+      <w:pPr>
+        <w:pStyle w:val="ListBullet"/>
+        <w:spacing w:line="240" w:lineRule="auto"/>
+        <w:ind w:left="720"/>
+      </w:pPr>
+      <w:r>
+        <w:rPr>
+          <w:lang w:val="id_ID" w:bidi="id_ID"/>
+        </w:rPr>
+      </w:r>
+      <w:r>
+        <w:rPr>
+          <w:lang w:val="id_ID" w:bidi="id_ID"/>
+        </w:rPr>
+        <w:t>Matius 27:33</w:t>
+      </w:r>
     </w:p>
     <w:p>
       <w:pPr>
@@ -9163,66 +8605,48 @@
           <w:lang w:val="id_ID" w:bidi="id_ID"/>
         </w:rPr>
       </w:r>
-      <w:hyperlink r:id="rId50">
-        <w:r>
-          <w:rPr>
-            <w:lang w:val="id_ID" w:bidi="id_ID"/>
-          </w:rPr>
-          <w:rPr>
-            <w:color w:val="0000EE"/>
-            <w:u w:val="single"/>
-          </w:rPr>
-          <w:t>1 Samuel 17:4–5</w:t>
-        </w:r>
-      </w:hyperlink>
-    </w:p>
-    <w:p>
-      <w:pPr>
-        <w:pStyle w:val="ListBullet"/>
-        <w:spacing w:line="240" w:lineRule="auto"/>
-        <w:ind w:left="720"/>
-      </w:pPr>
-      <w:r>
-        <w:rPr>
-          <w:lang w:val="id_ID" w:bidi="id_ID"/>
-        </w:rPr>
-      </w:r>
-      <w:hyperlink r:id="rId50">
-        <w:r>
-          <w:rPr>
-            <w:lang w:val="id_ID" w:bidi="id_ID"/>
-          </w:rPr>
-          <w:rPr>
-            <w:color w:val="0000EE"/>
-            <w:u w:val="single"/>
-          </w:rPr>
-          <w:t>1 Samuel 21:8–9</w:t>
-        </w:r>
-      </w:hyperlink>
-    </w:p>
-    <w:p>
-      <w:pPr>
-        <w:pStyle w:val="ListBullet"/>
-        <w:spacing w:line="240" w:lineRule="auto"/>
-        <w:ind w:left="720"/>
-      </w:pPr>
-      <w:r>
-        <w:rPr>
-          <w:lang w:val="id_ID" w:bidi="id_ID"/>
-        </w:rPr>
-      </w:r>
-      <w:hyperlink r:id="rId50">
-        <w:r>
-          <w:rPr>
-            <w:lang w:val="id_ID" w:bidi="id_ID"/>
-          </w:rPr>
-          <w:rPr>
-            <w:color w:val="0000EE"/>
-            <w:u w:val="single"/>
-          </w:rPr>
-          <w:t>1 Samuel 22:9–10</w:t>
-        </w:r>
-      </w:hyperlink>
+      <w:r>
+        <w:rPr>
+          <w:lang w:val="id_ID" w:bidi="id_ID"/>
+        </w:rPr>
+        <w:t>1 Samuel 17:4–5</w:t>
+      </w:r>
+    </w:p>
+    <w:p>
+      <w:pPr>
+        <w:pStyle w:val="ListBullet"/>
+        <w:spacing w:line="240" w:lineRule="auto"/>
+        <w:ind w:left="720"/>
+      </w:pPr>
+      <w:r>
+        <w:rPr>
+          <w:lang w:val="id_ID" w:bidi="id_ID"/>
+        </w:rPr>
+      </w:r>
+      <w:r>
+        <w:rPr>
+          <w:lang w:val="id_ID" w:bidi="id_ID"/>
+        </w:rPr>
+        <w:t>1 Samuel 21:8–9</w:t>
+      </w:r>
+    </w:p>
+    <w:p>
+      <w:pPr>
+        <w:pStyle w:val="ListBullet"/>
+        <w:spacing w:line="240" w:lineRule="auto"/>
+        <w:ind w:left="720"/>
+      </w:pPr>
+      <w:r>
+        <w:rPr>
+          <w:lang w:val="id_ID" w:bidi="id_ID"/>
+        </w:rPr>
+      </w:r>
+      <w:r>
+        <w:rPr>
+          <w:lang w:val="id_ID" w:bidi="id_ID"/>
+        </w:rPr>
+        <w:t>1 Samuel 22:9–10</w:t>
+      </w:r>
     </w:p>
     <w:p>
       <w:pPr>
@@ -9512,114 +8936,84 @@
           <w:lang w:val="id_ID" w:bidi="id_ID"/>
         </w:rPr>
       </w:r>
-      <w:hyperlink r:id="rId53">
-        <w:r>
-          <w:rPr>
-            <w:lang w:val="id_ID" w:bidi="id_ID"/>
-          </w:rPr>
-          <w:rPr>
-            <w:color w:val="0000EE"/>
-            <w:u w:val="single"/>
-          </w:rPr>
-          <w:t>Kejadian 10:19</w:t>
-        </w:r>
-      </w:hyperlink>
-    </w:p>
-    <w:p>
-      <w:pPr>
-        <w:pStyle w:val="ListBullet"/>
-        <w:spacing w:line="240" w:lineRule="auto"/>
-        <w:ind w:left="720"/>
-      </w:pPr>
-      <w:r>
-        <w:rPr>
-          <w:lang w:val="id_ID" w:bidi="id_ID"/>
-        </w:rPr>
-      </w:r>
-      <w:hyperlink r:id="rId96">
-        <w:r>
-          <w:rPr>
-            <w:lang w:val="id_ID" w:bidi="id_ID"/>
-          </w:rPr>
-          <w:rPr>
-            <w:color w:val="0000EE"/>
-            <w:u w:val="single"/>
-          </w:rPr>
-          <w:t>Kejadian 14:1–2</w:t>
-        </w:r>
-      </w:hyperlink>
-    </w:p>
-    <w:p>
-      <w:pPr>
-        <w:pStyle w:val="ListBullet"/>
-        <w:spacing w:line="240" w:lineRule="auto"/>
-        <w:ind w:left="720"/>
-      </w:pPr>
-      <w:r>
-        <w:rPr>
-          <w:lang w:val="id_ID" w:bidi="id_ID"/>
-        </w:rPr>
-      </w:r>
-      <w:hyperlink r:id="rId97">
-        <w:r>
-          <w:rPr>
-            <w:lang w:val="id_ID" w:bidi="id_ID"/>
-          </w:rPr>
-          <w:rPr>
-            <w:color w:val="0000EE"/>
-            <w:u w:val="single"/>
-          </w:rPr>
-          <w:t>Kejadian 18:21</w:t>
-        </w:r>
-      </w:hyperlink>
-    </w:p>
-    <w:p>
-      <w:pPr>
-        <w:pStyle w:val="ListBullet"/>
-        <w:spacing w:line="240" w:lineRule="auto"/>
-        <w:ind w:left="720"/>
-      </w:pPr>
-      <w:r>
-        <w:rPr>
-          <w:lang w:val="id_ID" w:bidi="id_ID"/>
-        </w:rPr>
-      </w:r>
-      <w:hyperlink r:id="rId98">
-        <w:r>
-          <w:rPr>
-            <w:lang w:val="id_ID" w:bidi="id_ID"/>
-          </w:rPr>
-          <w:rPr>
-            <w:color w:val="0000EE"/>
-            <w:u w:val="single"/>
-          </w:rPr>
-          <w:t>Yesaya 1:9</w:t>
-        </w:r>
-      </w:hyperlink>
-    </w:p>
-    <w:p>
-      <w:pPr>
-        <w:pStyle w:val="ListBullet"/>
-        <w:spacing w:line="240" w:lineRule="auto"/>
-        <w:ind w:left="720"/>
-      </w:pPr>
-      <w:r>
-        <w:rPr>
-          <w:lang w:val="id_ID" w:bidi="id_ID"/>
-        </w:rPr>
-      </w:r>
-      <w:hyperlink r:id="rId99">
-        <w:r>
-          <w:rPr>
-            <w:lang w:val="id_ID" w:bidi="id_ID"/>
-          </w:rPr>
-          <w:rPr>
-            <w:color w:val="0000EE"/>
-            <w:u w:val="single"/>
-          </w:rPr>
-          <w:t>Matius 10:15</w:t>
-        </w:r>
-      </w:hyperlink>
+      <w:r>
+        <w:rPr>
+          <w:lang w:val="id_ID" w:bidi="id_ID"/>
+        </w:rPr>
+        <w:t>Kejadian 10:19</w:t>
+      </w:r>
+    </w:p>
+    <w:p>
+      <w:pPr>
+        <w:pStyle w:val="ListBullet"/>
+        <w:spacing w:line="240" w:lineRule="auto"/>
+        <w:ind w:left="720"/>
+      </w:pPr>
+      <w:r>
+        <w:rPr>
+          <w:lang w:val="id_ID" w:bidi="id_ID"/>
+        </w:rPr>
+      </w:r>
+      <w:r>
+        <w:rPr>
+          <w:lang w:val="id_ID" w:bidi="id_ID"/>
+        </w:rPr>
+        <w:t>Kejadian 14:1–2</w:t>
+      </w:r>
+    </w:p>
+    <w:p>
+      <w:pPr>
+        <w:pStyle w:val="ListBullet"/>
+        <w:spacing w:line="240" w:lineRule="auto"/>
+        <w:ind w:left="720"/>
+      </w:pPr>
+      <w:r>
+        <w:rPr>
+          <w:lang w:val="id_ID" w:bidi="id_ID"/>
+        </w:rPr>
+      </w:r>
+      <w:r>
+        <w:rPr>
+          <w:lang w:val="id_ID" w:bidi="id_ID"/>
+        </w:rPr>
+        <w:t>Kejadian 18:21</w:t>
+      </w:r>
+    </w:p>
+    <w:p>
+      <w:pPr>
+        <w:pStyle w:val="ListBullet"/>
+        <w:spacing w:line="240" w:lineRule="auto"/>
+        <w:ind w:left="720"/>
+      </w:pPr>
+      <w:r>
+        <w:rPr>
+          <w:lang w:val="id_ID" w:bidi="id_ID"/>
+        </w:rPr>
+      </w:r>
+      <w:r>
+        <w:rPr>
+          <w:lang w:val="id_ID" w:bidi="id_ID"/>
+        </w:rPr>
+        <w:t>Yesaya 1:9</w:t>
+      </w:r>
+    </w:p>
+    <w:p>
+      <w:pPr>
+        <w:pStyle w:val="ListBullet"/>
+        <w:spacing w:line="240" w:lineRule="auto"/>
+        <w:ind w:left="720"/>
+      </w:pPr>
+      <w:r>
+        <w:rPr>
+          <w:lang w:val="id_ID" w:bidi="id_ID"/>
+        </w:rPr>
+      </w:r>
+      <w:r>
+        <w:rPr>
+          <w:lang w:val="id_ID" w:bidi="id_ID"/>
+        </w:rPr>
+        <w:t>Matius 10:15</w:t>
+      </w:r>
     </w:p>
     <w:p>
       <w:pPr>
@@ -9793,114 +9187,84 @@
           <w:lang w:val="id_ID" w:bidi="id_ID"/>
         </w:rPr>
       </w:r>
-      <w:hyperlink r:id="rId100">
-        <w:r>
-          <w:rPr>
-            <w:lang w:val="id_ID" w:bidi="id_ID"/>
-          </w:rPr>
-          <w:rPr>
-            <w:color w:val="0000EE"/>
-            <w:u w:val="single"/>
-          </w:rPr>
-          <w:t>1 Timotius 5:13</w:t>
-        </w:r>
-      </w:hyperlink>
-    </w:p>
-    <w:p>
-      <w:pPr>
-        <w:pStyle w:val="ListBullet"/>
-        <w:spacing w:line="240" w:lineRule="auto"/>
-        <w:ind w:left="720"/>
-      </w:pPr>
-      <w:r>
-        <w:rPr>
-          <w:lang w:val="id_ID" w:bidi="id_ID"/>
-        </w:rPr>
-      </w:r>
-      <w:hyperlink r:id="rId33">
-        <w:r>
-          <w:rPr>
-            <w:lang w:val="id_ID" w:bidi="id_ID"/>
-          </w:rPr>
-          <w:rPr>
-            <w:color w:val="0000EE"/>
-            <w:u w:val="single"/>
-          </w:rPr>
-          <w:t>2 Korintus 12:20</w:t>
-        </w:r>
-      </w:hyperlink>
-    </w:p>
-    <w:p>
-      <w:pPr>
-        <w:pStyle w:val="ListBullet"/>
-        <w:spacing w:line="240" w:lineRule="auto"/>
-        <w:ind w:left="720"/>
-      </w:pPr>
-      <w:r>
-        <w:rPr>
-          <w:lang w:val="id_ID" w:bidi="id_ID"/>
-        </w:rPr>
-      </w:r>
-      <w:hyperlink r:id="rId101">
-        <w:r>
-          <w:rPr>
-            <w:lang w:val="id_ID" w:bidi="id_ID"/>
-          </w:rPr>
-          <w:rPr>
-            <w:color w:val="0000EE"/>
-            <w:u w:val="single"/>
-          </w:rPr>
-          <w:t>Imamat 19:15–16</w:t>
-        </w:r>
-      </w:hyperlink>
-    </w:p>
-    <w:p>
-      <w:pPr>
-        <w:pStyle w:val="ListBullet"/>
-        <w:spacing w:line="240" w:lineRule="auto"/>
-        <w:ind w:left="720"/>
-      </w:pPr>
-      <w:r>
-        <w:rPr>
-          <w:lang w:val="id_ID" w:bidi="id_ID"/>
-        </w:rPr>
-      </w:r>
-      <w:hyperlink r:id="rId102">
-        <w:r>
-          <w:rPr>
-            <w:lang w:val="id_ID" w:bidi="id_ID"/>
-          </w:rPr>
-          <w:rPr>
-            <w:color w:val="0000EE"/>
-            <w:u w:val="single"/>
-          </w:rPr>
-          <w:t>Amsal 16:28</w:t>
-        </w:r>
-      </w:hyperlink>
-    </w:p>
-    <w:p>
-      <w:pPr>
-        <w:pStyle w:val="ListBullet"/>
-        <w:spacing w:line="240" w:lineRule="auto"/>
-        <w:ind w:left="720"/>
-      </w:pPr>
-      <w:r>
-        <w:rPr>
-          <w:lang w:val="id_ID" w:bidi="id_ID"/>
-        </w:rPr>
-      </w:r>
-      <w:hyperlink r:id="rId103">
-        <w:r>
-          <w:rPr>
-            <w:lang w:val="id_ID" w:bidi="id_ID"/>
-          </w:rPr>
-          <w:rPr>
-            <w:color w:val="0000EE"/>
-            <w:u w:val="single"/>
-          </w:rPr>
-          <w:t>Roma 1:29–31</w:t>
-        </w:r>
-      </w:hyperlink>
+      <w:r>
+        <w:rPr>
+          <w:lang w:val="id_ID" w:bidi="id_ID"/>
+        </w:rPr>
+        <w:t>1 Timotius 5:13</w:t>
+      </w:r>
+    </w:p>
+    <w:p>
+      <w:pPr>
+        <w:pStyle w:val="ListBullet"/>
+        <w:spacing w:line="240" w:lineRule="auto"/>
+        <w:ind w:left="720"/>
+      </w:pPr>
+      <w:r>
+        <w:rPr>
+          <w:lang w:val="id_ID" w:bidi="id_ID"/>
+        </w:rPr>
+      </w:r>
+      <w:r>
+        <w:rPr>
+          <w:lang w:val="id_ID" w:bidi="id_ID"/>
+        </w:rPr>
+        <w:t>2 Korintus 12:20</w:t>
+      </w:r>
+    </w:p>
+    <w:p>
+      <w:pPr>
+        <w:pStyle w:val="ListBullet"/>
+        <w:spacing w:line="240" w:lineRule="auto"/>
+        <w:ind w:left="720"/>
+      </w:pPr>
+      <w:r>
+        <w:rPr>
+          <w:lang w:val="id_ID" w:bidi="id_ID"/>
+        </w:rPr>
+      </w:r>
+      <w:r>
+        <w:rPr>
+          <w:lang w:val="id_ID" w:bidi="id_ID"/>
+        </w:rPr>
+        <w:t>Imamat 19:15–16</w:t>
+      </w:r>
+    </w:p>
+    <w:p>
+      <w:pPr>
+        <w:pStyle w:val="ListBullet"/>
+        <w:spacing w:line="240" w:lineRule="auto"/>
+        <w:ind w:left="720"/>
+      </w:pPr>
+      <w:r>
+        <w:rPr>
+          <w:lang w:val="id_ID" w:bidi="id_ID"/>
+        </w:rPr>
+      </w:r>
+      <w:r>
+        <w:rPr>
+          <w:lang w:val="id_ID" w:bidi="id_ID"/>
+        </w:rPr>
+        <w:t>Amsal 16:28</w:t>
+      </w:r>
+    </w:p>
+    <w:p>
+      <w:pPr>
+        <w:pStyle w:val="ListBullet"/>
+        <w:spacing w:line="240" w:lineRule="auto"/>
+        <w:ind w:left="720"/>
+      </w:pPr>
+      <w:r>
+        <w:rPr>
+          <w:lang w:val="id_ID" w:bidi="id_ID"/>
+        </w:rPr>
+      </w:r>
+      <w:r>
+        <w:rPr>
+          <w:lang w:val="id_ID" w:bidi="id_ID"/>
+        </w:rPr>
+        <w:t>Roma 1:29–31</w:t>
+      </w:r>
     </w:p>
     <w:p>
       <w:pPr>
@@ -10178,18 +9542,12 @@
           <w:lang w:val="id_ID" w:bidi="id_ID"/>
         </w:rPr>
       </w:r>
-      <w:hyperlink r:id="rId104">
-        <w:r>
-          <w:rPr>
-            <w:lang w:val="id_ID" w:bidi="id_ID"/>
-          </w:rPr>
-          <w:rPr>
-            <w:color w:val="0000EE"/>
-            <w:u w:val="single"/>
-          </w:rPr>
-          <w:t>Kejadian 47:2</w:t>
-        </w:r>
-      </w:hyperlink>
+      <w:r>
+        <w:rPr>
+          <w:lang w:val="id_ID" w:bidi="id_ID"/>
+        </w:rPr>
+        <w:t>Kejadian 47:2</w:t>
+      </w:r>
     </w:p>
     <w:p>
       <w:pPr>
@@ -10220,18 +9578,12 @@
           <w:lang w:val="id_ID" w:bidi="id_ID"/>
         </w:rPr>
       </w:r>
-      <w:hyperlink r:id="rId54">
-        <w:r>
-          <w:rPr>
-            <w:lang w:val="id_ID" w:bidi="id_ID"/>
-          </w:rPr>
-          <w:rPr>
-            <w:color w:val="0000EE"/>
-            <w:u w:val="single"/>
-          </w:rPr>
-          <w:t>Yosua 10:40–41</w:t>
-        </w:r>
-      </w:hyperlink>
+      <w:r>
+        <w:rPr>
+          <w:lang w:val="id_ID" w:bidi="id_ID"/>
+        </w:rPr>
+        <w:t>Yosua 10:40–41</w:t>
+      </w:r>
     </w:p>
     <w:p>
       <w:pPr>
@@ -10513,90 +9865,66 @@
           <w:lang w:val="id_ID" w:bidi="id_ID"/>
         </w:rPr>
       </w:r>
-      <w:hyperlink r:id="rId105">
-        <w:r>
-          <w:rPr>
-            <w:lang w:val="id_ID" w:bidi="id_ID"/>
-          </w:rPr>
-          <w:rPr>
-            <w:color w:val="0000EE"/>
-            <w:u w:val="single"/>
-          </w:rPr>
-          <w:t>2 Tawarikh 16:2–3</w:t>
-        </w:r>
-      </w:hyperlink>
-    </w:p>
-    <w:p>
-      <w:pPr>
-        <w:pStyle w:val="ListBullet"/>
-        <w:spacing w:line="240" w:lineRule="auto"/>
-        <w:ind w:left="720"/>
-      </w:pPr>
-      <w:r>
-        <w:rPr>
-          <w:lang w:val="id_ID" w:bidi="id_ID"/>
-        </w:rPr>
-      </w:r>
-      <w:hyperlink r:id="rId42">
-        <w:r>
-          <w:rPr>
-            <w:lang w:val="id_ID" w:bidi="id_ID"/>
-          </w:rPr>
-          <w:rPr>
-            <w:color w:val="0000EE"/>
-            <w:u w:val="single"/>
-          </w:rPr>
-          <w:t>Lukas 3:17</w:t>
-        </w:r>
-      </w:hyperlink>
-    </w:p>
-    <w:p>
-      <w:pPr>
-        <w:pStyle w:val="ListBullet"/>
-        <w:spacing w:line="240" w:lineRule="auto"/>
-        <w:ind w:left="720"/>
-      </w:pPr>
-      <w:r>
-        <w:rPr>
-          <w:lang w:val="id_ID" w:bidi="id_ID"/>
-        </w:rPr>
-      </w:r>
-      <w:hyperlink r:id="rId43">
-        <w:r>
-          <w:rPr>
-            <w:lang w:val="id_ID" w:bidi="id_ID"/>
-          </w:rPr>
-          <w:rPr>
-            <w:color w:val="0000EE"/>
-            <w:u w:val="single"/>
-          </w:rPr>
-          <w:t>Matius 3:12</w:t>
-        </w:r>
-      </w:hyperlink>
-    </w:p>
-    <w:p>
-      <w:pPr>
-        <w:pStyle w:val="ListBullet"/>
-        <w:spacing w:line="240" w:lineRule="auto"/>
-        <w:ind w:left="720"/>
-      </w:pPr>
-      <w:r>
-        <w:rPr>
-          <w:lang w:val="id_ID" w:bidi="id_ID"/>
-        </w:rPr>
-      </w:r>
-      <w:hyperlink r:id="rId106">
-        <w:r>
-          <w:rPr>
-            <w:lang w:val="id_ID" w:bidi="id_ID"/>
-          </w:rPr>
-          <w:rPr>
-            <w:color w:val="0000EE"/>
-            <w:u w:val="single"/>
-          </w:rPr>
-          <w:t>Mazmur 33:7</w:t>
-        </w:r>
-      </w:hyperlink>
+      <w:r>
+        <w:rPr>
+          <w:lang w:val="id_ID" w:bidi="id_ID"/>
+        </w:rPr>
+        <w:t>2 Tawarikh 16:2–3</w:t>
+      </w:r>
+    </w:p>
+    <w:p>
+      <w:pPr>
+        <w:pStyle w:val="ListBullet"/>
+        <w:spacing w:line="240" w:lineRule="auto"/>
+        <w:ind w:left="720"/>
+      </w:pPr>
+      <w:r>
+        <w:rPr>
+          <w:lang w:val="id_ID" w:bidi="id_ID"/>
+        </w:rPr>
+      </w:r>
+      <w:r>
+        <w:rPr>
+          <w:lang w:val="id_ID" w:bidi="id_ID"/>
+        </w:rPr>
+        <w:t>Lukas 3:17</w:t>
+      </w:r>
+    </w:p>
+    <w:p>
+      <w:pPr>
+        <w:pStyle w:val="ListBullet"/>
+        <w:spacing w:line="240" w:lineRule="auto"/>
+        <w:ind w:left="720"/>
+      </w:pPr>
+      <w:r>
+        <w:rPr>
+          <w:lang w:val="id_ID" w:bidi="id_ID"/>
+        </w:rPr>
+      </w:r>
+      <w:r>
+        <w:rPr>
+          <w:lang w:val="id_ID" w:bidi="id_ID"/>
+        </w:rPr>
+        <w:t>Matius 3:12</w:t>
+      </w:r>
+    </w:p>
+    <w:p>
+      <w:pPr>
+        <w:pStyle w:val="ListBullet"/>
+        <w:spacing w:line="240" w:lineRule="auto"/>
+        <w:ind w:left="720"/>
+      </w:pPr>
+      <w:r>
+        <w:rPr>
+          <w:lang w:val="id_ID" w:bidi="id_ID"/>
+        </w:rPr>
+      </w:r>
+      <w:r>
+        <w:rPr>
+          <w:lang w:val="id_ID" w:bidi="id_ID"/>
+        </w:rPr>
+        <w:t>Mazmur 33:7</w:t>
+      </w:r>
     </w:p>
     <w:p>
       <w:pPr>
@@ -10830,90 +10158,66 @@
           <w:lang w:val="id_ID" w:bidi="id_ID"/>
         </w:rPr>
       </w:r>
-      <w:hyperlink r:id="rId107">
-        <w:r>
-          <w:rPr>
-            <w:lang w:val="id_ID" w:bidi="id_ID"/>
-          </w:rPr>
-          <w:rPr>
-            <w:color w:val="0000EE"/>
-            <w:u w:val="single"/>
-          </w:rPr>
-          <w:t>Yeremia 29:3</w:t>
-        </w:r>
-      </w:hyperlink>
-    </w:p>
-    <w:p>
-      <w:pPr>
-        <w:pStyle w:val="ListBullet"/>
-        <w:spacing w:line="240" w:lineRule="auto"/>
-        <w:ind w:left="720"/>
-      </w:pPr>
-      <w:r>
-        <w:rPr>
-          <w:lang w:val="id_ID" w:bidi="id_ID"/>
-        </w:rPr>
-      </w:r>
-      <w:hyperlink r:id="rId108">
-        <w:r>
-          <w:rPr>
-            <w:lang w:val="id_ID" w:bidi="id_ID"/>
-          </w:rPr>
-          <w:rPr>
-            <w:color w:val="0000EE"/>
-            <w:u w:val="single"/>
-          </w:rPr>
-          <w:t>Lukas 4:17</w:t>
-        </w:r>
-      </w:hyperlink>
-    </w:p>
-    <w:p>
-      <w:pPr>
-        <w:pStyle w:val="ListBullet"/>
-        <w:spacing w:line="240" w:lineRule="auto"/>
-        <w:ind w:left="720"/>
-      </w:pPr>
-      <w:r>
-        <w:rPr>
-          <w:lang w:val="id_ID" w:bidi="id_ID"/>
-        </w:rPr>
-      </w:r>
-      <w:hyperlink r:id="rId109">
-        <w:r>
-          <w:rPr>
-            <w:lang w:val="id_ID" w:bidi="id_ID"/>
-          </w:rPr>
-          <w:rPr>
-            <w:color w:val="0000EE"/>
-            <w:u w:val="single"/>
-          </w:rPr>
-          <w:t>Bilangan 21:14–15</w:t>
-        </w:r>
-      </w:hyperlink>
-    </w:p>
-    <w:p>
-      <w:pPr>
-        <w:pStyle w:val="ListBullet"/>
-        <w:spacing w:line="240" w:lineRule="auto"/>
-        <w:ind w:left="720"/>
-      </w:pPr>
-      <w:r>
-        <w:rPr>
-          <w:lang w:val="id_ID" w:bidi="id_ID"/>
-        </w:rPr>
-      </w:r>
-      <w:hyperlink r:id="rId110">
-        <w:r>
-          <w:rPr>
-            <w:lang w:val="id_ID" w:bidi="id_ID"/>
-          </w:rPr>
-          <w:rPr>
-            <w:color w:val="0000EE"/>
-            <w:u w:val="single"/>
-          </w:rPr>
-          <w:t>Wahyu 5:2</w:t>
-        </w:r>
-      </w:hyperlink>
+      <w:r>
+        <w:rPr>
+          <w:lang w:val="id_ID" w:bidi="id_ID"/>
+        </w:rPr>
+        <w:t>Yeremia 29:3</w:t>
+      </w:r>
+    </w:p>
+    <w:p>
+      <w:pPr>
+        <w:pStyle w:val="ListBullet"/>
+        <w:spacing w:line="240" w:lineRule="auto"/>
+        <w:ind w:left="720"/>
+      </w:pPr>
+      <w:r>
+        <w:rPr>
+          <w:lang w:val="id_ID" w:bidi="id_ID"/>
+        </w:rPr>
+      </w:r>
+      <w:r>
+        <w:rPr>
+          <w:lang w:val="id_ID" w:bidi="id_ID"/>
+        </w:rPr>
+        <w:t>Lukas 4:17</w:t>
+      </w:r>
+    </w:p>
+    <w:p>
+      <w:pPr>
+        <w:pStyle w:val="ListBullet"/>
+        <w:spacing w:line="240" w:lineRule="auto"/>
+        <w:ind w:left="720"/>
+      </w:pPr>
+      <w:r>
+        <w:rPr>
+          <w:lang w:val="id_ID" w:bidi="id_ID"/>
+        </w:rPr>
+      </w:r>
+      <w:r>
+        <w:rPr>
+          <w:lang w:val="id_ID" w:bidi="id_ID"/>
+        </w:rPr>
+        <w:t>Bilangan 21:14–15</w:t>
+      </w:r>
+    </w:p>
+    <w:p>
+      <w:pPr>
+        <w:pStyle w:val="ListBullet"/>
+        <w:spacing w:line="240" w:lineRule="auto"/>
+        <w:ind w:left="720"/>
+      </w:pPr>
+      <w:r>
+        <w:rPr>
+          <w:lang w:val="id_ID" w:bidi="id_ID"/>
+        </w:rPr>
+      </w:r>
+      <w:r>
+        <w:rPr>
+          <w:lang w:val="id_ID" w:bidi="id_ID"/>
+        </w:rPr>
+        <w:t>Wahyu 5:2</w:t>
+      </w:r>
     </w:p>
     <w:p>
       <w:pPr>
@@ -11079,138 +10383,102 @@
           <w:lang w:val="id_ID" w:bidi="id_ID"/>
         </w:rPr>
       </w:r>
-      <w:hyperlink r:id="rId111">
-        <w:r>
-          <w:rPr>
-            <w:lang w:val="id_ID" w:bidi="id_ID"/>
-          </w:rPr>
-          <w:rPr>
-            <w:color w:val="0000EE"/>
-            <w:u w:val="single"/>
-          </w:rPr>
-          <w:t>2 Samuel 3:7</w:t>
-        </w:r>
-      </w:hyperlink>
-    </w:p>
-    <w:p>
-      <w:pPr>
-        <w:pStyle w:val="ListBullet"/>
-        <w:spacing w:line="240" w:lineRule="auto"/>
-        <w:ind w:left="720"/>
-      </w:pPr>
-      <w:r>
-        <w:rPr>
-          <w:lang w:val="id_ID" w:bidi="id_ID"/>
-        </w:rPr>
-      </w:r>
-      <w:hyperlink r:id="rId112">
-        <w:r>
-          <w:rPr>
-            <w:lang w:val="id_ID" w:bidi="id_ID"/>
-          </w:rPr>
-          <w:rPr>
-            <w:color w:val="0000EE"/>
-            <w:u w:val="single"/>
-          </w:rPr>
-          <w:t>Kejadian 22:24</w:t>
-        </w:r>
-      </w:hyperlink>
-    </w:p>
-    <w:p>
-      <w:pPr>
-        <w:pStyle w:val="ListBullet"/>
-        <w:spacing w:line="240" w:lineRule="auto"/>
-        <w:ind w:left="720"/>
-      </w:pPr>
-      <w:r>
-        <w:rPr>
-          <w:lang w:val="id_ID" w:bidi="id_ID"/>
-        </w:rPr>
-      </w:r>
-      <w:hyperlink r:id="rId113">
-        <w:r>
-          <w:rPr>
-            <w:lang w:val="id_ID" w:bidi="id_ID"/>
-          </w:rPr>
-          <w:rPr>
-            <w:color w:val="0000EE"/>
-            <w:u w:val="single"/>
-          </w:rPr>
-          <w:t>Kejadian 25:5–6</w:t>
-        </w:r>
-      </w:hyperlink>
-    </w:p>
-    <w:p>
-      <w:pPr>
-        <w:pStyle w:val="ListBullet"/>
-        <w:spacing w:line="240" w:lineRule="auto"/>
-        <w:ind w:left="720"/>
-      </w:pPr>
-      <w:r>
-        <w:rPr>
-          <w:lang w:val="id_ID" w:bidi="id_ID"/>
-        </w:rPr>
-      </w:r>
-      <w:hyperlink r:id="rId114">
-        <w:r>
-          <w:rPr>
-            <w:lang w:val="id_ID" w:bidi="id_ID"/>
-          </w:rPr>
-          <w:rPr>
-            <w:color w:val="0000EE"/>
-            <w:u w:val="single"/>
-          </w:rPr>
-          <w:t>Kejadian 35:21–22</w:t>
-        </w:r>
-      </w:hyperlink>
-    </w:p>
-    <w:p>
-      <w:pPr>
-        <w:pStyle w:val="ListBullet"/>
-        <w:spacing w:line="240" w:lineRule="auto"/>
-        <w:ind w:left="720"/>
-      </w:pPr>
-      <w:r>
-        <w:rPr>
-          <w:lang w:val="id_ID" w:bidi="id_ID"/>
-        </w:rPr>
-      </w:r>
-      <w:hyperlink r:id="rId115">
-        <w:r>
-          <w:rPr>
-            <w:lang w:val="id_ID" w:bidi="id_ID"/>
-          </w:rPr>
-          <w:rPr>
-            <w:color w:val="0000EE"/>
-            <w:u w:val="single"/>
-          </w:rPr>
-          <w:t>Kejadian 36:12</w:t>
-        </w:r>
-      </w:hyperlink>
-    </w:p>
-    <w:p>
-      <w:pPr>
-        <w:pStyle w:val="ListBullet"/>
-        <w:spacing w:line="240" w:lineRule="auto"/>
-        <w:ind w:left="720"/>
-      </w:pPr>
-      <w:r>
-        <w:rPr>
-          <w:lang w:val="id_ID" w:bidi="id_ID"/>
-        </w:rPr>
-      </w:r>
-      <w:hyperlink r:id="rId116">
-        <w:r>
-          <w:rPr>
-            <w:lang w:val="id_ID" w:bidi="id_ID"/>
-          </w:rPr>
-          <w:rPr>
-            <w:color w:val="0000EE"/>
-            <w:u w:val="single"/>
-          </w:rPr>
-          <w:t>Hakim-Hakim 19:1–2</w:t>
-        </w:r>
-      </w:hyperlink>
+      <w:r>
+        <w:rPr>
+          <w:lang w:val="id_ID" w:bidi="id_ID"/>
+        </w:rPr>
+        <w:t>2 Samuel 3:7</w:t>
+      </w:r>
+    </w:p>
+    <w:p>
+      <w:pPr>
+        <w:pStyle w:val="ListBullet"/>
+        <w:spacing w:line="240" w:lineRule="auto"/>
+        <w:ind w:left="720"/>
+      </w:pPr>
+      <w:r>
+        <w:rPr>
+          <w:lang w:val="id_ID" w:bidi="id_ID"/>
+        </w:rPr>
+      </w:r>
+      <w:r>
+        <w:rPr>
+          <w:lang w:val="id_ID" w:bidi="id_ID"/>
+        </w:rPr>
+        <w:t>Kejadian 22:24</w:t>
+      </w:r>
+    </w:p>
+    <w:p>
+      <w:pPr>
+        <w:pStyle w:val="ListBullet"/>
+        <w:spacing w:line="240" w:lineRule="auto"/>
+        <w:ind w:left="720"/>
+      </w:pPr>
+      <w:r>
+        <w:rPr>
+          <w:lang w:val="id_ID" w:bidi="id_ID"/>
+        </w:rPr>
+      </w:r>
+      <w:r>
+        <w:rPr>
+          <w:lang w:val="id_ID" w:bidi="id_ID"/>
+        </w:rPr>
+        <w:t>Kejadian 25:5–6</w:t>
+      </w:r>
+    </w:p>
+    <w:p>
+      <w:pPr>
+        <w:pStyle w:val="ListBullet"/>
+        <w:spacing w:line="240" w:lineRule="auto"/>
+        <w:ind w:left="720"/>
+      </w:pPr>
+      <w:r>
+        <w:rPr>
+          <w:lang w:val="id_ID" w:bidi="id_ID"/>
+        </w:rPr>
+      </w:r>
+      <w:r>
+        <w:rPr>
+          <w:lang w:val="id_ID" w:bidi="id_ID"/>
+        </w:rPr>
+        <w:t>Kejadian 35:21–22</w:t>
+      </w:r>
+    </w:p>
+    <w:p>
+      <w:pPr>
+        <w:pStyle w:val="ListBullet"/>
+        <w:spacing w:line="240" w:lineRule="auto"/>
+        <w:ind w:left="720"/>
+      </w:pPr>
+      <w:r>
+        <w:rPr>
+          <w:lang w:val="id_ID" w:bidi="id_ID"/>
+        </w:rPr>
+      </w:r>
+      <w:r>
+        <w:rPr>
+          <w:lang w:val="id_ID" w:bidi="id_ID"/>
+        </w:rPr>
+        <w:t>Kejadian 36:12</w:t>
+      </w:r>
+    </w:p>
+    <w:p>
+      <w:pPr>
+        <w:pStyle w:val="ListBullet"/>
+        <w:spacing w:line="240" w:lineRule="auto"/>
+        <w:ind w:left="720"/>
+      </w:pPr>
+      <w:r>
+        <w:rPr>
+          <w:lang w:val="id_ID" w:bidi="id_ID"/>
+        </w:rPr>
+      </w:r>
+      <w:r>
+        <w:rPr>
+          <w:lang w:val="id_ID" w:bidi="id_ID"/>
+        </w:rPr>
+        <w:t>Hakim-Hakim 19:1–2</w:t>
+      </w:r>
     </w:p>
     <w:p>
       <w:pPr>
@@ -11422,68 +10690,44 @@
         <w:rPr>
           <w:lang w:val="id_ID" w:bidi="id_ID"/>
         </w:rPr>
-        <w:t>*</w:t>
-      </w:r>
-      <w:hyperlink r:id="rId117">
-        <w:r>
-          <w:rPr>
-            <w:lang w:val="id_ID" w:bidi="id_ID"/>
-          </w:rPr>
-          <w:rPr>
-            <w:color w:val="0000EE"/>
-            <w:u w:val="single"/>
-          </w:rPr>
-          <w:t>1 Tawarikh 5:23–24</w:t>
-        </w:r>
-      </w:hyperlink>
-    </w:p>
-    <w:p>
-      <w:pPr>
-        <w:pStyle w:val="ListBullet"/>
-        <w:spacing w:line="240" w:lineRule="auto"/>
-        <w:ind w:left="720"/>
-      </w:pPr>
-      <w:r>
-        <w:rPr>
-          <w:lang w:val="id_ID" w:bidi="id_ID"/>
-        </w:rPr>
-      </w:r>
-      <w:hyperlink r:id="rId118">
-        <w:r>
-          <w:rPr>
-            <w:lang w:val="id_ID" w:bidi="id_ID"/>
-          </w:rPr>
-          <w:rPr>
-            <w:color w:val="0000EE"/>
-            <w:u w:val="single"/>
-          </w:rPr>
-          <w:t>Yehezkiel 27:4–5</w:t>
-        </w:r>
-      </w:hyperlink>
-    </w:p>
-    <w:p>
-      <w:pPr>
-        <w:pStyle w:val="ListBullet"/>
-        <w:spacing w:line="240" w:lineRule="auto"/>
-        <w:ind w:left="720"/>
-      </w:pPr>
-      <w:r>
-        <w:rPr>
-          <w:lang w:val="id_ID" w:bidi="id_ID"/>
-        </w:rPr>
-      </w:r>
-      <w:hyperlink r:id="rId119">
-        <w:r>
-          <w:rPr>
-            <w:lang w:val="id_ID" w:bidi="id_ID"/>
-          </w:rPr>
-          <w:rPr>
-            <w:color w:val="0000EE"/>
-            <w:u w:val="single"/>
-          </w:rPr>
-          <w:t>Yosua 11:16–17</w:t>
-        </w:r>
-      </w:hyperlink>
+        <w:t>*1 Tawarikh 5:23–24</w:t>
+      </w:r>
+    </w:p>
+    <w:p>
+      <w:pPr>
+        <w:pStyle w:val="ListBullet"/>
+        <w:spacing w:line="240" w:lineRule="auto"/>
+        <w:ind w:left="720"/>
+      </w:pPr>
+      <w:r>
+        <w:rPr>
+          <w:lang w:val="id_ID" w:bidi="id_ID"/>
+        </w:rPr>
+      </w:r>
+      <w:r>
+        <w:rPr>
+          <w:lang w:val="id_ID" w:bidi="id_ID"/>
+        </w:rPr>
+        <w:t>Yehezkiel 27:4–5</w:t>
+      </w:r>
+    </w:p>
+    <w:p>
+      <w:pPr>
+        <w:pStyle w:val="ListBullet"/>
+        <w:spacing w:line="240" w:lineRule="auto"/>
+        <w:ind w:left="720"/>
+      </w:pPr>
+      <w:r>
+        <w:rPr>
+          <w:lang w:val="id_ID" w:bidi="id_ID"/>
+        </w:rPr>
+      </w:r>
+      <w:r>
+        <w:rPr>
+          <w:lang w:val="id_ID" w:bidi="id_ID"/>
+        </w:rPr>
+        <w:t>Yosua 11:16–17</w:t>
+      </w:r>
     </w:p>
     <w:p>
       <w:pPr>
@@ -11514,18 +10758,12 @@
           <w:lang w:val="id_ID" w:bidi="id_ID"/>
         </w:rPr>
       </w:r>
-      <w:hyperlink r:id="rId120">
-        <w:r>
-          <w:rPr>
-            <w:lang w:val="id_ID" w:bidi="id_ID"/>
-          </w:rPr>
-          <w:rPr>
-            <w:color w:val="0000EE"/>
-            <w:u w:val="single"/>
-          </w:rPr>
-          <w:t>Kidung Agung 4:8</w:t>
-        </w:r>
-      </w:hyperlink>
+      <w:r>
+        <w:rPr>
+          <w:lang w:val="id_ID" w:bidi="id_ID"/>
+        </w:rPr>
+        <w:t>Kidung Agung 4:8</w:t>
+      </w:r>
     </w:p>
     <w:p>
       <w:pPr>
@@ -11776,186 +11014,138 @@
           <w:lang w:val="id_ID" w:bidi="id_ID"/>
         </w:rPr>
       </w:r>
-      <w:hyperlink r:id="rId121">
-        <w:r>
-          <w:rPr>
-            <w:lang w:val="id_ID" w:bidi="id_ID"/>
-          </w:rPr>
-          <w:rPr>
-            <w:color w:val="0000EE"/>
-            <w:u w:val="single"/>
-          </w:rPr>
-          <w:t>Pengkhotbah 1:12–15</w:t>
-        </w:r>
-      </w:hyperlink>
-    </w:p>
-    <w:p>
-      <w:pPr>
-        <w:pStyle w:val="ListBullet"/>
-        <w:spacing w:line="240" w:lineRule="auto"/>
-        <w:ind w:left="720"/>
-      </w:pPr>
-      <w:r>
-        <w:rPr>
-          <w:lang w:val="id_ID" w:bidi="id_ID"/>
-        </w:rPr>
-      </w:r>
-      <w:hyperlink r:id="rId122">
-        <w:r>
-          <w:rPr>
-            <w:lang w:val="id_ID" w:bidi="id_ID"/>
-          </w:rPr>
-          <w:rPr>
-            <w:color w:val="0000EE"/>
-            <w:u w:val="single"/>
-          </w:rPr>
-          <w:t>Efesus 4:11–13</w:t>
-        </w:r>
-      </w:hyperlink>
-    </w:p>
-    <w:p>
-      <w:pPr>
-        <w:pStyle w:val="ListBullet"/>
-        <w:spacing w:line="240" w:lineRule="auto"/>
-        <w:ind w:left="720"/>
-      </w:pPr>
-      <w:r>
-        <w:rPr>
-          <w:lang w:val="id_ID" w:bidi="id_ID"/>
-        </w:rPr>
-      </w:r>
-      <w:hyperlink r:id="rId123">
-        <w:r>
-          <w:rPr>
-            <w:lang w:val="id_ID" w:bidi="id_ID"/>
-          </w:rPr>
-          <w:rPr>
-            <w:color w:val="0000EE"/>
-            <w:u w:val="single"/>
-          </w:rPr>
-          <w:t>Galatia 6:6–8</w:t>
-        </w:r>
-      </w:hyperlink>
-    </w:p>
-    <w:p>
-      <w:pPr>
-        <w:pStyle w:val="ListBullet"/>
-        <w:spacing w:line="240" w:lineRule="auto"/>
-        <w:ind w:left="720"/>
-      </w:pPr>
-      <w:r>
-        <w:rPr>
-          <w:lang w:val="id_ID" w:bidi="id_ID"/>
-        </w:rPr>
-      </w:r>
-      <w:hyperlink r:id="rId124">
-        <w:r>
-          <w:rPr>
-            <w:lang w:val="id_ID" w:bidi="id_ID"/>
-          </w:rPr>
-          <w:rPr>
-            <w:color w:val="0000EE"/>
-            <w:u w:val="single"/>
-          </w:rPr>
-          <w:t>Habakuk 2:18</w:t>
-        </w:r>
-      </w:hyperlink>
-    </w:p>
-    <w:p>
-      <w:pPr>
-        <w:pStyle w:val="ListBullet"/>
-        <w:spacing w:line="240" w:lineRule="auto"/>
-        <w:ind w:left="720"/>
-      </w:pPr>
-      <w:r>
-        <w:rPr>
-          <w:lang w:val="id_ID" w:bidi="id_ID"/>
-        </w:rPr>
-      </w:r>
-      <w:hyperlink r:id="rId125">
-        <w:r>
-          <w:rPr>
-            <w:lang w:val="id_ID" w:bidi="id_ID"/>
-          </w:rPr>
-          <w:rPr>
-            <w:color w:val="0000EE"/>
-            <w:u w:val="single"/>
-          </w:rPr>
-          <w:t>Yakobus 3:2</w:t>
-        </w:r>
-      </w:hyperlink>
-    </w:p>
-    <w:p>
-      <w:pPr>
-        <w:pStyle w:val="ListBullet"/>
-        <w:spacing w:line="240" w:lineRule="auto"/>
-        <w:ind w:left="720"/>
-      </w:pPr>
-      <w:r>
-        <w:rPr>
-          <w:lang w:val="id_ID" w:bidi="id_ID"/>
-        </w:rPr>
-      </w:r>
-      <w:hyperlink r:id="rId126">
-        <w:r>
-          <w:rPr>
-            <w:lang w:val="id_ID" w:bidi="id_ID"/>
-          </w:rPr>
-          <w:rPr>
-            <w:color w:val="0000EE"/>
-            <w:u w:val="single"/>
-          </w:rPr>
-          <w:t>Yohanes 1:37–39</w:t>
-        </w:r>
-      </w:hyperlink>
-    </w:p>
-    <w:p>
-      <w:pPr>
-        <w:pStyle w:val="ListBullet"/>
-        <w:spacing w:line="240" w:lineRule="auto"/>
-        <w:ind w:left="720"/>
-      </w:pPr>
-      <w:r>
-        <w:rPr>
-          <w:lang w:val="id_ID" w:bidi="id_ID"/>
-        </w:rPr>
-      </w:r>
-      <w:hyperlink r:id="rId127">
-        <w:r>
-          <w:rPr>
-            <w:lang w:val="id_ID" w:bidi="id_ID"/>
-          </w:rPr>
-          <w:rPr>
-            <w:color w:val="0000EE"/>
-            <w:u w:val="single"/>
-          </w:rPr>
-          <w:t>Lukas 6:40</w:t>
-        </w:r>
-      </w:hyperlink>
-    </w:p>
-    <w:p>
-      <w:pPr>
-        <w:pStyle w:val="ListBullet"/>
-        <w:spacing w:line="240" w:lineRule="auto"/>
-        <w:ind w:left="720"/>
-      </w:pPr>
-      <w:r>
-        <w:rPr>
-          <w:lang w:val="id_ID" w:bidi="id_ID"/>
-        </w:rPr>
-      </w:r>
-      <w:hyperlink r:id="rId128">
-        <w:r>
-          <w:rPr>
-            <w:lang w:val="id_ID" w:bidi="id_ID"/>
-          </w:rPr>
-          <w:rPr>
-            <w:color w:val="0000EE"/>
-            <w:u w:val="single"/>
-          </w:rPr>
-          <w:t>Matius 12:38–40</w:t>
-        </w:r>
-      </w:hyperlink>
+      <w:r>
+        <w:rPr>
+          <w:lang w:val="id_ID" w:bidi="id_ID"/>
+        </w:rPr>
+        <w:t>Pengkhotbah 1:12–15</w:t>
+      </w:r>
+    </w:p>
+    <w:p>
+      <w:pPr>
+        <w:pStyle w:val="ListBullet"/>
+        <w:spacing w:line="240" w:lineRule="auto"/>
+        <w:ind w:left="720"/>
+      </w:pPr>
+      <w:r>
+        <w:rPr>
+          <w:lang w:val="id_ID" w:bidi="id_ID"/>
+        </w:rPr>
+      </w:r>
+      <w:r>
+        <w:rPr>
+          <w:lang w:val="id_ID" w:bidi="id_ID"/>
+        </w:rPr>
+        <w:t>Efesus 4:11–13</w:t>
+      </w:r>
+    </w:p>
+    <w:p>
+      <w:pPr>
+        <w:pStyle w:val="ListBullet"/>
+        <w:spacing w:line="240" w:lineRule="auto"/>
+        <w:ind w:left="720"/>
+      </w:pPr>
+      <w:r>
+        <w:rPr>
+          <w:lang w:val="id_ID" w:bidi="id_ID"/>
+        </w:rPr>
+      </w:r>
+      <w:r>
+        <w:rPr>
+          <w:lang w:val="id_ID" w:bidi="id_ID"/>
+        </w:rPr>
+        <w:t>Galatia 6:6–8</w:t>
+      </w:r>
+    </w:p>
+    <w:p>
+      <w:pPr>
+        <w:pStyle w:val="ListBullet"/>
+        <w:spacing w:line="240" w:lineRule="auto"/>
+        <w:ind w:left="720"/>
+      </w:pPr>
+      <w:r>
+        <w:rPr>
+          <w:lang w:val="id_ID" w:bidi="id_ID"/>
+        </w:rPr>
+      </w:r>
+      <w:r>
+        <w:rPr>
+          <w:lang w:val="id_ID" w:bidi="id_ID"/>
+        </w:rPr>
+        <w:t>Habakuk 2:18</w:t>
+      </w:r>
+    </w:p>
+    <w:p>
+      <w:pPr>
+        <w:pStyle w:val="ListBullet"/>
+        <w:spacing w:line="240" w:lineRule="auto"/>
+        <w:ind w:left="720"/>
+      </w:pPr>
+      <w:r>
+        <w:rPr>
+          <w:lang w:val="id_ID" w:bidi="id_ID"/>
+        </w:rPr>
+      </w:r>
+      <w:r>
+        <w:rPr>
+          <w:lang w:val="id_ID" w:bidi="id_ID"/>
+        </w:rPr>
+        <w:t>Yakobus 3:2</w:t>
+      </w:r>
+    </w:p>
+    <w:p>
+      <w:pPr>
+        <w:pStyle w:val="ListBullet"/>
+        <w:spacing w:line="240" w:lineRule="auto"/>
+        <w:ind w:left="720"/>
+      </w:pPr>
+      <w:r>
+        <w:rPr>
+          <w:lang w:val="id_ID" w:bidi="id_ID"/>
+        </w:rPr>
+      </w:r>
+      <w:r>
+        <w:rPr>
+          <w:lang w:val="id_ID" w:bidi="id_ID"/>
+        </w:rPr>
+        <w:t>Yohanes 1:37–39</w:t>
+      </w:r>
+    </w:p>
+    <w:p>
+      <w:pPr>
+        <w:pStyle w:val="ListBullet"/>
+        <w:spacing w:line="240" w:lineRule="auto"/>
+        <w:ind w:left="720"/>
+      </w:pPr>
+      <w:r>
+        <w:rPr>
+          <w:lang w:val="id_ID" w:bidi="id_ID"/>
+        </w:rPr>
+      </w:r>
+      <w:r>
+        <w:rPr>
+          <w:lang w:val="id_ID" w:bidi="id_ID"/>
+        </w:rPr>
+        <w:t>Lukas 6:40</w:t>
+      </w:r>
+    </w:p>
+    <w:p>
+      <w:pPr>
+        <w:pStyle w:val="ListBullet"/>
+        <w:spacing w:line="240" w:lineRule="auto"/>
+        <w:ind w:left="720"/>
+      </w:pPr>
+      <w:r>
+        <w:rPr>
+          <w:lang w:val="id_ID" w:bidi="id_ID"/>
+        </w:rPr>
+      </w:r>
+      <w:r>
+        <w:rPr>
+          <w:lang w:val="id_ID" w:bidi="id_ID"/>
+        </w:rPr>
+        <w:t>Matius 12:38–40</w:t>
+      </w:r>
     </w:p>
     <w:p>
       <w:pPr>
@@ -12327,223 +11517,163 @@
           <w:lang w:val="id_ID" w:bidi="id_ID"/>
         </w:rPr>
       </w:r>
-      <w:hyperlink r:id="rId129">
-        <w:r>
-          <w:rPr>
-            <w:lang w:val="id_ID" w:bidi="id_ID"/>
-          </w:rPr>
-          <w:rPr>
-            <w:color w:val="0000EE"/>
-            <w:u w:val="single"/>
-          </w:rPr>
-          <w:t>Kisah Para Rasul 13:16–18</w:t>
-        </w:r>
-      </w:hyperlink>
-    </w:p>
-    <w:p>
-      <w:pPr>
-        <w:pStyle w:val="ListBullet"/>
-        <w:spacing w:line="240" w:lineRule="auto"/>
-        <w:ind w:left="720"/>
-      </w:pPr>
-      <w:r>
-        <w:rPr>
-          <w:lang w:val="id_ID" w:bidi="id_ID"/>
-        </w:rPr>
-      </w:r>
-      <w:hyperlink r:id="rId130">
-        <w:r>
-          <w:rPr>
-            <w:lang w:val="id_ID" w:bidi="id_ID"/>
-          </w:rPr>
-          <w:rPr>
-            <w:color w:val="0000EE"/>
-            <w:u w:val="single"/>
-          </w:rPr>
-          <w:t>Kisah Para Rasul 21:38</w:t>
-        </w:r>
-      </w:hyperlink>
-    </w:p>
-    <w:p>
-      <w:pPr>
-        <w:pStyle w:val="ListBullet"/>
-        <w:spacing w:line="240" w:lineRule="auto"/>
-        <w:ind w:left="720"/>
-      </w:pPr>
-      <w:r>
-        <w:rPr>
-          <w:lang w:val="id_ID" w:bidi="id_ID"/>
-        </w:rPr>
-      </w:r>
-      <w:hyperlink r:id="rId131">
-        <w:r>
-          <w:rPr>
-            <w:lang w:val="id_ID" w:bidi="id_ID"/>
-          </w:rPr>
-          <w:rPr>
-            <w:color w:val="0000EE"/>
-            <w:u w:val="single"/>
-          </w:rPr>
-          <w:t>Keluaran 4:27–28</w:t>
-        </w:r>
-      </w:hyperlink>
-    </w:p>
-    <w:p>
-      <w:pPr>
-        <w:pStyle w:val="ListBullet"/>
-        <w:spacing w:line="240" w:lineRule="auto"/>
-        <w:ind w:left="720"/>
-      </w:pPr>
-      <w:r>
-        <w:rPr>
-          <w:lang w:val="id_ID" w:bidi="id_ID"/>
-        </w:rPr>
-      </w:r>
-      <w:hyperlink r:id="rId132">
-        <w:r>
-          <w:rPr>
-            <w:lang w:val="id_ID" w:bidi="id_ID"/>
-          </w:rPr>
-          <w:rPr>
-            <w:color w:val="0000EE"/>
-            <w:u w:val="single"/>
-          </w:rPr>
-          <w:t>Kejadian 37:21–22</w:t>
-        </w:r>
-      </w:hyperlink>
-    </w:p>
-    <w:p>
-      <w:pPr>
-        <w:pStyle w:val="ListBullet"/>
-        <w:spacing w:line="240" w:lineRule="auto"/>
-        <w:ind w:left="720"/>
-      </w:pPr>
-      <w:r>
-        <w:rPr>
-          <w:lang w:val="id_ID" w:bidi="id_ID"/>
-        </w:rPr>
-      </w:r>
-      <w:hyperlink r:id="rId133">
-        <w:r>
-          <w:rPr>
-            <w:lang w:val="id_ID" w:bidi="id_ID"/>
-          </w:rPr>
-          <w:rPr>
-            <w:color w:val="0000EE"/>
-            <w:u w:val="single"/>
-          </w:rPr>
-          <w:t>Yohanes 3:14</w:t>
-        </w:r>
-      </w:hyperlink>
-    </w:p>
-    <w:p>
-      <w:pPr>
-        <w:pStyle w:val="ListBullet"/>
-        <w:spacing w:line="240" w:lineRule="auto"/>
-        <w:ind w:left="720"/>
-      </w:pPr>
-      <w:r>
-        <w:rPr>
-          <w:lang w:val="id_ID" w:bidi="id_ID"/>
-        </w:rPr>
-      </w:r>
-      <w:hyperlink r:id="rId134">
-        <w:r>
-          <w:rPr>
-            <w:lang w:val="id_ID" w:bidi="id_ID"/>
-          </w:rPr>
-          <w:rPr>
-            <w:color w:val="0000EE"/>
-            <w:u w:val="single"/>
-          </w:rPr>
-          <w:t>Lukas 1:80</w:t>
-        </w:r>
-      </w:hyperlink>
-    </w:p>
-    <w:p>
-      <w:pPr>
-        <w:pStyle w:val="ListBullet"/>
-        <w:spacing w:line="240" w:lineRule="auto"/>
-        <w:ind w:left="720"/>
-      </w:pPr>
-      <w:r>
-        <w:rPr>
-          <w:lang w:val="id_ID" w:bidi="id_ID"/>
-        </w:rPr>
-      </w:r>
-      <w:hyperlink r:id="rId135">
-        <w:r>
-          <w:rPr>
-            <w:lang w:val="id_ID" w:bidi="id_ID"/>
-          </w:rPr>
-          <w:rPr>
-            <w:color w:val="0000EE"/>
-            <w:u w:val="single"/>
-          </w:rPr>
-          <w:t>Lukas 9:12–14</w:t>
-        </w:r>
-      </w:hyperlink>
-    </w:p>
-    <w:p>
-      <w:pPr>
-        <w:pStyle w:val="ListBullet"/>
-        <w:spacing w:line="240" w:lineRule="auto"/>
-        <w:ind w:left="720"/>
-      </w:pPr>
-      <w:r>
-        <w:rPr>
-          <w:lang w:val="id_ID" w:bidi="id_ID"/>
-        </w:rPr>
+      <w:r>
+        <w:rPr>
+          <w:lang w:val="id_ID" w:bidi="id_ID"/>
+        </w:rPr>
+        <w:t>Kisah Para Rasul 13:16–18</w:t>
+      </w:r>
+    </w:p>
+    <w:p>
+      <w:pPr>
+        <w:pStyle w:val="ListBullet"/>
+        <w:spacing w:line="240" w:lineRule="auto"/>
+        <w:ind w:left="720"/>
+      </w:pPr>
+      <w:r>
+        <w:rPr>
+          <w:lang w:val="id_ID" w:bidi="id_ID"/>
+        </w:rPr>
+      </w:r>
+      <w:r>
+        <w:rPr>
+          <w:lang w:val="id_ID" w:bidi="id_ID"/>
+        </w:rPr>
+        <w:t>Kisah Para Rasul 21:38</w:t>
+      </w:r>
+    </w:p>
+    <w:p>
+      <w:pPr>
+        <w:pStyle w:val="ListBullet"/>
+        <w:spacing w:line="240" w:lineRule="auto"/>
+        <w:ind w:left="720"/>
+      </w:pPr>
+      <w:r>
+        <w:rPr>
+          <w:lang w:val="id_ID" w:bidi="id_ID"/>
+        </w:rPr>
+      </w:r>
+      <w:r>
+        <w:rPr>
+          <w:lang w:val="id_ID" w:bidi="id_ID"/>
+        </w:rPr>
+        <w:t>Keluaran 4:27–28</w:t>
+      </w:r>
+    </w:p>
+    <w:p>
+      <w:pPr>
+        <w:pStyle w:val="ListBullet"/>
+        <w:spacing w:line="240" w:lineRule="auto"/>
+        <w:ind w:left="720"/>
+      </w:pPr>
+      <w:r>
+        <w:rPr>
+          <w:lang w:val="id_ID" w:bidi="id_ID"/>
+        </w:rPr>
+      </w:r>
+      <w:r>
+        <w:rPr>
+          <w:lang w:val="id_ID" w:bidi="id_ID"/>
+        </w:rPr>
+        <w:t>Kejadian 37:21–22</w:t>
+      </w:r>
+    </w:p>
+    <w:p>
+      <w:pPr>
+        <w:pStyle w:val="ListBullet"/>
+        <w:spacing w:line="240" w:lineRule="auto"/>
+        <w:ind w:left="720"/>
+      </w:pPr>
+      <w:r>
+        <w:rPr>
+          <w:lang w:val="id_ID" w:bidi="id_ID"/>
+        </w:rPr>
+      </w:r>
+      <w:r>
+        <w:rPr>
+          <w:lang w:val="id_ID" w:bidi="id_ID"/>
+        </w:rPr>
+        <w:t>Yohanes 3:14</w:t>
+      </w:r>
+    </w:p>
+    <w:p>
+      <w:pPr>
+        <w:pStyle w:val="ListBullet"/>
+        <w:spacing w:line="240" w:lineRule="auto"/>
+        <w:ind w:left="720"/>
+      </w:pPr>
+      <w:r>
+        <w:rPr>
+          <w:lang w:val="id_ID" w:bidi="id_ID"/>
+        </w:rPr>
+      </w:r>
+      <w:r>
+        <w:rPr>
+          <w:lang w:val="id_ID" w:bidi="id_ID"/>
+        </w:rPr>
+        <w:t>Lukas 1:80</w:t>
+      </w:r>
+    </w:p>
+    <w:p>
+      <w:pPr>
+        <w:pStyle w:val="ListBullet"/>
+        <w:spacing w:line="240" w:lineRule="auto"/>
+        <w:ind w:left="720"/>
+      </w:pPr>
+      <w:r>
+        <w:rPr>
+          <w:lang w:val="id_ID" w:bidi="id_ID"/>
+        </w:rPr>
+      </w:r>
+      <w:r>
+        <w:rPr>
+          <w:lang w:val="id_ID" w:bidi="id_ID"/>
+        </w:rPr>
+        <w:t>Lukas 9:12–14</w:t>
+      </w:r>
+    </w:p>
+    <w:p>
+      <w:pPr>
+        <w:pStyle w:val="ListBullet"/>
+        <w:spacing w:line="240" w:lineRule="auto"/>
+        <w:ind w:left="720"/>
+      </w:pPr>
+      <w:r>
+        <w:rPr>
+          <w:lang w:val="id_ID" w:bidi="id_ID"/>
+        </w:rPr>
+      </w:r>
+      <w:r>
+        <w:rPr>
+          <w:lang w:val="id_ID" w:bidi="id_ID"/>
+        </w:rPr>
+        <w:t>Markus 1:3</w:t>
         <w:br/>
       </w:r>
-      <w:hyperlink r:id="rId136">
-        <w:r>
-          <w:rPr>
-            <w:lang w:val="id_ID" w:bidi="id_ID"/>
-          </w:rPr>
-          <w:rPr>
-            <w:color w:val="0000EE"/>
-            <w:u w:val="single"/>
-          </w:rPr>
-          <w:t>Markus 1:3</w:t>
-        </w:r>
-      </w:hyperlink>
-      <w:hyperlink r:id="rId137">
-        <w:r>
-          <w:rPr>
-            <w:lang w:val="id_ID" w:bidi="id_ID"/>
-          </w:rPr>
-          <w:rPr>
-            <w:color w:val="0000EE"/>
-            <w:u w:val="single"/>
-          </w:rPr>
-          <w:t>Matius 4:1</w:t>
-        </w:r>
-      </w:hyperlink>
-    </w:p>
-    <w:p>
-      <w:pPr>
-        <w:pStyle w:val="ListBullet"/>
-        <w:spacing w:line="240" w:lineRule="auto"/>
-        <w:ind w:left="720"/>
-      </w:pPr>
-      <w:r>
-        <w:rPr>
-          <w:lang w:val="id_ID" w:bidi="id_ID"/>
-        </w:rPr>
-      </w:r>
-      <w:hyperlink r:id="rId138">
-        <w:r>
-          <w:rPr>
-            <w:lang w:val="id_ID" w:bidi="id_ID"/>
-          </w:rPr>
-          <w:rPr>
-            <w:color w:val="0000EE"/>
-            <w:u w:val="single"/>
-          </w:rPr>
-          <w:t>Matius 11:8</w:t>
-        </w:r>
-      </w:hyperlink>
+      <w:r>
+        <w:rPr>
+          <w:lang w:val="id_ID" w:bidi="id_ID"/>
+        </w:rPr>
+        <w:t>Matius 4:1</w:t>
+      </w:r>
+    </w:p>
+    <w:p>
+      <w:pPr>
+        <w:pStyle w:val="ListBullet"/>
+        <w:spacing w:line="240" w:lineRule="auto"/>
+        <w:ind w:left="720"/>
+      </w:pPr>
+      <w:r>
+        <w:rPr>
+          <w:lang w:val="id_ID" w:bidi="id_ID"/>
+        </w:rPr>
+      </w:r>
+      <w:r>
+        <w:rPr>
+          <w:lang w:val="id_ID" w:bidi="id_ID"/>
+        </w:rPr>
+        <w:t>Matius 11:8</w:t>
+      </w:r>
     </w:p>
     <w:p>
       <w:pPr>
